--- a/Documents/GTernal_Users_Guide.docx
+++ b/Documents/GTernal_Users_Guide.docx
@@ -1,6 +1,6 @@
 
 <file path=word/document.xml><?xml version="1.0" encoding="utf-8"?>
-<w:document xmlns:wpc="http://schemas.microsoft.com/office/word/2010/wordprocessingCanvas" xmlns:cx="http://schemas.microsoft.com/office/drawing/2014/chartex" xmlns:cx1="http://schemas.microsoft.com/office/drawing/2015/9/8/chartex" xmlns:cx2="http://schemas.microsoft.com/office/drawing/2015/10/21/chartex" xmlns:cx3="http://schemas.microsoft.com/office/drawing/2016/5/9/chartex" xmlns:cx4="http://schemas.microsoft.com/office/drawing/2016/5/10/chartex" xmlns:cx5="http://schemas.microsoft.com/office/drawing/2016/5/11/chartex" xmlns:cx6="http://schemas.microsoft.com/office/drawing/2016/5/12/chartex" xmlns:cx7="http://schemas.microsoft.com/office/drawing/2016/5/13/chartex" xmlns:cx8="http://schemas.microsoft.com/office/drawing/2016/5/14/chartex" xmlns:mc="http://schemas.openxmlformats.org/markup-compatibility/2006" xmlns:aink="http://schemas.microsoft.com/office/drawing/2016/ink" xmlns:am3d="http://schemas.microsoft.com/office/drawing/2017/model3d" xmlns:o="urn:schemas-microsoft-com:office:office" xmlns:oel="http://schemas.microsoft.com/office/2019/extlst" xmlns:r="http://schemas.openxmlformats.org/officeDocument/2006/relationships" xmlns:m="http://schemas.openxmlformats.org/officeDocument/2006/math" xmlns:v="urn:schemas-microsoft-com:vml" xmlns:wp14="http://schemas.microsoft.com/office/word/2010/wordprocessingDrawing" xmlns:wp="http://schemas.openxmlformats.org/drawingml/2006/wordprocessingDrawing" xmlns:w10="urn:schemas-microsoft-com:office:word" xmlns:w="http://schemas.openxmlformats.org/wordprocessingml/2006/main" xmlns:w14="http://schemas.microsoft.com/office/word/2010/wordml" xmlns:w15="http://schemas.microsoft.com/office/word/2012/wordml" xmlns:w16cex="http://schemas.microsoft.com/office/word/2018/wordml/cex" xmlns:w16cid="http://schemas.microsoft.com/office/word/2016/wordml/cid" xmlns:w16="http://schemas.microsoft.com/office/word/2018/wordml" xmlns:w16sdtdh="http://schemas.microsoft.com/office/word/2020/wordml/sdtdatahash" xmlns:w16se="http://schemas.microsoft.com/office/word/2015/wordml/symex" xmlns:wpg="http://schemas.microsoft.com/office/word/2010/wordprocessingGroup" xmlns:wpi="http://schemas.microsoft.com/office/word/2010/wordprocessingInk" xmlns:wne="http://schemas.microsoft.com/office/word/2006/wordml" xmlns:wps="http://schemas.microsoft.com/office/word/2010/wordprocessingShape" mc:Ignorable="w14 w15 w16se w16cid w16 w16cex w16sdtdh wp14">
+<w:document xmlns:wpc="http://schemas.microsoft.com/office/word/2010/wordprocessingCanvas" xmlns:cx="http://schemas.microsoft.com/office/drawing/2014/chartex" xmlns:cx1="http://schemas.microsoft.com/office/drawing/2015/9/8/chartex" xmlns:cx2="http://schemas.microsoft.com/office/drawing/2015/10/21/chartex" xmlns:cx3="http://schemas.microsoft.com/office/drawing/2016/5/9/chartex" xmlns:cx4="http://schemas.microsoft.com/office/drawing/2016/5/10/chartex" xmlns:cx5="http://schemas.microsoft.com/office/drawing/2016/5/11/chartex" xmlns:cx6="http://schemas.microsoft.com/office/drawing/2016/5/12/chartex" xmlns:cx7="http://schemas.microsoft.com/office/drawing/2016/5/13/chartex" xmlns:cx8="http://schemas.microsoft.com/office/drawing/2016/5/14/chartex" xmlns:mc="http://schemas.openxmlformats.org/markup-compatibility/2006" xmlns:aink="http://schemas.microsoft.com/office/drawing/2016/ink" xmlns:am3d="http://schemas.microsoft.com/office/drawing/2017/model3d" xmlns:o="urn:schemas-microsoft-com:office:office" xmlns:oel="http://schemas.microsoft.com/office/2019/extlst" xmlns:r="http://schemas.openxmlformats.org/officeDocument/2006/relationships" xmlns:m="http://schemas.openxmlformats.org/officeDocument/2006/math" xmlns:v="urn:schemas-microsoft-com:vml" xmlns:wp14="http://schemas.microsoft.com/office/word/2010/wordprocessingDrawing" xmlns:wp="http://schemas.openxmlformats.org/drawingml/2006/wordprocessingDrawing" xmlns:w10="urn:schemas-microsoft-com:office:word" xmlns:w="http://schemas.openxmlformats.org/wordprocessingml/2006/main" xmlns:w14="http://schemas.microsoft.com/office/word/2010/wordml" xmlns:w15="http://schemas.microsoft.com/office/word/2012/wordml" xmlns:w16cex="http://schemas.microsoft.com/office/word/2018/wordml/cex" xmlns:w16cid="http://schemas.microsoft.com/office/word/2016/wordml/cid" xmlns:w16="http://schemas.microsoft.com/office/word/2018/wordml" xmlns:w16du="http://schemas.microsoft.com/office/word/2023/wordml/word16du" xmlns:w16sdtdh="http://schemas.microsoft.com/office/word/2020/wordml/sdtdatahash" xmlns:w16se="http://schemas.microsoft.com/office/word/2015/wordml/symex" xmlns:wpg="http://schemas.microsoft.com/office/word/2010/wordprocessingGroup" xmlns:wpi="http://schemas.microsoft.com/office/word/2010/wordprocessingInk" xmlns:wne="http://schemas.microsoft.com/office/word/2006/wordml" xmlns:wps="http://schemas.microsoft.com/office/word/2010/wordprocessingShape" mc:Ignorable="w14 w15 w16se w16cid w16 w16cex w16sdtdh w16du wp14">
   <w:body>
     <w:p>
       <w:pPr>
@@ -172,21 +172,41 @@
         <w:rPr>
           <w:rFonts w:ascii="Cambria" w:hAnsi="Cambria" w:cs="Arial"/>
         </w:rPr>
+        <w:t>,</w:t>
+      </w:r>
+    </w:p>
+    <w:p>
+      <w:pPr>
+        <w:jc w:val="center"/>
+        <w:rPr>
+          <w:rFonts w:ascii="Cambria" w:hAnsi="Cambria" w:cs="Arial"/>
+        </w:rPr>
+      </w:pPr>
+      <w:proofErr w:type="spellStart"/>
+      <w:r>
+        <w:rPr>
+          <w:rFonts w:ascii="Cambria" w:hAnsi="Cambria" w:cs="Arial"/>
+        </w:rPr>
+        <w:t>Soobum</w:t>
+      </w:r>
+      <w:proofErr w:type="spellEnd"/>
+      <w:r>
+        <w:rPr>
+          <w:rFonts w:ascii="Cambria" w:hAnsi="Cambria" w:cs="Arial"/>
+        </w:rPr>
+        <w:t xml:space="preserve"> Kim</w:t>
+      </w:r>
+      <w:r>
+        <w:rPr>
+          <w:rFonts w:ascii="Cambria" w:hAnsi="Cambria" w:cs="Arial"/>
+        </w:rPr>
         <w:t xml:space="preserve">, </w:t>
       </w:r>
-      <w:proofErr w:type="spellStart"/>
-      <w:r>
-        <w:rPr>
-          <w:rFonts w:ascii="Cambria" w:hAnsi="Cambria" w:cs="Arial"/>
-        </w:rPr>
-        <w:t>Soobum</w:t>
-      </w:r>
-      <w:proofErr w:type="spellEnd"/>
-      <w:r>
-        <w:rPr>
-          <w:rFonts w:ascii="Cambria" w:hAnsi="Cambria" w:cs="Arial"/>
-        </w:rPr>
-        <w:t xml:space="preserve"> Kim</w:t>
+      <w:r>
+        <w:rPr>
+          <w:rFonts w:ascii="Cambria" w:hAnsi="Cambria" w:cs="Arial"/>
+        </w:rPr>
+        <w:t>Sean Wilson, Samuel Coogan</w:t>
       </w:r>
     </w:p>
     <w:p>
@@ -196,12 +216,6 @@
           <w:rFonts w:ascii="Cambria" w:hAnsi="Cambria" w:cs="Arial"/>
         </w:rPr>
       </w:pPr>
-      <w:r>
-        <w:rPr>
-          <w:rFonts w:ascii="Cambria" w:hAnsi="Cambria" w:cs="Arial"/>
-        </w:rPr>
-        <w:t>Dr. Sean Wilson, Dr. Samuel Coogan</w:t>
-      </w:r>
     </w:p>
     <w:p>
       <w:pPr>
@@ -210,19 +224,11 @@
           <w:rFonts w:ascii="Cambria" w:hAnsi="Cambria" w:cs="Arial"/>
         </w:rPr>
       </w:pPr>
-    </w:p>
-    <w:p>
-      <w:pPr>
-        <w:jc w:val="center"/>
-        <w:rPr>
-          <w:rFonts w:ascii="Cambria" w:hAnsi="Cambria" w:cs="Arial"/>
-        </w:rPr>
-      </w:pPr>
-      <w:r>
-        <w:rPr>
-          <w:rFonts w:ascii="Cambria" w:hAnsi="Cambria" w:cs="Arial"/>
-        </w:rPr>
-        <w:t>April</w:t>
+      <w:r>
+        <w:rPr>
+          <w:rFonts w:ascii="Cambria" w:hAnsi="Cambria" w:cs="Arial"/>
+        </w:rPr>
+        <w:t>October</w:t>
       </w:r>
       <w:r>
         <w:rPr>
@@ -5858,7 +5864,19 @@
         <w:rPr>
           <w:rFonts w:ascii="Cambria" w:hAnsi="Cambria" w:cs="Arial"/>
         </w:rPr>
-        <w:t>2x 100:1 Motors</w:t>
+        <w:t>1x 3.7V Li</w:t>
+      </w:r>
+      <w:r>
+        <w:rPr>
+          <w:rFonts w:ascii="Cambria" w:hAnsi="Cambria" w:cs="Arial"/>
+        </w:rPr>
+        <w:t>P</w:t>
+      </w:r>
+      <w:r>
+        <w:rPr>
+          <w:rFonts w:ascii="Cambria" w:hAnsi="Cambria" w:cs="Arial"/>
+        </w:rPr>
+        <w:t>o Battery</w:t>
       </w:r>
     </w:p>
     <w:p>
@@ -5876,19 +5894,7 @@
         <w:rPr>
           <w:rFonts w:ascii="Cambria" w:hAnsi="Cambria" w:cs="Arial"/>
         </w:rPr>
-        <w:t>1x 3.7V Li</w:t>
-      </w:r>
-      <w:r>
-        <w:rPr>
-          <w:rFonts w:ascii="Cambria" w:hAnsi="Cambria" w:cs="Arial"/>
-        </w:rPr>
-        <w:t>P</w:t>
-      </w:r>
-      <w:r>
-        <w:rPr>
-          <w:rFonts w:ascii="Cambria" w:hAnsi="Cambria" w:cs="Arial"/>
-        </w:rPr>
-        <w:t>o Battery</w:t>
+        <w:t>1x Teensy 4.0 board with pins soldered</w:t>
       </w:r>
     </w:p>
     <w:p>
@@ -5906,16 +5912,8 @@
         <w:rPr>
           <w:rFonts w:ascii="Cambria" w:hAnsi="Cambria" w:cs="Arial"/>
         </w:rPr>
-        <w:t xml:space="preserve">1x Teensy 4.0 board with pins </w:t>
-      </w:r>
-      <w:proofErr w:type="gramStart"/>
-      <w:r>
-        <w:rPr>
-          <w:rFonts w:ascii="Cambria" w:hAnsi="Cambria" w:cs="Arial"/>
-        </w:rPr>
-        <w:t>soldered</w:t>
-      </w:r>
-      <w:proofErr w:type="gramEnd"/>
+        <w:t>1x Raspberry Pi (3B, 3B+, 4)</w:t>
+      </w:r>
     </w:p>
     <w:p>
       <w:pPr>
@@ -5932,7 +5930,13 @@
         <w:rPr>
           <w:rFonts w:ascii="Cambria" w:hAnsi="Cambria" w:cs="Arial"/>
         </w:rPr>
-        <w:t>1x Pack of two wheels</w:t>
+        <w:t xml:space="preserve">1x JST SH Jumper </w:t>
+      </w:r>
+      <w:r>
+        <w:rPr>
+          <w:rFonts w:ascii="Cambria" w:hAnsi="Cambria" w:cs="Arial"/>
+        </w:rPr>
+        <w:t>Wire</w:t>
       </w:r>
     </w:p>
     <w:p>
@@ -5950,7 +5954,33 @@
         <w:rPr>
           <w:rFonts w:ascii="Cambria" w:hAnsi="Cambria" w:cs="Arial"/>
         </w:rPr>
-        <w:t>1x Raspberry Pi (3B, 3B+, 4)</w:t>
+        <w:t xml:space="preserve">7x </w:t>
+      </w:r>
+      <w:r>
+        <w:rPr>
+          <w:rFonts w:ascii="Cambria" w:hAnsi="Cambria" w:cs="Arial"/>
+        </w:rPr>
+        <w:t>Time of Flight (</w:t>
+      </w:r>
+      <w:proofErr w:type="spellStart"/>
+      <w:r>
+        <w:rPr>
+          <w:rFonts w:ascii="Cambria" w:hAnsi="Cambria" w:cs="Arial"/>
+        </w:rPr>
+        <w:t>ToF</w:t>
+      </w:r>
+      <w:proofErr w:type="spellEnd"/>
+      <w:r>
+        <w:rPr>
+          <w:rFonts w:ascii="Cambria" w:hAnsi="Cambria" w:cs="Arial"/>
+        </w:rPr>
+        <w:t>)</w:t>
+      </w:r>
+      <w:r>
+        <w:rPr>
+          <w:rFonts w:ascii="Cambria" w:hAnsi="Cambria" w:cs="Arial"/>
+        </w:rPr>
+        <w:t xml:space="preserve"> distance sensors</w:t>
       </w:r>
     </w:p>
     <w:p>
@@ -5968,13 +5998,27 @@
         <w:rPr>
           <w:rFonts w:ascii="Cambria" w:hAnsi="Cambria" w:cs="Arial"/>
         </w:rPr>
-        <w:t xml:space="preserve">1x JST SH Jumper </w:t>
-      </w:r>
-      <w:r>
-        <w:rPr>
-          <w:rFonts w:ascii="Cambria" w:hAnsi="Cambria" w:cs="Arial"/>
-        </w:rPr>
-        <w:t>Wire</w:t>
+        <w:t xml:space="preserve">7x 50mm or shorter </w:t>
+      </w:r>
+      <w:proofErr w:type="spellStart"/>
+      <w:r>
+        <w:rPr>
+          <w:rFonts w:ascii="Cambria" w:hAnsi="Cambria" w:cs="Arial"/>
+        </w:rPr>
+        <w:t>Qwiic</w:t>
+      </w:r>
+      <w:proofErr w:type="spellEnd"/>
+      <w:r>
+        <w:rPr>
+          <w:rFonts w:ascii="Cambria" w:hAnsi="Cambria" w:cs="Arial"/>
+        </w:rPr>
+        <w:t xml:space="preserve"> connector </w:t>
+      </w:r>
+      <w:r>
+        <w:rPr>
+          <w:rFonts w:ascii="Cambria" w:hAnsi="Cambria" w:cs="Arial"/>
+        </w:rPr>
+        <w:t>cables</w:t>
       </w:r>
     </w:p>
     <w:p>
@@ -5992,33 +6036,7 @@
         <w:rPr>
           <w:rFonts w:ascii="Cambria" w:hAnsi="Cambria" w:cs="Arial"/>
         </w:rPr>
-        <w:t xml:space="preserve">7x </w:t>
-      </w:r>
-      <w:r>
-        <w:rPr>
-          <w:rFonts w:ascii="Cambria" w:hAnsi="Cambria" w:cs="Arial"/>
-        </w:rPr>
-        <w:t>Time of Flight (</w:t>
-      </w:r>
-      <w:proofErr w:type="spellStart"/>
-      <w:r>
-        <w:rPr>
-          <w:rFonts w:ascii="Cambria" w:hAnsi="Cambria" w:cs="Arial"/>
-        </w:rPr>
-        <w:t>ToF</w:t>
-      </w:r>
-      <w:proofErr w:type="spellEnd"/>
-      <w:r>
-        <w:rPr>
-          <w:rFonts w:ascii="Cambria" w:hAnsi="Cambria" w:cs="Arial"/>
-        </w:rPr>
-        <w:t>)</w:t>
-      </w:r>
-      <w:r>
-        <w:rPr>
-          <w:rFonts w:ascii="Cambria" w:hAnsi="Cambria" w:cs="Arial"/>
-        </w:rPr>
-        <w:t xml:space="preserve"> distance sensors</w:t>
+        <w:t>1x Front Caster Pack</w:t>
       </w:r>
     </w:p>
     <w:p>
@@ -6036,27 +6054,7 @@
         <w:rPr>
           <w:rFonts w:ascii="Cambria" w:hAnsi="Cambria" w:cs="Arial"/>
         </w:rPr>
-        <w:t xml:space="preserve">7x 50mm or shorter </w:t>
-      </w:r>
-      <w:proofErr w:type="spellStart"/>
-      <w:r>
-        <w:rPr>
-          <w:rFonts w:ascii="Cambria" w:hAnsi="Cambria" w:cs="Arial"/>
-        </w:rPr>
-        <w:t>Qwiic</w:t>
-      </w:r>
-      <w:proofErr w:type="spellEnd"/>
-      <w:r>
-        <w:rPr>
-          <w:rFonts w:ascii="Cambria" w:hAnsi="Cambria" w:cs="Arial"/>
-        </w:rPr>
-        <w:t xml:space="preserve"> connector </w:t>
-      </w:r>
-      <w:r>
-        <w:rPr>
-          <w:rFonts w:ascii="Cambria" w:hAnsi="Cambria" w:cs="Arial"/>
-        </w:rPr>
-        <w:t>cables</w:t>
+        <w:t>3x Small Caster Springs</w:t>
       </w:r>
     </w:p>
     <w:p>
@@ -6074,7 +6072,7 @@
         <w:rPr>
           <w:rFonts w:ascii="Cambria" w:hAnsi="Cambria" w:cs="Arial"/>
         </w:rPr>
-        <w:t>1x Front Caster Pack</w:t>
+        <w:t>3x M3x20mm Screws</w:t>
       </w:r>
     </w:p>
     <w:p>
@@ -6092,7 +6090,7 @@
         <w:rPr>
           <w:rFonts w:ascii="Cambria" w:hAnsi="Cambria" w:cs="Arial"/>
         </w:rPr>
-        <w:t>3x Small Caster Springs</w:t>
+        <w:t>3x M3 Locknuts</w:t>
       </w:r>
     </w:p>
     <w:p>
@@ -6110,7 +6108,43 @@
         <w:rPr>
           <w:rFonts w:ascii="Cambria" w:hAnsi="Cambria" w:cs="Arial"/>
         </w:rPr>
-        <w:t>3x M3 Locknuts</w:t>
+        <w:t>2x 100:1 Motors</w:t>
+      </w:r>
+    </w:p>
+    <w:p>
+      <w:pPr>
+        <w:pStyle w:val="ListParagraph"/>
+        <w:numPr>
+          <w:ilvl w:val="0"/>
+          <w:numId w:val="1"/>
+        </w:numPr>
+        <w:rPr>
+          <w:rFonts w:ascii="Cambria" w:hAnsi="Cambria" w:cs="Arial"/>
+        </w:rPr>
+      </w:pPr>
+      <w:r>
+        <w:rPr>
+          <w:rFonts w:ascii="Cambria" w:hAnsi="Cambria" w:cs="Arial"/>
+        </w:rPr>
+        <w:t>1x Pack of two motor mounts</w:t>
+      </w:r>
+    </w:p>
+    <w:p>
+      <w:pPr>
+        <w:pStyle w:val="ListParagraph"/>
+        <w:numPr>
+          <w:ilvl w:val="0"/>
+          <w:numId w:val="1"/>
+        </w:numPr>
+        <w:rPr>
+          <w:rFonts w:ascii="Cambria" w:hAnsi="Cambria" w:cs="Arial"/>
+        </w:rPr>
+      </w:pPr>
+      <w:r>
+        <w:rPr>
+          <w:rFonts w:ascii="Cambria" w:hAnsi="Cambria" w:cs="Arial"/>
+        </w:rPr>
+        <w:t>1x Pack of two wheels</w:t>
       </w:r>
     </w:p>
     <w:p>
@@ -7032,7 +7066,7 @@
               </wp:inline>
             </w:drawing>
           </mc:Choice>
-          <mc:Fallback xmlns:a="http://schemas.openxmlformats.org/drawingml/2006/main" xmlns:pic="http://schemas.openxmlformats.org/drawingml/2006/picture" xmlns:a14="http://schemas.microsoft.com/office/drawing/2010/main" xmlns:a16="http://schemas.microsoft.com/office/drawing/2014/main">
+          <mc:Fallback xmlns:a16="http://schemas.microsoft.com/office/drawing/2014/main" xmlns:a14="http://schemas.microsoft.com/office/drawing/2010/main" xmlns:pic="http://schemas.openxmlformats.org/drawingml/2006/picture" xmlns:a="http://schemas.openxmlformats.org/drawingml/2006/main">
             <w:pict w14:anchorId="106345E4">
               <v:group id="Group 6" style="width:187.5pt;height:180pt;mso-position-horizontal-relative:char;mso-position-vertical-relative:line" alt="A red outline of a machine" coordsize="23812,22860" o:spid="_x0000_s1026" w14:anchorId="4412AB56" o:gfxdata="UEsDBBQABgAIAAAAIQCxgme2CgEAABMCAAATAAAAW0NvbnRlbnRfVHlwZXNdLnhtbJSRwU7DMAyG&#10;70i8Q5QralN2QAit3YGOIyA0HiBK3DaicaI4lO3tSbpNgokh7Rjb3+8vyXK1tSObIJBxWPPbsuIM&#10;UDltsK/5++apuOeMokQtR4dQ8x0QXzXXV8vNzgOxRCPVfIjRPwhBagArqXQeMHU6F6yM6Rh64aX6&#10;kD2IRVXdCeUwAsYi5gzeLFvo5OcY2XqbynsTjz1nj/u5vKrmxmY+18WfRICRThDp/WiUjOluYkJ9&#10;4lUcnMpEzjM0GE83SfzMhtz57fRzwYF7SY8ZjAb2KkN8ljaZCx1IwMK1TpX/Z2RJS4XrOqOgbAOt&#10;Z+rodC5buy8MMF0a3ibsDaZjupi/tPkGAAD//wMAUEsDBBQABgAIAAAAIQA4/SH/1gAAAJQBAAAL&#10;AAAAX3JlbHMvLnJlbHOkkMFqwzAMhu+DvYPRfXGawxijTi+j0GvpHsDYimMaW0Yy2fr2M4PBMnrb&#10;Ub/Q94l/f/hMi1qRJVI2sOt6UJgd+ZiDgffL8ekFlFSbvV0oo4EbChzGx4f9GRdb25HMsYhqlCwG&#10;5lrLq9biZkxWOiqY22YiTra2kYMu1l1tQD30/bPm3wwYN0x18gb45AdQl1tp5j/sFB2T0FQ7R0nT&#10;NEV3j6o9feQzro1iOWA14Fm+Q8a1a8+Bvu/d/dMb2JY5uiPbhG/ktn4cqGU/er3pcvwCAAD//wMA&#10;UEsDBBQABgAIAAAAIQCUhFAHMAMAAPAHAAAOAAAAZHJzL2Uyb0RvYy54bWykVV1v2yAUfZ+0/4D8&#10;3voraSyrSVW1azVp2qJ2+wEEYxsVAwLy9e93Adtpk25du4c4xtx77uFwLlxe7TqONlQbJsU8Ss+T&#10;CFFBZMVEM49+/bw7KyJkLBYV5lLQebSnJrpafP50uVUlzWQreUU1AhBhyq2aR621qoxjQ1raYXMu&#10;FRUwWUvdYQtD3cSVxltA73icJclFvJW6UloSagx8vQ2T0cLj1zUl9kddG2oRn0fAzfqn9s+Ve8aL&#10;S1w2GquWkZ4G/gCLDjMBRUeoW2wxWmt2AtUxoqWRtT0nsotlXTNC/RpgNWlytJp7LdfKr6Upt40a&#10;ZQJpj3T6MCz5vrnX6lEtNSixVQ1o4UduLbtad+4fWKKdl2w/SkZ3FhH4mOVFmk1BWQJzWVZcJEkv&#10;KmlB+ZM80n55IzMeCscv6ChGSvj1GsDbiQZvewWy7FrTqAfp/gmjw/pprc5guxS2bMU4s3tvPdgY&#10;R0pslowsdRiAnEuNWAWtkM9myWyaTqEBBO7A+hDmqqPnMxU1BNx4jTStkFxbzgRFskYYdZi0MHAG&#10;dVUccCiDnQzfJHkySMibFouGXhsFRoeaLjp+Ge6HLziuOFN3jHO3te69VwNoHJnqFUGDYW8lWXdU&#10;2NCBmnIQRgrTMmUipEvarSgooL9WnhAujdXUktYVrKHwA5B1RJ9NeJYHYm4JBjz5vy4cvQSiaWPv&#10;qeyQewFywAE2EJd48830bIaQXsNAwDMDPq474Igyg1wwOhHsXV342GJFgYKDPdgmK/J0liTZZHCN&#10;Ewv2mFN0mPKt6rPGxjV/0ivPLrI8jRC052SaTfIiHHlD/6aTosiKvn/T6XSW5zPvoqEL36kc7Knk&#10;rBr85c9xesM12mA4gVdNsOhRFBduJ4R0WcEY7gv0/7Aq/2b3nLo4Lh5oDT3mTh+/hUdFMCHgzTRM&#10;tbiioXY67Y8m5zt3vTha3oUe0CEHc/bYPcAQGUAG7MCyj3ep1N81I7Hkb8RC8pjhK0thx+SOCalf&#10;A+Cwqr5yiB9ECtI4lVay2sMJpC2/keHKw4K0EpqbWO2TXRTY2Kf6a8Vr0F+B7t56PvZRh4t68RsA&#10;AP//AwBQSwMECgAAAAAAAAAhADP0rJHKJgAAyiYAABQAAABkcnMvbWVkaWEvaW1hZ2UxLnBuZ4lQ&#10;TkcNChoKAAAADUlIRFIAAAFlAAABVggGAAAAsWuMuAAAAAFzUkdCAK7OHOkAAAAEZ0FNQQAAsY8L&#10;/GEFAAAACXBIWXMAAA7DAAAOwwHHb6hkAAAmX0lEQVR4Xu3dB5hURbrG8ddrVhQjJkTRxYTiXXPG&#10;NSvXNec1JxYU06qYd82KccVVTJiz4hpAzIq6a15FTCjmnBMghnN5t4pHxQmne073VHf/f8/DM3T1&#10;DDDDzNt16tT31RTZRAIAJOF/4lsAQAIIZQBICMsXRRo9WtpjD2nChDhQhrFjpQMPlHbeOQ4AFXTm&#10;mdKll0ozzBAHytChg3T55dI888QBtAWhXJS335ZWX13q00daY404WIa//lXq2VM67LA4AFRQv37S&#10;p59K++4bB8owZIg0dKj04IPSbLPFQZSLUC7Cxx+HQN5zT+mgg+JgmRzGM89MKKM69ttPWmih8LZc&#10;jpCDD5Yefli6554wc0bZWFNuqy+/lNZfX9pqq7YHMlCLpphCGjBAWnJJadNNpfHj4xMoB6HcFl7/&#10;3XhjadVVpWOPjYNAA3IwDxoUli+23Vb64Yf4BEpFKJfLN/O23FJacEHp7LPDNyXQyKacUrrySum7&#10;76TddpN++ik+gVIQyuX48Udpxx2laaaRLrlk4leRLyPwX/6ZuOkm6fXXpf33D+vNKAlpUip/k/Xu&#10;LX3yiXTttdJUU8UnAPyXt9fdfnu48XfMMXEQeRHKpZh0l3nkSOmWW6TppotPAPiVjh2lO++Urr9e&#10;Ov30OIg8COVSnHiiNHx42JM500xxEECTOnWS7r5bOucc6aKL4iBaQyjnNXCgNHiwdNddbJAH8pp/&#10;/hDMXsbwrBmtIpTz8B3lU04J31yUkgKl6dZNGjYsVA36LVpEKLfmn/+U/vKXsGzRtWscBFCSHj3C&#10;fZiddgo3ANEsQrkl994bSqd9J3mJJeIggLKsvLJ09dXS5ptLzzwTBzE5el8057HHQrXeDTeEBkHV&#10;0r+/dOGF0iabxAGggryt86ST2tb7olTex7zPPtIDD0iLLhoHMQmh3BRveVtnnVAY0qtXHKySJ5+U&#10;nnsuPgCqYMUVpe7d44Mq8U1zd0QcMULq0iUOwgjlyb36apgZn3aatN12cRBA4c46SzrvPOmhh6S5&#10;5oqDIJR/6d13QwvOQw+V9t47DgKoGM+WfQPQSxmzzBIHGxuhPInLpt2cfpddpEMOiYMAKsrx4x4Z&#10;XrZzDcCMM8YnGhehbF99Ja21lrTeeqFqD0D1uJucu8q9/750663StNPGJxoToTxunLTBBuFGx7nn&#10;TvyK0IITqDr3X956a/2342KDN/pq7FB2T+TNNgtrWVdcEb4hALQP92H2NtTOnUOvjAb9eWzcFHJP&#10;ZJ8Y7f94n+ZLIAPty8sWPoT1pZfC0WoNOl9szCTyf3bfvtIHH4QmKVNPHZ8A0K58o++OO6T77pOO&#10;Oy4ONpbGDGWfFP300+GmwvTTx0EASZh11rATw43AfNRag2m8UD75ZOm220K3KnoiA2lyMYm7MrpB&#10;vpcXG0hjhbKrh9xXwv/Zs88eBwEkaYEFwozZV7Y33xwH61/j7L5wdyoXhbikc6GF4iCA5Hmp0dtW&#10;r7pKWnfdOFi/GiOUvVzhFpz33CMtuWQcBFAz3LjILT99H8gtQOtY/Yeya+q9Kd09kVdYIQ4CqDk+&#10;iNXbWL2ksfTScbD+1Pea8hNPhEC+7joCGah1XsLwWZkbbiiNHh0H60/9hvKoUaE66OKLpT/8IQ4C&#10;qGlbbRX2L3tt+e2342B9qc9QHjNGWn/9sJ3GwQygfuy+u9SvXwjmjz+Og/Wj/taU33sv9ER2mWaf&#10;PnEQQN056qhQ/Xf//VLHjnGw9tVXKH/6aTg1ZIcdwt5GAPXL0eUZ83/+E06bn2GG+ERtq59Q/vpr&#10;ae21w/qxq/ZowQnUP/di9sEUXsb45z+laaaJT9Su+ghl90TeaCNpkUWk888nkIFG4l7MvgHoxmLX&#10;XCNNOWV8ojbVfih//720xRbh0sUVPzX+HwKgDOPHS//3f9KCC4ZWCjU8Mavt3ReTLl3cG/nyywlk&#10;oFFNN104gPX556WDD67pXsy1G8r+ou+7r/TOO9INN9TFWhKANujQQRo6NFT81fBZm7UbykceKT32&#10;WOhrUSd3XQG00WyzhVAePDhU/9Wg2gzlU08NrfxcCz/zzHEQACaae+7QfOyUU8KyZo2pvVC+4ILQ&#10;F9k9keeYIw4CwC/4hp9nzIceGtaaa0ht7b7w0eOu1HvwQel3v4uDANCMp54KDYy8Vc51DDWgdkLZ&#10;5ZS77RYuS5ZaKg4CQCt8sMWWW4ZezCutFAfTVRvLF/6i7rprqNghkAGUYo01wjl/m24qjRwZB9OV&#10;fij78sOvcr78qIFXOQAJcsWvT8Z2T+ZXX42DaUp7+eKFF6S11go39jbbLA4iN9959rZBys7ri39k&#10;11tP2mSTOIDcXO3nPcw+Xqpz5ziYlnRD+fXXw2XHCSdIO+0UB1GSHXeU3nor9AVA/fAOJM/83HgL&#10;pRswQLrkkrAsOueccTAdaYby+++Hnsj77Req9lAen2fmrnkuRUf9OOkk6auvwluU54gjQp3Dffcl&#10;14s5vVD+7LPQE3mbbULVHspHKNenWg1l96rxPSIvS3ri9eGHocNbc2adVZpnHqlLlzBJK7JQzLG3&#10;zz7hxp/DOaGq4LRu9H3zTbgs83qZX8kA1L5nnpH22EOad94wUfC2Vk++vKbrdrtN/erWbWI6TYwn&#10;N7A/88zwvs4Fl0+3FOR5+T7LOedICywQNhJMmBCfaH/pzJTrqPVeMpgp16damSn7rExPrh54QDrg&#10;gNBid+GF45Ml8iEWrtBzPwvPsn2vafPN254Tk1r/zjijdOWVSXSaTGOm7Fe+bbcNzUQGDSKQgVrn&#10;moIVV5SWWEIaPVo65JDyA9lmmimEp9eAvbXt6KNDMdl338V3KJMb419/fVhK6ds3iZaf7R/KXmea&#10;9MVN5JUKQBu4YZgD7vbbw+GmbqlZFE/YfFK9t3p++WW4EvTZnG3hXsx+EXn66STO9mzfUPar0v77&#10;h+1vN91ET2Sg1rlyzlv2HJqeKVeKg/7GG6Xllw9rwl6GaAvPxIcNC62A23mrYfuG8jHHSA8/HF5R&#10;6YkM1LZ//SssU7jHxHzzxcEK8o3AM84I68HePttWs88euk/6npbP+mwn7RfKp58uXXdd2I6S2D5B&#10;ACXyfSH3p3GYeR25WrzcefXVYZbrG4pt5R0iDubjjw9/bjton1C++OKwHcVbYzp1ioMAapa3qnlP&#10;cXu0Q/D+ZYeoeycXcaNuoYWk4cOlAw8MyxlVVv1Q9nl6Xvz39pb554+DAGqWDy4+9tiwFtteO6e2&#10;2y5sFvCMuQjdu4dA3n33YmbgJahuKHupwlU0/sJ5gziA2uebeq6+q+SNvdZ4fdm7uHzzryi+iejt&#10;cltvLT3xRBysvOoVj/iGni9tvPVklVXiICrKDYnefjt8U6F+eHeDW1Cm0pDI28gcii7oaE/exeX2&#10;vi4u8b+nKJ4x77mndO+9YQZdYdUJZZdZem/hVVdJ664bB1Fxbt35739TjFNv/CPrn6dUWneutpp0&#10;3HFhz3B78zFxDtHFF48DBfFNP69Z+yg6rzlXUOVD+eWXpTXXDOWRrsgBUF+6dg037dtSsVcU9193&#10;aXclzuNzX/fTTgu9mL1Lo0Iqu6bsXr5uIuKm0gQyUH88p/NygXdepMD/jvfeiw8K9uc/h2UMZ1pb&#10;qwhbULlQdi35OuuEbSXevwig/riSzrsvUin+cmXet9/GBxXQv7/Uq1c4IdtNkiqgMqH8xRdhzWuH&#10;HYqptAGQrpTuWbiYxC8SleQbrL//vfTHP0rjxsXB4hQfyn6V8iuJ15HdyQkA6olfhP7xD2nuucNh&#10;HG3tuzGZYkPZm7fd49R7kF2Tzl1/IA3uxujyYW+TXG650Nx91VVD3cBzz8V3Qm6ekXt3k7+uXp71&#10;24IUF8quffdyhbs3uaFHkfsEAZTvjTeklVeW/vKX8Pbcc6X77w9N8t3mwKf9uCKuQmukdcu9mF2h&#10;7FoAnyVa0Ea2YpLTrxJ77RVOQ/B+vqmmik8AaFejRoWCCh8i4aOV+vQJlXfea+vT4r3E6Cb0nkw5&#10;sN2jGPlNP33YF+2qxoLOFG17KPvV4aCDpJdekoYMkaadNj4BoF35zEtvRfWNKR/H1NxyooPFV7cO&#10;aZcqV7h0oe64IZJbSDj/3OC/jdoeyq7k8REtd9wR+poCSIODdskl85/R6ANKn3029EVGaeaYI6zZ&#10;u8DEZfBt0LZQ9llZPsLJHd/ckARAOhwOPtknL1/l+hindmzwXtPc2N/B/Le/SddeGwdLV34oX3ZZ&#10;aFTvf8Rcc8XBNvC6NJdNQDG8dPHmm2GHRSlc8PXkk/FBHStwt8SvuPeGlzL8Yjh0aBwsTXmh7LUT&#10;V7Z4huytNeVy5zhv0enSJZzP5+WPZZYJx0R98EF8JwAl846Azp1L35bqn0WHeb3xi9Tf/x7Wzb0G&#10;7M0I3nnipk4331xswclSS4VumF42euihOJhf6aHsmfHee4dXgcUWi4Ml8tYbb8HZaSdphRXCmrQr&#10;Yz76KJxI8vHH4RPzPkAApZttNunzz+ODEnz2WTirrp64Sb2PqHIjocMPDy86Lvhw98qttgpbA3v2&#10;DL16iuIdLtdcEw51feqpOJiTu8Tl9uijWTbnnFk2YkQcKMPYsVm20kpZtuuuWfbtt3GwCSNHZlnX&#10;rll2zjlxAEBuP/2UZR07Ztnbb8eBnG6+OcvWXjs+yOG777Js6qnjgwT06ZNlAwfGBxPdd1/IrDvv&#10;jANN+PHHLDvxxCxbYIHSv16tGTIky+aaK8tGjYoDrcs/U/Zd2U03DbNX908tl3uSesnD5/S11MTE&#10;d409g/bujkZY4wKK5GWL7beXLrooDuTkHRt/+lN8UON85e0rct90cy+e5rjQzY3699gjLKcWeW/L&#10;mTlgQPj73YQ/jxjOLRszJsvmnTfLrr8+DpTptdeybPbZs+zTT+NADoMGZVmvXvEBgNxefDHL5pgj&#10;vM3jppvCbNFXs3mlPFM+8MAs22ef8Ps8fvghy5ZaKsvuuCMOFMhX/AsvnGUffRQHmtf6TNlrvd6A&#10;fsghYf2lLXzelSuLvN6Vl9edvVjOjT+gNL7n417mvpnlqr2WuEl9796hbNjFJLXOuytcXdyvXxzI&#10;wf0s3AvE23yL5j/X68tuRdHKTcXWQ9lbO9xgqJRPrjkuRfSCeimmmy6c6ccSBlA6X5K7ms9b41zZ&#10;50v6X3rllfCz7cmPL/N9WGg9eOedsITTrVscyMm7Mx5/PD4o2PHHhx5BXpJtQcuh7HVkb+3wOlMR&#10;Hd8++aS8Pc3+GH8sgNL459YzYDcgcgD7yCb3vfDuABc7+P6Qt6I+/XQ4SqletCVrvPurErwNz+eU&#10;emueXzSa0XIo//Wv4cacu/kXwfsDy92m07FjfACgZD6F+ZJLwjFGw4eHkmqXU/soJ28Jc2/gelJu&#10;1vhjKpk1Pq7KVy9eVmpG86HsvXze1+dX2aIsu6z0yCPxQU6e7vtywkUlANrGRVq+pPeSoAtFvI5a&#10;j3w14BOQ3n03DuT06KOVzxrfn/O6dTOtUpsPZReHuM9qkYv+vsl3xRWlnaF1yy3hC9yWykEAjcXb&#10;3HwqyKBBcSAHb4Vz3w9vo6skNy9yO1XfXG1C66FcJFfV/OEP4QjwPHyp5cbcrSyMA8BveO+xj216&#10;4YU40IrBg0M5djVO3veJ2K6ObkLzofzii5WZxruMetiw0EmppaYgXuvyibFbbx2apABAKRZcMKyd&#10;O0e8aaElLol2iPtGXDUO6fBS7siR8cGvNR/K3hfsRemiua7eteh+lfCdX3ft99l+k7z3XmgUvfTS&#10;0sYbh208AFAOV+g5Q9ZeO1x1v/zyzxV73i/s+2Y+V/Soo0Im+YZoNcw7b7O1F02H8tix4Qabj4ip&#10;BIe9C0J8NI0DeJZZpPnnD12b/EXx5YZLrP2F4qw/AG3hNWIfDusrc4eze7/7Jqd3lbl/tCeHnrX2&#10;6BE/oAqcdZPvGY+mcFlf/P3PfFfQSV6tgxQ9U/arhu8Me2tOEXuiAVTehAlh8ua3KXDI+t6V3zbH&#10;e5i92cBX7ZWaeLbGa9fOOr+dTBrTUJ944N0VnkETyAAqybsfnDftFcitYG0AABJCKANAQghlAEhI&#10;5ULZZdo+7XrXXcPWNi+8u7F9EwvbAJAs98M499zQcsJZ5t4VZ5whffhhfIdiFR/KX34ZTi5w4Yk3&#10;bLtl4O67h96u3pPsBXZ/QpxcDSBl3hbsbblu8+CePd4y5yzzuaKjRoVM82Rz/Pj4AcUodkucT9B1&#10;+7911w1HoLgl4OReey3sG3S1jato6rUhCtAIanFLXB4O2l69Jk5bJ85bfQReU4V0nkF79uwDBO69&#10;N+x/zqsqW+L8n+KTSbxc4XrzpgLZ3M/VVTTuWXrssXEQABLixv8+IenOO5uvbHYI+2AArwbsvHPL&#10;bSNKUFwoe73YPUz7948DLfC+ZM+SvU6T9zBBAKgGtwp2z2n3n27tSt51FaefHnLMPX0KUFwon3de&#10;aIiftyzaU3cfQVNKaz0AqDRf6ftMvbyHe7gS2T2SvbGhAMWEsptJ+5Wi1ONkfPy2e2AAQCqcSc6m&#10;Uvj9H364kA0MxYTyG2+EG3ellkj7ruaYMfEBALQz77jw+XmlHqrhWbVveBZw6n4xoewTp8vZFjJu&#10;XPM3BAGg2ryGPPXUv24nnIdnyO6uOcMMcaB8xYSyZ8neDud/VCncSN+zZQBIga/2nUnOplJ4du0N&#10;DAUculrcTNl7k709pBSXXVado1cAIC83vffe5FIUmGXFhLLtt590/PHhpl8e3qvshfEddogDAJCA&#10;vfYKE0xX7eXhVYKBA8OOjQIUF8o+R8914T6xurX+Fr408Pv51SXvthMAqIb55gutIDxjfuutONgM&#10;N8z3DPmAAwo7uaS4UDaXVnfuLC2/fNh8PXmFi7v9u2BkjTWkE06QNtggPgEACXENhWfM7nPhpYzJ&#10;b/x5l8aQIeEAVG8FPvjg+ETbVeY4KE/9TzklLGX87/+GY1c8xX/ySWn11cNJ1j4YFUBtq9feF5N4&#10;idV55TP+HMCeRbs73FNPhQ0ORxwhbbRRfOcStND7ojKhbP5jn39eeuWVMMX3QYWe3vuTAlAf6j2U&#10;J3EthvPMuywcpv47FlkkPlmGdgllAPWvUUK5aC2EcrFrygCANiGUASAhhDIAJIRQBoCEEMoAkBBC&#10;GQASQigDQEIIZQBICKEMAAkhlAEgIYQyACSEUAaAhBDKAJAQQhlA23z/fTjAIoVfpR7enCBadwIo&#10;n1t2+hTnAo7WL4RD+fzzpb33jgOJop8yACSEfsoAUBsIZQBICKEMAAkhlAEgIYQyACSEUAaAhBDK&#10;AJAQQhkAEkIoA0BCCGUASAihDAAJIZQBICGEMgAkhFAGgIQQygCQEEIZABJCKANAQghlAEgIoQwA&#10;CSGUASAhhDIAJIRQBoCEEMoAkBBCGQASQigDQEIIZQBICKEMAAkhlAEgIYQyACSEUAaAhBDKaH+f&#10;fy6NGCFddZU0bJj02mvxCaDxEMpoP6++Ku20k9S1q9S/v3TbbdJZZ0mrrSatvLI0ZEh8R6BxEMpo&#10;HzffHIJ30UXDzPiRR6Rrr5WGD5feeSeE9KGHSr17SxMmxA8C6t8U2UTx9z/7+mtp3nnDW6BoDz8s&#10;bbGFdMcd0nLLxcEmfPWVtOWW0hJLhBk0UC+++Uaae+7wdjLMlFFd48dL220nDR7cciDbzDNL110n&#10;3XqrdNddcRCob4QyquvGG8PMd6ON4kArZp1VOvpoZspoGIQyquuGG6RddokPctpmG+nBB5u81APq&#10;DaGM6vJNve7d44Ocpp9eWnBB6fXX4wBQvwhlVNfYsdJ008UHJejQgRvPaAiEMqqrSxfprbfig5y8&#10;QWjMmLCfGahzhDKqy4Uht98eH+T02GNhJ4a3EAF1jlBGde21l3TFFdKHH8aBVniWPGBAKCKZYoo4&#10;CNQvQhnV5eWLvn3DXuXvv4+DLTjvPGn06PAxQAMglFF9xxwT9h+vuWbz68sO7MMPl04+WbrpJmmG&#10;GeITQH0jlFF9U04Z9itvvLG09NJh1nzxxdLdd4cKvsMOkxZYQBo5UnrqKalbt/iBQP2j9wXa1xdf&#10;SFdeGcL3zTel2WeXFllE2n770vczA7Wihd4XhDIAVBsNiQCgNhDKAJAQQhkAEkIoA0BCCGUASAih&#10;DAAJIZQBICGEMgAkhFAGgIQQygCQEEIZABJCKANAQghlAEgIoQwACSGUASAhhDIAJIRQBoCEEMoA&#10;kBBCGQASQigDQEIIZQBICKEMAAkhlAEgIYQyACSEUAaAhBDKAJAQQhkAEkIoA0BCCGUASAihDAAJ&#10;IZQBICGEMgAkhFAGgIQQygCQEEIZABJCKANAQghlAEgIoQwACSGUASAhhDIAJIRQBoCEEMoAkBBC&#10;GQASQigDQEIIZQBICKEMAAkhlAEgIYQyACSEUAaAhBDKAJAQQhkAEkIoA0BCCGUASAihDAAJIZQB&#10;ICGEMgAkhFAGgIQQygCQEEIZABJCKANAQghlAEgIoQwACSGUASAhhDIAJIRQBoCEEMoAkBBCGQAS&#10;QigDQEIIZQBICKEMAAkhlAEgIYQyACSEUAaAhBDKAJAQQhkAEkIoA0BCCGUASAihDAAJIZQBICFT&#10;ZBPF3//s66+leecNb4H2MmGCNHSoNGqU9OGH0jzzSEstJW2wgTTVVPGdgBr0zTfS3HOHt5Nhpoz0&#10;eJ5w5plSly7hrScHXbtKn38unXSStOCC0gUXhPcD6gwzZaTlu++kbbeV3n9fGjxYWnzx+MQvPPOM&#10;tMsuUo8e0qWXSlNOGZ8AagQzZdSMAw+UfvpJeuihpgPZfv976V//kt57TzrmmDgI1AdCGekYMSKs&#10;IV9+uTTNNHGwGTPMIF1zjXTRRdLIkXEQqH2EMtJx7rnSAQdIHTvGgVZ06iT17i2dd14cAGofoYx0&#10;DB8ubb11fJCT15/vvDM+AGofoYw0fPGF9MMP0lxzxYGcFlpIevfd8LFAHSCUkYYppoi/KZFvCgJ1&#10;hFBGGryO7Jt73gpXijFjpM6dKSZB3SCUkY4NN5SuvTY+yMk7MHr1ig+A2kcoIx19+0pnnSV99lkc&#10;aIX3KZ9/vtSnTxwAah+hjHSsvLK05ZbSDjtI48bFwWa42nSbbaR+/aTFFouDQO0jlJGWU06RZplF&#10;WmUV6amn4uAvuCvAI49Iyy8fKv6OOCI+AdQHel8gPf6WdMOhE04IneFWXDH0CfByhQPZ35d/+1uY&#10;UQO1qIXeF4Qy0uW9x/fdJ73wQtiVMd98oXVnz54Tr/G4yEMNI5QBICEthDLTDQBICKEMAAkhlAEg&#10;IYQyACSEUAaAhDROKH//PQdtAkhefYeyz3Hbccdw+vGMM4Zf3btLRx8devAC+K2PP5b+/W/pgQek&#10;N9+kPWqV1Wcojx0r7babtP324ZDNe++Vvv1W+ugj6bLLwlH1Sy8dTkIGEK4ib7hBWm01aZFFpH33&#10;lY46KpS7/+530oAB0vjx8Z1RSfVXPOJlinXWCf/+Cy+UOnSIT0xm1Chpiy1CeB9ySBwEGpALGPba&#10;S3r++VC+vvHGP/endjw88YR04olh1uzgdkijbRqqou/QQ8PpxrffPvE6oJULgbffDo1t/I22+upx&#10;EGgg/vHfbLNwOvjFF0vTTx+fmIzf75xzpDPOkJ5+WppttvgEytIwofzJJ1K3btIrr0hzzhkHW3HF&#10;FWFJ45574gDQQLyEd+aZYTbsk19ac+CBYTLjiQzK10Io19ea8o03Suutlz+Qzacne2btY4WARuIb&#10;eMcfHw4KyBPI5s59vgHIz0vF1FcoP/64tPba8UFO004rLbtsWGMGGolnx9NNJ620UhzIwcsb225b&#10;+rFdyK2+QtntHb3sUiq3hHznnfgAaBBe5uvRQyr1JHHvXBo9Oj5A0eorlL1G8+GH8UEJPvggNFMH&#10;Gom3hvqUl1L5Y/yxqIj6CuUllpAeeyw+yMmN1H3skItKgEbioipvcyvVW2+Fj0VFtO/uC//VXgd+&#10;6KGwfOD1LR+Cuf765S1D+Lggh+vrr+efAfjm4NlnSyNGxAGgQbiq1csXDllXu+blm+m77BKKs2rJ&#10;l19Kd90l/ec/0ldfSZ06hcN611zz533Z1ZLk7gufteaz13baKQSyX3kdpMOHS0suKe2xR+mXSA7y&#10;7baT9t47BH5rXOF3wAHSkUfGAaCB+F6K9+d7f3Jezz0XQm3zzeNADfjuO+mYY6SuXcP2V9/cdwGM&#10;q3x98K5/f9118Z0T4Jnyb3z1VZZ16BAfVMD552fZ3HNn2dVXZ9lPP8XBX/j88yzbZ58s69o1y157&#10;LQ7mNG5cli27bJb17p1l48fHwSa8/nqWLbNMlh1+eBwAGtDzz2fZHHNk2bPPxoEWOBcWWyzLLr44&#10;DtSAL77IslVWybKNN86yN9+Mg5N5+OHwefXrl2U//hgHK+zrr7Nsxhnjg1+rfigPHZplnTvnC9uB&#10;A7Ns0UXDJ1AK/0dstlmWde8evoE+/TSM+ws+enSWHXlkls05Z5adcUbTLwpAI7nmmizr1Cn8bDbH&#10;Pzc9emRZ375xoAb4591hvPvurYetJ4LLLZdlp54aByqshVCu7pqyLyPc7GTwYGmtteJgK/70p7C0&#10;4U3upfCnNWyYdN550oMP6r8l1/77XR7qnhd9+oT1awDhnsoOO0gLLxw6Ky6+eNiT/Npr0pAh0h13&#10;hP4XvXuXvoWuvXhJ4tRTQ8e7qaeOgy3wTU83MHv2WWn++eNghbSwplzdUPYXyU2CSilp9k275ZYL&#10;29byfGGb4k/xs8/CN5lr/AH81oQJ0i23hBB2GI8bF0K6Z09p551rr9+FO9wddlhosJSXy8idEaVO&#10;AkuVTCjvvru0zDJS375xICd/zMCB4YsMAK3x7grfyPz00/wl5OYrBgezqx0rqYVQru7uC7/6lrNk&#10;4I+h1h5AXr7CXmCB0gLZFl203bOmuqHsdd0mJuat8sfUyjoWgPbnvCgna6yds6a6oez1qZdeig9K&#10;4I+hsTaAvLw54I03wjp5KV58sd2zprqh7EogV9CV4tVXQ+WR74oCQB4zzxwyY+jQOJDTpPa/7ai6&#10;obzJJmHbyd13x4EcfE6Yt+GUujYEoLHtv3+o5PMRcXl4Hfqaa8LRWO2ouqHsYB00KGyvydP6zyci&#10;uKSzf/84AAA5uR6hSxfpz3+WfvwxDjbDLR18LJbLrjt3joPto7qhbL408B5An5p71VVNH1/ubSx+&#10;tXLhhwtA2FsMoFS+YXf11WEJtFevsPurKfffL62wQsgmz67bWXX3Kf+Sq2z22y/0P95ww7Aw74o7&#10;z4zvvTdUFTm8y+n3CgCTePliwADptNPCKUNuhOY1ZxekOWu8V9jPV7PJUjLFI5PzX+2SRrfu9GGM&#10;Xt5wT+QNNpBmnz2+EwAUYOzYn1t3ukOcz/L0UVi+am/t5PuiJRvKANCIWgjl6q8pAwCaRSgDQEII&#10;ZQBISGVD+YsvwqGkPuLJ5YveXQEAtcY3CZ9/PmSZbxRW8H5bZUL50UelTTcNG7d91p63m/ixbx56&#10;H6DLpgEgdd7j7JoJZ9fWW4cs87miLjDxoQDePVawYkPZhSDHHSdtuWXYe/z++9Izz4Sm9i+/LD39&#10;dDg11k3rvTUFAFJ1ww2hh7sD2Pn1wgshy3x4rJsdec/zuuuGIrcCFbsl7uSTQ0OPW28NH9+cBx4I&#10;rzo+Ymb55eMgACTizjvDoRy3395yMzTPpDfaKJRnu31EXlXZp/zkk+HYFXfsz1M7fvPN0kEHhbac&#10;PvIbAFLgo+NcxOaZ8uqrx8EWjBoVClC8lOEl2zyqsk/5jDOkQw/N38zDJY3ur1xqK08AqKRLLgnL&#10;EnkC2bp3l/bcU/r73+NA2xQTyq4t94GLpUzfzZ+IW+UBQCqcSd6gUAq/v5sfFaCYUH7rLalTJ2nW&#10;WeNATkstla+FJwBUg1dznUk9esSBnHxaidt/NrEcUapiQtn7kcvp5uaP8ScCAClw3+Vx46SZZooD&#10;ObmhUceO0pdfxoHyFRPKPjXWJ4o0cc+wRf4Yt+wEgBR4y65vwL3zThzIyUHuyak/to2KCWW32fTS&#10;hXdelMLVMW4uDQCpcL9lZ1MpXHexzDLSlFPGgfIVE8ru8L/33mEHRl7ebnfBBeH8PQBIhTPJOyny&#10;noTtojlnn4+dKkBx+5T9vq7UO/zw1ndh+K/cdtvQ/f/CC+NgiVyHfv314QUB1eX/vz59CrlUA5Lj&#10;72+3hfCybJ5tbiedJN12WyiKy3vAs/NynnlK2Kc8/fTS+PHSDz/EgRy8MH7TTWGv8qmnNn32nnnd&#10;xXuUvWZzzjlxsAwuefTxLl5g51d1f7mU3sd4AfXIE73LLpPuuy9sdfN6cVOcj867888PE8RSTtx3&#10;KHfoEB/8WtMzZfMsyL0qWiqXboqPddpuO+njj8Mn5HWWOeYI2+b8SV5xRXjegdqWSj5/EVxx41+o&#10;rqWXli6/PLwF6pVnsV7K8Dl+u+4aiknmmy+c7ff44+Eqf8klQ4A740rhCmg3OnLGTmbitKcZnlo7&#10;YEs1//zSiBGhKsZ14Z5VuZuSm3bMOGP4x3iGTGk1gJR5JnvllWEy6fXls84KE0qvBHz0kTRkSOjf&#10;U2ogm1cKnLFNaH6m3LdvCNj+/eNAYpgptx9mykDb+CT/ueYK9+Am0/xMeZNNQrc3AEBxPA92trqB&#10;WxOaD+WePUO5oU8MAQAU46GHQpGK16Ob0Hwoe8334INDn1AAQNt5luwl4aOPbnY7b/OhbPvuG6r0&#10;HnwwDgAAyuZ7YT7vb/vt48BvtRzK3q88aFD4A0qtBQcA/MzN8PfZJ1Qyt1CO3XIom4866dcvVLi4&#10;8AMAUBqfV/rHP4ZybPfWaEHroWyHHBKOO1lpJemVV+IgAKBVrs1wELtYZMcd42Dz8oWyF6S9cdpn&#10;6rmqxdPvUkqwAaDRuFWFK5d9sv/ZZ4eS7BzyhfIkPr5p2DDpuuvCuVSXXhoOGQQABC7D/sc/pG7d&#10;pEceCRXOm20Wn2xd8xV9LfGH3HOPNHCgdP/94Qhu97hw2aB7ZpTSmKNcPg3bZwO61BHVtdBC0jbb&#10;UNEHmGfEDuL33gs9MXxC/3rrSQccIK28cnyn/MoL5V9yByUHs/8h/kf5H1eNpQ3/HauuGj5xVJfv&#10;MYwZEzbAA43Ok1BPSP3LBSFrrNGmiWnbQxkAUJjS1pQBABVFKANAQghlAEiG9P87Ie3J1T8KgAAA&#10;AABJRU5ErkJgglBLAwQUAAYACAAAACEA8KE9aNsAAAAFAQAADwAAAGRycy9kb3ducmV2LnhtbEyP&#10;QUvDQBCF74L/YRnBm93E0ioxm1KKeiqCrSDeptlpEpqdDdltkv57Ry96Gebxhjffy1eTa9VAfWg8&#10;G0hnCSji0tuGKwMf+5e7R1AhIltsPZOBCwVYFddXOWbWj/xOwy5WSkI4ZGigjrHLtA5lTQ7DzHfE&#10;4h197zCK7Cttexwl3LX6PkmW2mHD8qHGjjY1lafd2Rl4HXFcz9PnYXs6bi5f+8Xb5zYlY25vpvUT&#10;qEhT/DuGH3xBh0KYDv7MNqjWgBSJv1O8+cNC5EGWZZKALnL9n774BgAA//8DAFBLAwQUAAYACAAA&#10;ACEAqiYOvrwAAAAhAQAAGQAAAGRycy9fcmVscy9lMm9Eb2MueG1sLnJlbHOEj0FqwzAQRfeF3EHM&#10;PpadRSjFsjeh4G1IDjBIY1nEGglJLfXtI8gmgUCX8z//PaYf//wqfillF1hB17QgiHUwjq2C6+V7&#10;/wkiF2SDa2BSsFGGcdh99GdasdRRXlzMolI4K1hKiV9SZr2Qx9yESFybOSSPpZ7Jyoj6hpbkoW2P&#10;Mj0zYHhhiskoSJPpQFy2WM3/s8M8O02noH88cXmjkM5XdwVislQUeDIOH2HXRLYgh16+PDbcAQAA&#10;//8DAFBLAQItABQABgAIAAAAIQCxgme2CgEAABMCAAATAAAAAAAAAAAAAAAAAAAAAABbQ29udGVu&#10;dF9UeXBlc10ueG1sUEsBAi0AFAAGAAgAAAAhADj9If/WAAAAlAEAAAsAAAAAAAAAAAAAAAAAOwEA&#10;AF9yZWxzLy5yZWxzUEsBAi0AFAAGAAgAAAAhAJSEUAcwAwAA8AcAAA4AAAAAAAAAAAAAAAAAOgIA&#10;AGRycy9lMm9Eb2MueG1sUEsBAi0ACgAAAAAAAAAhADP0rJHKJgAAyiYAABQAAAAAAAAAAAAAAAAA&#10;lgUAAGRycy9tZWRpYS9pbWFnZTEucG5nUEsBAi0AFAAGAAgAAAAhAPChPWjbAAAABQEAAA8AAAAA&#10;AAAAAAAAAAAAkiwAAGRycy9kb3ducmV2LnhtbFBLAQItABQABgAIAAAAIQCqJg6+vAAAACEBAAAZ&#10;AAAAAAAAAAAAAAAAAJotAABkcnMvX3JlbHMvZTJvRG9jLnhtbC5yZWxzUEsFBgAAAAAGAAYAfAEA&#10;AI0uAAAAAA==&#10;">
                 <v:shapetype id="_x0000_t75" coordsize="21600,21600" filled="f" stroked="f" o:spt="75" o:preferrelative="t" path="m@4@5l@4@11@9@11@9@5xe">
@@ -7608,7 +7642,7 @@
               </wp:inline>
             </w:drawing>
           </mc:Choice>
-          <mc:Fallback xmlns:a="http://schemas.openxmlformats.org/drawingml/2006/main" xmlns:pic="http://schemas.openxmlformats.org/drawingml/2006/picture" xmlns:a14="http://schemas.microsoft.com/office/drawing/2010/main" xmlns:a16="http://schemas.microsoft.com/office/drawing/2014/main">
+          <mc:Fallback xmlns:a16="http://schemas.microsoft.com/office/drawing/2014/main" xmlns:a14="http://schemas.microsoft.com/office/drawing/2010/main" xmlns:pic="http://schemas.openxmlformats.org/drawingml/2006/picture" xmlns:a="http://schemas.openxmlformats.org/drawingml/2006/main">
             <w:pict w14:anchorId="54BBED3B">
               <v:group id="Group 9" style="width:152.5pt;height:167.25pt;mso-position-horizontal-relative:char;mso-position-vertical-relative:line" coordsize="19367,21240" o:spid="_x0000_s1026" w14:anchorId="284ABC37" o:gfxdata="UEsDBBQABgAIAAAAIQCxgme2CgEAABMCAAATAAAAW0NvbnRlbnRfVHlwZXNdLnhtbJSRwU7DMAyG&#10;70i8Q5QralN2QAit3YGOIyA0HiBK3DaicaI4lO3tSbpNgokh7Rjb3+8vyXK1tSObIJBxWPPbsuIM&#10;UDltsK/5++apuOeMokQtR4dQ8x0QXzXXV8vNzgOxRCPVfIjRPwhBagArqXQeMHU6F6yM6Rh64aX6&#10;kD2IRVXdCeUwAsYi5gzeLFvo5OcY2XqbynsTjz1nj/u5vKrmxmY+18WfRICRThDp/WiUjOluYkJ9&#10;4lUcnMpEzjM0GE83SfzMhtz57fRzwYF7SY8ZjAb2KkN8ljaZCx1IwMK1TpX/Z2RJS4XrOqOgbAOt&#10;Z+rodC5buy8MMF0a3ibsDaZjupi/tPkGAAD//wMAUEsDBBQABgAIAAAAIQA4/SH/1gAAAJQBAAAL&#10;AAAAX3JlbHMvLnJlbHOkkMFqwzAMhu+DvYPRfXGawxijTi+j0GvpHsDYimMaW0Yy2fr2M4PBMnrb&#10;Ub/Q94l/f/hMi1qRJVI2sOt6UJgd+ZiDgffL8ekFlFSbvV0oo4EbChzGx4f9GRdb25HMsYhqlCwG&#10;5lrLq9biZkxWOiqY22YiTra2kYMu1l1tQD30/bPm3wwYN0x18gb45AdQl1tp5j/sFB2T0FQ7R0nT&#10;NEV3j6o9feQzro1iOWA14Fm+Q8a1a8+Bvu/d/dMb2JY5uiPbhG/ktn4cqGU/er3pcvwCAAD//wMA&#10;UEsDBBQABgAIAAAAIQAmfG++MgMAABINAAAOAAAAZHJzL2Uyb0RvYy54bWzsl11v2yAUhu8n7T8g&#10;T9pda2PHduI1qbplrSZVW7R22jXBOEa1DQLy9e93wE6aj06dqnVSt12EgMHw8vLAwWfnq7pCC6Y0&#10;F83Qw6eBh1hDRc6b2dD7dnt50veQNqTJSSUaNvTWTHvno9evzpYyY6EoRZUzhaCTRmdLOfRKY2Tm&#10;+5qWrCb6VEjWQGUhVE0MFNXMzxVZQu915YdBkPhLoXKpBGVaw9NxW+mNXP9Fwaj5UhSaGVQNPdBm&#10;XKpcOrWpPzoj2UwRWXLaySBPUFET3sCg267GxBA0V/yoq5pTJbQozCkVtS+KglPm5gCzwcHBbK6U&#10;mEs3l1m2nMmtTWDtgU9P7pZ+XlwpeSMnCpxYyhl44Up2LqtC1fYfVKKVs2y9tYytDKLwEA+iJI3B&#10;WQp1IQ57QRq3ptISnD96j5YfH3nT3wzs78mRnGbw6zyA3JEHj7MCb5m5Yl7XSf1LfdRE3c3lCSyX&#10;JIZPecXN2qEHC2NFNYsJpxPVFsDOiUI8By+CdNDHgzjueaghNaAPzezoaLcmZ5oCjRdIsRyJual4&#10;w5AoEEE5WwAab9+sLt65ZGxbcmlgnyEyNwL2A6ekqtZoxhqmiGG59d0qsiJaScRadi3onUaN+FCS&#10;ZsYutIRNAQtnW/v7zV1xbz7TistLXlUWA5vvnAPJBwA+YH4L91jQec0a0+5WxSrQLRpdcqk9pDJW&#10;Txm4pT7lThDJtFHM0NIOWMDAX0GsFbpT4VTeC7NT0MDvA8RG2KFpyUyiOOzAvEc3iIOgQxf3w34f&#10;Cu1YG/Kl0uaKiRrZDKgEMbDqJCOLa93J2jTpzGyVOIkgrF0PyLwcbHGAcThI4+QI252aDttba+V7&#10;sXrZ4IVW/g5fvwE8DLhh7KHj8zJJkxBOyPa4HMQ2/88jF0QBTvtpFB0ht1PzVyEXPQNyOI1wArsW&#10;mMO9NInSdozNafcfvKMQjaPYhoUkSA/B2615KSEaKWG+c1PelETCbQO7QPWHYraiNk4juBb0YBvv&#10;022PNxujfx6xrXIQHED8tfHYHsZ7V85we06SbIMzDoIoeu7g7W6gcPF294/uI8He7HfLkN/9lBn9&#10;AAAA//8DAFBLAwQKAAAAAAAAACEAuN6ex04RAABOEQAAFAAAAGRycy9tZWRpYS9pbWFnZTEucG5n&#10;iVBORw0KGgoAAAANSUhEUgAAALUAAACtCAYAAAD21j5fAAAAAXNSR0IArs4c6QAAAARnQU1BAACx&#10;jwv8YQUAAAAJcEhZcwAADsMAAA7DAcdvqGQAABDjSURBVHhe7Z0JtJVjF8f/qAh9igaEVMZKShFX&#10;Ssm00GAoUyrzCiEl8xhXVOZlWGYNRBpWhpQiFYUSokQRKcoQisbn6//tXd+5595zz3vuOfc9533O&#10;/q111vXsc+7SPe//fd797L2f/WzlNgHD8Iit9adheIOJ2vAOE7XhHcF86iVLgNdeAz74APjxR+Dv&#10;v/WNPKdiRaBGDaBpU+DEE4Ejjtj0jW6lbxrZonRRL10KXHst8PrrQMeOQOvWQN26wI472sUja9YA&#10;P/8MzJwJvPoqULkyMHgw0LatfsDIBolFPXkycOaZwAUXANdfD1Spom8YJcKvcfRo4Kqr5HsrLNzk&#10;3Jl3lw1KFjUF3aUL8PLLQJs2ajQCsWKFPNUOPhh45BF7omWB4qJetkwuyEsvmaDLysqVQMuWwNVX&#10;A+efr0YjLIqL+rzzgNq15fFplJ1PPwWOOw6YPx+oVk2NRhgUFTWjHI0aAd9/D/znP2o0yszZZwOH&#10;HSZ+thEaRVcyXOi0bx9M0LwXVq0CNm5UQx7Av5kRj7Vr1ZCE7t2BESN0YIRFUVEzDt2qlQ5KgAIe&#10;PlxCVjvsIDFaRkXoew8d6q/Av/wS6NYN2HVXueH5Nx94IHDLLcBvv+mHSuDII4HZs4F169RghEFR&#10;Uf/0E1Cnjg7i+PVX4NhjgQceAK64QhaUq1fLzyuvlJX+0UfL6t8XODPfcYcs+ho3lng0Z2omn158&#10;UWLUDRoA776rvxAHb3zeAPzujPCgT72FFi2cmz5dBzH8+69zzZs7d/XVzq1fr8Y4Nmxwrl8/55o2&#10;dW71ajVGnP79nWvSxLmlS9VQApMmOVejhnMzZ6ohjnr1nFuwQAdGGBTPDpQUV73nHomIDBoEbLON&#10;GuNgooERk/r1gbvvVmOE+ewz4MEHgTfeELcjEXS9Hn1U3JMNG9QYg8WpQ6e4qOPhoogXbeDA5BeI&#10;7997r7gifExHmYcekjjzbrupoRROP118bd4ARtZJLmrGW3ffHdhnHzUkgbUh/OyMGWqIKBMmAKed&#10;poMk8GbmZ8ePV4ORTYrGqQ8/XBaC/LkZFuoMGyZVekFh7cMppwDnnKOGCEKhrl+f2N2KZ+RIWTwy&#10;LBoLb/C33go+KQRl7lwpNPviC1mc89+aCfiEPfdc4KKL1BA9kot63DhxJ3hhgsJYd48eQKdOaogg&#10;220HLF8evJCLgn7zTZkAYsm0qKdOBa67ThJkrDE55BCgZk0pg80EXEcwonPffWqIIBT1Fhj9+OAD&#10;HSiLFztXvbpza9eqIQmMgtSs6dy336ohohx+uHPjx+sgAD17OldYqIMY6tfPTPSDUSdGl2rXdm7I&#10;EOfWrdM3MsyAAc717auDaJLcp95zT+CAA4Jnxl55Bdh7b6BePTVEFKa4uUAOwu+/S0Vj585qyDB8&#10;mF54ITB9uqxx6NZVqKBvGvEkFzUZMADo0wdYtEgNCfjhB4kYMAISdSiir74CnntODQlgGI+fPeus&#10;8ruR6RLSh6YbU726Go1EBBN1QQFw882SQp80SY1xTJkimTfulOEOmajDXSxc9HGDBOPvJdV7MAPL&#10;dcMff0jIszzgRNG/v5QCb7+9GnOMDz+UhfVOO6X/4vqAPn2HDpIfmTNHnlQpkHyhGAvjsJddJrHb&#10;Y44BatWSxdTEibJ3kYsMLl58YvFi4NJLgc8/ly+aCz4KfNYsCeFdcomk0itV0l+II92FYu/eEoEJ&#10;a+HGpyyjKak8badNE128954aygilyOgLNTVvniyKx4yRxTo9BbpdAaJRqYmaMHTEGC6Ln1jMs8su&#10;QIsWQLt2iS+sD1DUb78tMye/2IYNJWzJoq7SSEfULBBjjuD994F991VjOVNWUfMJzZ+ZhvLkpHnn&#10;ncBffwFPPQU0a6ZvJoCi3kJJ0Q8jPdKJfsyb51ydOjoIibJEP6ZOda6gQAflxMaNEvVhnc2TT6qx&#10;ZIL51EZ2+PZbiTwZ4rPT/WAEiIGLUnZmmahzGT5ubQdSUejG0R2jG5IgMmWiznU4QyWDMzorIxkn&#10;52K2Vy/x48u6aYOLUtaCB30x6sXa+rBgoIKZ7r59JdQZh4k6yjAKc801srDnhgWGF1mewITZDTeI&#10;/Ztv9MMB4X5KboL45ZfgL36ebkGYcOcRo06MTMWF/EzUUYWzMAvHGPrii+FUJoAYUuUM9sknUpjE&#10;WZQ72oPCCFZJs3GyF+P6YXPxxdKOgjU3MZioo8rjj8vsPGqUhFXjodtCN+TWW2WB5eP+UYZWGUpk&#10;GDoGE3UUoUDpQz/8cPLcAB/P/Lyvtd7coPHxx5LdVUzUUYSJIKbMWXaaDM7YdFO4cPQRlgizu8E7&#10;76jBRB1NmLpPJcPIfaOsv/YVtlD+6CMdmKijCRdlbCQUFH42V4uhMgFj1wsX6sBEHU3YwJNNcv75&#10;Rw1JYGFQEFclqlStKlEQxUQdRVhExTLgJ55QQylwAcX9k/SrfYWL5Zg9mibqqMKs3113lV4Zx6QI&#10;+4yzg9Yee6jRf0zUUYWFTkOGSLKF4T1uVNjM5hAeO67yczfdpG/kBybqKHP88bLrhPUPe+0l/f6Y&#10;GufukX79pAb5ySc3XeX8uswm6qjDcB07zrJRJ6vWeJASW6Zxgy4b7AQpiPKM1He+GKmRzs4X7lBn&#10;EyH+jCrsCBuT7UuL/fcvedcLd2Fx2xt/bsJEXd6kK2q2TeaCMNuwEWaqfwM3zTZpIu0m0oXfIQu0&#10;WLgVj4k6ZNIRNbNkDNtl2yd++mnpQJWqONnPmxtyY7J9Zeb++yUrGle89D/iRG17FMubTHVoyiZn&#10;neXc0KE6SIEZM6SveSYYPNi5K6/UQRzsqc6OWootFA3vMFEb3mGiNrzDRG14h4na8A4TteEdJmrD&#10;O0zUhneYqA3vMFEb3mGiNrzDRG14h4na8A4TteEdJmrDO0zUhneYqA3vMFEb3mGiNrzDRG14h4na&#10;8A4TteEd6fX94LFfPJ4gn1pb8cBOnrVywglqSEI6fT9yBfb7OPnkyPT9SE/UFDP/wQFO9veGCy8E&#10;+vSR492CYKKOWDObrbd2bv16HeQJXbo4N2yYDgJgzWx0kCbWzMbIZ0zUhneYqA3vMFEb3mGiNrzD&#10;RG14h4k6lxk7Vk633XPP7L6GD9d/UDRIL/nCpMvatfmVfOEhmx06hJN84fEYjz8uXfyzzc47p34U&#10;NJMvLVoA1aqpIQ1+/x3o1SuE4zFM1MlJV9RRPsiIp9CyrCBTbLttyTdWnKjN/fCBNWuAceOA/v2B&#10;m28GnnoqcydipUOFCjJLZ+oV8Elhoo46zz8P7L03MHAgsGoVULEi8N57QIMGQI8eRU/CzRNM1FHm&#10;hhuAAQOAN96Q8woLC4FbbhEf/IcfpIKyZUvg11/1F/IDE3VUYWRkxAhgyhSgaVM1xlClCvDYY3LU&#10;M2fsPMJEHUW4tr/xRqnrrl5djQngYfyffw7MmKEGD4mJdRATdRT55hvgt9+CbVRgxIAnxY4erQYP&#10;+fdfiecrJuoo8vXXwEEHBd9x1Lix/I6vLF8ucXTFRB1FmBfYuFEHAWC8ONtHQZcnX34ph/ErJuoo&#10;wnDdp58CGzaoIQmzZgENG+rAQ7hYLijQgYk6muy1F1CvHjBypBpK4e+/gSFDgDPOUINn/PwzMHs2&#10;0Lq1GkzU0YXx6auuks2oiaCL0rMncOKJ/s7UzJ526gTsuKMaTNTRhTMTky9Mrrz+erGwFhYvBjp2&#10;BBYtktCfjzBb+tBDQN++ahCsoClVcq2g6e23pZiHYa0jjpD6CEY65swBLr9chM/MYlDmzwe++EIH&#10;KbDLLsDRR+sgJC69VCJATDLFYKJOlVys0uMl/Owz8S0pbtaCcAaPeSQH5t57gZtuAtq3V0MA5s6V&#10;G4f//7Dgd8Ib9pNPgKpV1ahQ1Fuwvh/JCbPvx4gRzp16qg5CYsAA5/r21UFApk51rqBAByEwYYJz&#10;NWo4N3u2GopiPnUuw4RCnhUjJYVViewU9eqrQJMmaiyKiTqXYTyabkXQeLTPLF0qYr7nHmDyZKBV&#10;K32jOCbqXGa33YA99gCmTlVDHsJsIRfCDEkyPv/xx0nDk7ZQTJUwF4qEISvOTKNGqaGc4UJxxQr5&#10;GZRp04B27YBnn1VDGaEU//lH/v/z5snNvHo1cM45wBVXyA0eABN1qoQtal5UuiEMWzGJUt6URdQM&#10;AzJiwu1b6cIoCtcS++0nIcpGjTb5Eyk6FBT1Fiz6kZxsdD19913natVybu5cNZQjZYl+5BjmU0cB&#10;Zg8HDQLatgUmTlSjkQgTdVSgXzl0KNC9u0QBmOiI8RyN/2M+daqE7VPHw6o71nI88YR874ccAtSs&#10;CVSqpB9IE8Z/+Tfed58aooeJOlWyLerN8LIx3MX9h1zYrVunb2SA5s2Bo47SQfQwUadKrojaSIj5&#10;1IZ3mKgN7zBRG95hoja8w0RteEfZRb1yZWq9J3yBoTOWQebj3x4RUhM1K6h4nC5L/1gxxdLIfIOb&#10;Wa+5RhIeF10ELFyobxi5QnBRc3cyq6ZYBslt6dzJy8be+RSjJl27SuKDzWRq15bjH155Rd80coFg&#10;ouYRB8cdJzUHY8aIuPNNzPHwSXXbbcCECVLra4VGOUMwUd9+u2QZr70WgZsS5gvcJ/fCC+KKMLtq&#10;ZJ3koqYf/cwzwJ13qsEoBp9idepII3Qj6yQXNUsc69eX8/SMxLAehOsNI+skFzUXg9zwaJQOZ+ol&#10;S3RgZJPkot5hB+DPP3VgJIRxe35XRtZJLmoeksPWTmxnZSTm/feBQw/VgZFNkot6113lYqW7/d1n&#10;6HbwTJUuXdRgZJPkoibc2sPz+dgtyCgKT5s97zzpMJqPGdYcJJioeRDOI48Axx4LvPSS1T1s5quv&#10;gDZt5Ni3W29Vo5Ftgoma8NHKRyy36rPRyCWXAHfckX8C53fQp4/0Ymbrgs6dgeHDLcOaQwQXNWF6&#10;fOZM2XHM2ZuzU8wWx7xg2DCp+2D3+u++kyMqfD75KoKkfjWYJmdq+LLL8vNi8m++4ALgpJOka7+R&#10;c9gUY3iHidrwDhO14R0masM7TNSGd5ioDe8wURveYaI2vMNEbXiHidrwDhO14R0masM7TNSGd5io&#10;De9I78wXlqGyO1HQAvlq1cI5tTUVuHuFvU2CwjrqgQPtzJccJj1Rs7ceCdKK7OuvpankggVqyBEo&#10;UB5BfNppakjChg1Ar15AQYEakmCiDp30RJ0Ks2ZJcX0qs2IYUNTsN81tauWBiTp0zKc2vMNEbXiH&#10;idrwDhO14R0masM7TNSGd5ioDe8wURveYaI2vMNEbXiHidrwDhO14R0masM7TNSGd5ioDe8wURve&#10;UXyTwP33yzEYmYabBJo1kxMIcolRo+Q8m8GD1ZBheAT2+PG2SSBEior6mGOA668H2rVTQwZZvhwY&#10;MUIHOQaP+zjySB1kmFq1gDlz5DxKIxSKirprVzl1ituujPRZtUqOo+Mx2BUrqtEob4r61HQ/pkzR&#10;gZE206bJMdgm6FApKuqOHYGxY+2A/UzBo695zqIRKkXdD9KtG7D77kBhoRqMMsFd8yecAMyfD1St&#10;qkYjDIqLetky4OCD5RTXtm3VaKTEypVAy5ZA795Ajx5qNMKieJyaq/SXXwbOPBOYNEmNRmBWrJCD&#10;Q1u1Arp3V6MRJiUnXxgBobDZWoshvr/+0jeMhPCBx5g3Y/GcpR9+eNNzMEDnKiPjFHc/YmHnon79&#10;gHHjgA4d5ID5unWBKlXsgpE1a8Rd43ntI0cClStL8qpNG/2AkQ1KF/VmliyRWWj6dPlvm7mFSpWA&#10;GjUkbMdFITOxdrNnnWCiNozIAPwXXw/M+qPBZdMAAAAASUVORK5CYIJQSwMECgAAAAAAAAAhAJR8&#10;UA+PAQAAjwEAABQAAABkcnMvbWVkaWEvaW1hZ2UyLnBuZ4lQTkcNChoKAAAADUlIRFIAAABHAAAA&#10;HwgGAAAAtW3QhQAAAAFzUkdCAK7OHOkAAAAEZ0FNQQAAsY8L/GEFAAAACXBIWXMAAA7DAAAOwwHH&#10;b6hkAAABJElEQVRoQ+2WsW1CQRBEfwFugAJcgNtAFOCcChCxS6ABZ87cgRNXQAcO6IAe8DyJkVar&#10;I7Tkg3nS6PjL8cUOs/dZQgghhBBC+AuepG/pIu0p3IB9O+lHOkkr6e7ZSBiDPigMeJHO0vH6+mHA&#10;kE+J5keJ4Jo66SI9DwMpIA3PkkeLJFUwb1Q3GLaWviQn8C4SxhnjUeJ1Hy2nBr1JpIs9rDbLI+fz&#10;anSf6fBB3Juso+UaIh3wKvV9FZ9hU5vjJkbqhtXzxqb2fe8Se32Pqc3hy/dHN7Xa2OgwtjkYgSk2&#10;2XumT44T4V/euLE6MjaMcQLWaobPGFauD9fraug0OA3dBBtGvTaH+PNX32OE3Dif5+lEnXUr+f49&#10;mSGEEEIIIYQQ/hXL8gvSFGN/7PRMXwAAAABJRU5ErkJgglBLAwQKAAAAAAAAACEAqOQpj5UBAACV&#10;AQAAFAAAAGRycy9tZWRpYS9pbWFnZTMucG5niVBORw0KGgoAAAANSUhEUgAAAEcAAAAfCAYAAAC1&#10;bdCFAAAAAXNSR0IArs4c6QAAAARnQU1BAACxjwv8YQUAAAAJcEhZcwAADsMAAA7DAcdvqGQAAAEq&#10;SURBVGhD7ZbBqQJBEEQ3ABMwAAMwDTEA70YgnuXn4c2bQRiBGXgwA3PQfrAFTTMehT9DPSjcbUfZ&#10;qu2e3ckYY4wxxphfsAjdQu/QkcIXWHcIPULP0DIElxC/fYXWFEZiG8IcwmgLTGP+Ph9nFO6Q4RDI&#10;NYS53BGCc+oEQBCVYcPBDN2wCmm06KSMxqbWRQ5nH+L/WN/qsq5gj9EocVxHS12DTiECYA2fCkvh&#10;UP+bz3fzeasTu0CmZJK7XEdLNbShEGA8r2uNlULNta7IG3FVDQzzhAC5U1g3ZDiMT310a3/RaMlk&#10;KxwZHy4cLpgLV4cIdZNGBhQY4wTaTxSYwqGmsLV/5VC7QHe1hqDAqFfzvPzl784hmVY4PJ30pKpr&#10;jDHGGGOMMcb8S6bpAzonbU9Ua4dfAAAAAElFTkSuQmCCUEsDBBQABgAIAAAAIQAO6Vsg2wAAAAUB&#10;AAAPAAAAZHJzL2Rvd25yZXYueG1sTI9BS8NAEIXvgv9hGcGb3cQYkZhNKUU9FcFWEG/TZJqEZmdD&#10;dpuk/97Ri70M83jDm+/ly9l2aqTBt44NxIsIFHHpqpZrA5+717snUD4gV9g5JgNn8rAsrq9yzCo3&#10;8QeN21ArCWGfoYEmhD7T2pcNWfQL1xOLd3CDxSByqHU14CThttP3UfSoLbYsHxrsad1QedyerIG3&#10;CadVEr+Mm+Nhff7epe9fm5iMub2ZV8+gAs3h/xh+8QUdCmHauxNXXnUGpEj4m+IlUSpyL0vykIIu&#10;cn1JX/wAAAD//wMAUEsDBBQABgAIAAAAIQA3J0dhzAAAACkCAAAZAAAAZHJzL19yZWxzL2Uyb0Rv&#10;Yy54bWwucmVsc7yRwWoCMRCG70LfIcy9m90ViohZLyJ4FfsAQzKbDW4mIYmlvr2BUqgg9eZxZvi/&#10;/4PZbL/9LL4oZRdYQde0IIh1MI6tgs/T/n0FIhdkg3NgUnClDNvhbbE50oylhvLkYhaVwlnBVEpc&#10;S5n1RB5zEyJxvYwheSx1TFZG1Ge0JPu2/ZDpLwOGO6Y4GAXpYJYgTtdYm5+zwzg6TbugL564PKiQ&#10;ztfuCsRkqSjwZBz+LJdNZAvysUP/Gof+P4fuNQ7dr4O8e/BwAwAA//8DAFBLAQItABQABgAIAAAA&#10;IQCxgme2CgEAABMCAAATAAAAAAAAAAAAAAAAAAAAAABbQ29udGVudF9UeXBlc10ueG1sUEsBAi0A&#10;FAAGAAgAAAAhADj9If/WAAAAlAEAAAsAAAAAAAAAAAAAAAAAOwEAAF9yZWxzLy5yZWxzUEsBAi0A&#10;FAAGAAgAAAAhACZ8b74yAwAAEg0AAA4AAAAAAAAAAAAAAAAAOgIAAGRycy9lMm9Eb2MueG1sUEsB&#10;Ai0ACgAAAAAAAAAhALjensdOEQAAThEAABQAAAAAAAAAAAAAAAAAmAUAAGRycy9tZWRpYS9pbWFn&#10;ZTEucG5nUEsBAi0ACgAAAAAAAAAhAJR8UA+PAQAAjwEAABQAAAAAAAAAAAAAAAAAGBcAAGRycy9t&#10;ZWRpYS9pbWFnZTIucG5nUEsBAi0ACgAAAAAAAAAhAKjkKY+VAQAAlQEAABQAAAAAAAAAAAAAAAAA&#10;2RgAAGRycy9tZWRpYS9pbWFnZTMucG5nUEsBAi0AFAAGAAgAAAAhAA7pWyDbAAAABQEAAA8AAAAA&#10;AAAAAAAAAAAAoBoAAGRycy9kb3ducmV2LnhtbFBLAQItABQABgAIAAAAIQA3J0dhzAAAACkCAAAZ&#10;AAAAAAAAAAAAAAAAAKgbAABkcnMvX3JlbHMvZTJvRG9jLnhtbC5yZWxzUEsFBgAAAAAIAAgAAAIA&#10;AKscAAAAAA==&#10;">
                 <v:shapetype id="_x0000_t75" coordsize="21600,21600" filled="f" stroked="f" o:spt="75" o:preferrelative="t" path="m@4@5l@4@11@9@11@9@5xe">
@@ -8297,7 +8331,7 @@
           <w:noProof/>
         </w:rPr>
         <w:drawing>
-          <wp:inline distT="0" distB="0" distL="0" distR="0" wp14:anchorId="211CB0DD" wp14:editId="787AF2B0">
+          <wp:inline distT="0" distB="0" distL="0" distR="0" wp14:anchorId="211CB0DD" wp14:editId="5B1840F8">
             <wp:extent cx="1835875" cy="2801722"/>
             <wp:effectExtent l="0" t="6667" r="5397" b="5398"/>
             <wp:docPr id="1009108283" name="Picture 1009108283" descr="A blue and white object&#10;&#10;Description automatically generated"/>
@@ -9530,7 +9564,7 @@
               </wp:inline>
             </w:drawing>
           </mc:Choice>
-          <mc:Fallback xmlns:a="http://schemas.openxmlformats.org/drawingml/2006/main" xmlns:pic="http://schemas.openxmlformats.org/drawingml/2006/picture" xmlns:a14="http://schemas.microsoft.com/office/drawing/2010/main" xmlns:a16="http://schemas.microsoft.com/office/drawing/2014/main">
+          <mc:Fallback xmlns:a16="http://schemas.microsoft.com/office/drawing/2014/main" xmlns:a14="http://schemas.microsoft.com/office/drawing/2010/main" xmlns:pic="http://schemas.openxmlformats.org/drawingml/2006/picture" xmlns:a="http://schemas.openxmlformats.org/drawingml/2006/main">
             <w:pict w14:anchorId="1EB6C35E">
               <v:group id="Group 14" style="width:181.5pt;height:180pt;mso-position-horizontal-relative:char;mso-position-vertical-relative:line" coordsize="23050,22860" o:spid="_x0000_s1026" w14:anchorId="3A6EA499" o:gfxdata="UEsDBBQABgAIAAAAIQCxgme2CgEAABMCAAATAAAAW0NvbnRlbnRfVHlwZXNdLnhtbJSRwU7DMAyG&#10;70i8Q5QralN2QAit3YGOIyA0HiBK3DaicaI4lO3tSbpNgokh7Rjb3+8vyXK1tSObIJBxWPPbsuIM&#10;UDltsK/5++apuOeMokQtR4dQ8x0QXzXXV8vNzgOxRCPVfIjRPwhBagArqXQeMHU6F6yM6Rh64aX6&#10;kD2IRVXdCeUwAsYi5gzeLFvo5OcY2XqbynsTjz1nj/u5vKrmxmY+18WfRICRThDp/WiUjOluYkJ9&#10;4lUcnMpEzjM0GE83SfzMhtz57fRzwYF7SY8ZjAb2KkN8ljaZCx1IwMK1TpX/Z2RJS4XrOqOgbAOt&#10;Z+rodC5buy8MMF0a3ibsDaZjupi/tPkGAAD//wMAUEsDBBQABgAIAAAAIQA4/SH/1gAAAJQBAAAL&#10;AAAAX3JlbHMvLnJlbHOkkMFqwzAMhu+DvYPRfXGawxijTi+j0GvpHsDYimMaW0Yy2fr2M4PBMnrb&#10;Ub/Q94l/f/hMi1qRJVI2sOt6UJgd+ZiDgffL8ekFlFSbvV0oo4EbChzGx4f9GRdb25HMsYhqlCwG&#10;5lrLq9biZkxWOiqY22YiTra2kYMu1l1tQD30/bPm3wwYN0x18gb45AdQl1tp5j/sFB2T0FQ7R0nT&#10;NEV3j6o9feQzro1iOWA14Fm+Q8a1a8+Bvu/d/dMb2JY5uiPbhG/ktn4cqGU/er3pcvwCAAD//wMA&#10;UEsDBBQABgAIAAAAIQBReiy0xQMAAJYQAAAOAAAAZHJzL2Uyb0RvYy54bWzsWNtu4zYQfS/QfyBU&#10;oG8bSbblyGqcRZp0gwKLNthtP4CmKItYiiRI+vb3nSElxYnT7mYL5MkwLJMiZ+bw8MyI8tX7fSfJ&#10;llsntFom+UWWEK6YroVaL5O///rwrkyI81TVVGrFl8mBu+T99Y8/XO1MxSe61bLmloAT5aqdWSat&#10;96ZKU8da3lF3oQ1XMNho21EPXbtOa0t34L2T6STL5ulO29pYzbhzcPcuDibXwX/TcOb/bBrHPZHL&#10;BLD5cLXhusJren1Fq7WlphWsh0G/A0VHhYKgo6s76inZWHHiqhPMaqcbf8F0l+qmEYyHNcBq8uzZ&#10;au6t3piwlnW1W5uRJqD2GU/f7Zb9sb235rN5sMDEzqyBi9DDtewb2+EvoCT7QNlhpIzvPWFwczLN&#10;CvgkhMHYZFLOs6wnlbXA/Ikda3/7imU6BE6fwDGCVfDtOYDWCQdf1wpY+Y3lSe+k+yYfHbVfNuYd&#10;bJehXqyEFP4QpAcbg6DU9kGwBxs7QOeDJaKGVCgus3lWlCVwo2gH0odpGJ0cj9TcMVDjDbG8Jnrj&#10;pVCc6IZQYgRnoWmo4fbnn/Y3v4TLHVoI4yHfCN14DXkhGJXyQNZccUs9r1HUiAzBRGgUqfuo2RdH&#10;lL5tqVrzG2cgOQAnzk6fTg/dJ+taSWE+CClRDtjuGQToz4T4wiZEkd9ptum48jFrLZeAWyvXCuMS&#10;YiverTiwZn+vAyBaOW+5Zy0GbCDwJwCLQI8GAspHYLgEBzr+v8od9QekWefvue4INgAcYIBNpxXd&#10;fnQ9mmFKz2EEEJABHswoKGtuoAt6J4S9KnM/tyAGgIBuj6SWTcrFvFzMBqUhWbDHErQ2DoX0DlZj&#10;srt/42uaLYr5JCGQ0rNyOgXHYE2rIefzYlHMpjHl+3bcmqFgDKR8E2+0UhqlFUJIhYGclqIe5Obs&#10;enUrLdlSLOHZr1htYrijabBpaAolY1hUaPmD5OhQqk+8gbTEghV2MDxf+OiWMgbSzONQS2seo+VF&#10;X81QdvhEQosgwuAQPUdt9r57B8PM6GTwHTH38wOd4fE0Asv+C1g05oNFiKyVH407obR9yYGEVfWR&#10;4/yBpEgNsrTS9QGKlvXyVsenJFWs1ZDbzNtgjLNAxW8lZ9BUmeeosFg4j+Q8DsGaEBUkwavknBcz&#10;kO5Zz2c9v6Gei+JyNllkl5cvCPpx7DWKzstiMs8hQc4V+lyhsby/bYWGo+0CeM/yU0E/Dr1ez/HE&#10;EUv09HzkOB858MgR3gLh5Tccu/oXdXy7Pu6HWY9/J1z/AwAA//8DAFBLAwQKAAAAAAAAACEAyyQ7&#10;WFMqAABTKgAAFAAAAGRycy9tZWRpYS9pbWFnZTEucG5niVBORw0KGgoAAAANSUhEUgAAAcoAAAHH&#10;CAYAAAA/AhgCAAAAAXNSR0IArs4c6QAAAARnQU1BAACxjwv8YQUAAAAJcEhZcwAADsMAAA7DAcdv&#10;qGQAACnoSURBVHhe7d0HnJXVncbxR1FEKYpUBcWCFSM2FHuJvXddhay99zWuXTeaWBOzxF5i7yWi&#10;oqIRxQJRLIgVUexYEKlKUbnrk3NmHXDmzL3DzC3v/X0/n/sZ3jMziQx33uc97X/my/1MAACgTvPH&#10;jwAAoA4EJQAACQQlAAAJzFEC+Zo1S5o6VZoyJbxq//n776UZM+Z8zZw557W//8cfw+unn355zZ79&#10;6z/7o3815//5WbZFi4Y/Lrig1KrVL6+FF57zunZ7mzZS27ZSu3bhVfPnhRb6+Y4wX/zLAqhBUKK6&#10;+O3uYPvmG2nChPCx5lX7euJEafLk8KoJQwdcTbjUDhm/WreuO5hqXg6hli1DoC2wQHg1FH7mwKwd&#10;nnV99OuHH0IwT58+Zzj7VdNW83HatF9CvnbY+2dT+++26KLS4otLHTvO+erQYc5rfx0BiwwjKJEN&#10;fhtPmiR9/rk0blz9r6++CoHVqdOvb/h+1bS1bx8CoHZoOPCyHAgO2prgrHlIqHmAqO+hYvz48H1d&#10;ukhLLCEtuWT9L4cugYoKRFCiMvht6hvzRx9JH34YPtb+8yefhF5a9+7hht2tW903686dw/Ajmo57&#10;qX4A+eKLXx5I5n5g8bWHnpdeWlpmmfBadtnwqvmzH1AIUpQhghLlxT2Vd9+VRo/+5ePYsSEQ3aOr&#10;ucnWvtn6o2/AHgJF+XJv1Q80H3/8ywNO7Y/umfrfsmdPaYUVpJVWCq+VVyZEUVIEJYrPc2u+Wb75&#10;ZgjD2sHoecCam2PNjdI3Tgeih0CRXR7ydWi+/354P9R+We3g9Kt37xCsBCiaGUGJ5uVexBtvSKNG&#10;hdfrr4drz/mttpq0yiq/hKI/emiUGx9qqxl2r3mg8uudd6SRI8P76ze/kVZfPQSnP/p9xegCmhBB&#10;iabjxTQvvyy99JL0yivhRvbll9Kqq855I/PLCzuAeeWhej94+QGs5mHs7belrl3D+2yddaQ+fcLL&#10;C7SARiAo0ThewOGb04gRIRj98oKNtdYKN6W115bWWCPMNXmRDVAs3i7j4Vs/qPnBze9RP7h5kde6&#10;6/7y8vvT895AAwhK5MfbAJ5/Xnr2WWnYsDC/6BBcb71fbjweRiUUUY4cnh6urf1g56Fcv2c32kja&#10;ZBNp443DtiFgLgQl6ubeoUOx5vXZZ9IGG4QbyoYbhiGtRRaJXwxUIBdgePXV8P5+7jnphRfCtiK/&#10;x2te3m6EqkdQIvBiiaeekp58UnrmmTDf6CfsmhuG5xfpLSLL3Ov0dELNw6HD04uCNttM2moracst&#10;6XFWKYKyWrnk2fDh0hNPSIMHS++9J226abgh+MbQq1copQZUK98aPVz79NPh98QPkJ5u2GYbaeut&#10;pfXXD1WekHkEZTXxZu9HH5Uee4xfeqBQcz9cjhkTRlv8+7PjjmFPJzKJoMwy/9N6KGngwPByUG63&#10;nbT99gwjAfPK0xX//Kf0+OPhAdQlEnfZRdp117Cilv3AmUFQZo2fej23UhOOPoWi5pfXi3GYZwSa&#10;nuc33dt88MHw8u+hf+/8cq/Tp8agYhGUWeCyb55Hufvu8EvqISAHo1+ea+TJFige31Jd9KDmYdV7&#10;Oh2Y++4rbbEFD6sViKCsVP5n8xPsnXdK994rLbVU+EXcc0+pR4/4RQBKzlur7rsv/K66lu1ee0n7&#10;7RfWBfAQWxEIykrjjf633y7ddVeoKuJfOAekF+YAKG/uXfp316H53Xfhd3f//UO9WpQtgrIS+LT9&#10;O+6Q/v536euvQzj+x3+EvY08kQKVx7dd16j177VfPjD84INDaFKTtuwQlOXK/yxDh0o33CA9/LC0&#10;7bbhF8lzHF6gAyAbfOzckCHhd91bt3bYIfyuez8ze5nLAkFZbnzaxk03hV+ahRaSDj1U6tcvPHEC&#10;yDafhuKpleuvD0OzBx0UXi7ojpIhKMvFiy9KAwaE/Vh77BEC0oXGGVoFqo9vyz75xIHpxXouanDC&#10;CVLfvvELUEwEZSl5r5VXw/3v/0pffSUde2x4elxssfgFAKre5MnSjTdKf/ub1LGjdNxxYeUslbSK&#10;hqAsBR9Zde210pVXSiuuKB1/vLTTTsw9AqifixoMGhQerF2D9sgjpSOOoMJWETBTXEwffxx6jSut&#10;JI0dG4ZZXSjAhQEIyeJxgYYHHpD22SccNN2zZyjpd+aZocwf5vTpp9LZZ4efkX9W/pntvXcYDfGo&#10;CIrD94iddw6n/LjWrN+rftA+6qiwPxPNhqAsBp/M4SFV32B8hqOrdnixjrd3oLh80v3KK0uXXRZW&#10;Ertn76f03/9emjZNWnNN6bTTQphWO/dgzjor1C31sWsnnxx+Vv6ZuV6whwL9s/RhyCgu77u87jpp&#10;9OgwVbP22tIBB4RrNDmGXpvTqFHSn/4UngCPOSb0JhdfPH4SReencK8gvuKK0COqi4fFvZfNZca8&#10;Ladae/oOSf+MvArTpRG7dImfmMv994chQK/UdniiNLzX+vLLw8PL5ptLp5/Og3gTIiibw8iR0jnn&#10;SC+9JJ10UphH8AGwKB0PH/bpI91zTyhSneKQ8CrDDTeU/vCH2Fhl/Pf2A55Px2iooPewYdJuu4WV&#10;2xw1VVoeFbnmGunPfw69zHPPDR8xTwjKpuTyVB6q8lmPfqI75BBp4YXjJ1FSRx8dHlYuvDA2NMCr&#10;kD2s+O679femssrHR7kk4ltvhaOj8uE5zC++CMOBKL0ZM8L0jke0NtpIOu+8MJ+JRmGOsimMGxeG&#10;n7zHyXMHDkwPsxKS5eH770NtTf+b5Mvh6P2sXpZfbW6+OSwayTckzQtKvLhn6tTYgJJyHWg/HHp9&#10;hOfdPTpy+OHS55/HL0AhCMp54f1NXvjhcHRvxRPp7km2bh2/AGXB/y4+XaVbt9iQJ6/y9KbvauO/&#10;81ZbxYs8de0qLbdc6IGjfPhedOqp4XfANWRXX1065ZSwOAt5Iygbw3NYHtbw0JyH6F5/Xbr4YsrM&#10;lStvy1l66XhRAJcN83BitfG2g8b8vPw9bFMoT15E6GkHLzD0wh/fuzxM7nsZGkRQFur550NpOZ/k&#10;4VWR/ti9e/wkypIfYL79Nl4UwAsjqnERlnsevpkWyj9jHhbLm0dVHJDew33LLdI660jPPhs/ifoQ&#10;lPnyqkkfbeWX95M5MP0mQ/nzwhRXMpk5MzbkyauXq/GcTy/68N+9EC484P3BLBipDN7T7YD0sGz/&#10;/qH4BsU26kVQNsRDEy4Z5Qlx3zQ9B+OwpFh55fD8mW8M3vOXLx995NEC77usNt5H6r97IcNyAwdK&#10;q67K6Eol8T3MAemHyFVWCb8jLsRBsY1fYXtIiucefYqHq+l4b5JLz6EyudiAV/25Mk8+w4MXXBC+&#10;xyUGq/GhyAuZNt00bHdqiIdpPbriB8odd4yNqDhjxoTfkSlTwvCsOwf4N3qUdfF2Ag9JeOWfiwX4&#10;ZklIVrZttpH23DNsjHf1nRRvCfGRZ7fdVr0jB56/uuqqcMNMPUt7z+Xuu4eAJCQrm0fMaqqIubyj&#10;yzr6TEwQlL/iuUcvofZ4/RtvhBqtDLNmg1f9efO1K5W4XqkX69TmbREeivIKZlekqeZhRO+h9E3z&#10;r38NpexcZao230B9VqJ/lq545EowqHy+17lm7JtvhkPkvfWNxT4Mvf4/L/Rw2Tlvtr76ammXXeIn&#10;kDlDh4YAeOKJsKWhXbuwrcEFIjyCUFPFByEQXRvXvUv/2SXqXFTAD5IenvVhwq4timx65BHpsMPC&#10;vLWr+7iQQRUiKM09Ry/a8IZpz0V27hw/gUzzjd8B6cIRyy4bqvHMzyBLnXybcA/DPy8/WDgwKaxR&#10;HTxV4QdIV/m59dZwmkyVqe6g9MpGDxl5qO2SS6T//E+GWQFgbo4Jz9n/139JJ54YqvtU0ck61RuU&#10;fkry/iH3KvyUxKkHAJDmIfff/S6cKOPgrJIDA6pznOm558KeIS9/9opWQhIAGuY5fS908wEQXsjl&#10;k5KqQHX1KD3U6mFWL+TwFoDttoufAAAUxIvhPF3lxW8+DCLD8/vVE5Sulu+VW/54113hNAkAQOP5&#10;2C5XKnNRljvuCMXXM6g6hl59xMx660k9e4ahAkISAOadi6wPGSL16hXusS6Hl0HZD0qXIdt447BK&#10;yyW2PAkNAGgaCywQdg+ccUYoezhoUPxEdmR36NV/Lc9FetvHPfeEiiwAgOYzfHgoFXn88aEEXka2&#10;22UzKF39/sgjpREjwqkGPXrETwAAmpWPJNx111D+zrWCMzCKl72gdEFz1+v0+Xj33Se1aRM/AQAo&#10;ipr7sDst995b8ffhbM1R+iSD3/42nND+8MOEJACUglfB/uMfobj+Fls0fGJPmctOULoGpechPZns&#10;wuYs2gGA0vEiH58w4yPuNtxQGjs2fqLyZCMovSTZIel5SR+lRL1WACg934t96ohPmfHuAx/fVYEq&#10;f47yrbfCAcsOSNcgBACUHxckcFF1V/TxQp8KUtlB6eOxtt5auvTSUHUHAFC+7r479C4ff1zq3Ts2&#10;lr/KDcrXX5e23TbslfTqKgBA+fNuhGOOkR57LBxMUQEqMyhHjQo9SZ+8vscesREAUBG8ItaHQbtn&#10;WQFhWXlB+f77YWWre5J77RUbAQAVxWHpk0dcf3vFFWNjeaqsVa+uVO+e5LnnEpIAUMl22006//xw&#10;T3c1nzJWOUE5YUL4gR5+uHToobERAFCxDjpIOvbYcG8v46IElTH0Om1aqLiz2WbSRRfFRgBAJvjk&#10;EZ/09PTTUtu2sbF8lH9Q/vSTtPvuUocO0g03/PxfTDEBAMgUx5BHCz299tBDUosW8RPlofyHXk89&#10;VZoyRbr6akISALLI93bvYpg5Uzr55NhYPso7KF0n8MEHpfvvl1q2jI0AgMxxfW6fNPLoo6FjVEbK&#10;d+jVY9X77is9+6y00kqxEQCQaWPGhNrdt98ubbllbCyt8gzKDz+U+vYNtQG9iAcAUD2GDg1bAIcN&#10;k3r2jI2lU35BOWNGOJKlf/9QExAAUH0uvzxMvw0fLi28cGwsjfILSh+V5f00Hqtm8Q4AVCdH0377&#10;hUOgveOhhMprMc9tt0lPPSX9/e+EJABUM2fAddeF4VdnQgmVT4/S50q6oMCQIRV3VhkAoJm8/Xao&#10;7/3kk9Iaa8TG4iqPHqXnJb3C1VV3CEkAQI1VVw2HYDgjvv8+NhZXefQovcH0o4+YlwQA1M3zlR07&#10;SgMGxIbiKX1Qer9kv37hIGb/EAAAmNvEidLqq4eFPS6iXkSlHXqdNEk64ICwBJiQBADUp337sKjn&#10;4IOlb7+NjcVR2h6l90q2axdq/AEA0JDjj5e+/lq6887Y0PxKF5SPPRZOt37jDal169gIAEDC9Olh&#10;CPYvf5F22ik2Nq/SBOV330mrrSZdc03Rx5oBABXO++196LO3FbZpExubT2mC8ve/l774IhQYAACg&#10;UF7f4nnLyy6LDc2n+EH52mvSttuGIdfOnWMjAAAF+OabMDL5yCPSOuvExuZR3FWvP/0kHXaYdMEF&#10;hCQAoPG8U+Lii0OmOFuaUXGD8uabwwHMBx4YGwAAaCTvnGjbttmLphdv6HXq1HAA88CBUp8+sREA&#10;gHnw6qvSDjtIo0eH7YbNoHg9Stdx9SHMhCQAoKmstVZY9/KnP8WGplecHuUnn0hrrimNHCkttVRs&#10;BACgCYwbFw7UGDFCWm652Nh0ihOU++8v9ewp/c//xAYAAJrQeedJo0aFwzWaWPMHpYudu1v8/vtU&#10;4AEANA8fwbXCCtJDD0lrrx0bm0bzB+Wuu4YDmU84ITYAANAMLr9cevzxsLeyCTVvUL7yirTLLtKY&#10;MdLCC8dGAACawcyZoVd5zz1S376xcd4176rXs8+WTjuNkAQANL+FFpLOOEM655zY0DSar0c5fLi0&#10;zz6hN+n/eAAN8zl7zzwjffih5F/NZZcNUxcdOsQvAJA0a1bYs3/rrdJGG8XGedN8Pcrzz5dOP52Q&#10;BPIxYUI4kHb55cPhtJ99Jn3+uXTTTWHFuKtZjR8fvxhAvVz97cwzwyrYJtI8PUoffeLiAh99JLVq&#10;FRsB1Mn7iz2Xv/vu4eGyU6f4icjFny+8MMy7/OMfTb6iD8gcz1V6NMbnHvfuHRsbr3mC0k/Gyywj&#10;nXVWbABQJ/cSHXwOwv32i4318P6wE08Mi+S6dImNAOrk3yl32jwEO4+aPih9zuSqq4Z9k8yrAGn9&#10;+klLLhlOQciHh5Q873/33bEBQJ0mTQpVeryXfx4rwjV9UHroaMqUsJ8FQP2+/FJaZZWwcGexxWJj&#10;A3y4QI8e4TzXbt1iI4A6nXSSNP/80qWXxobGadrFPN99J117bRgeApA2eLC09db5h6T5SKHttw9z&#10;LwDSXOjmxhtD520eNG1QerHB+uuHlXsA0saODcvYC+XvcS8UQNrSS0ubbirdeWdsaJymDUr3Jn3a&#10;NICG/fCDtMAC8aIAP/4otWgRLwAkOZOuuy5eNE7TBaWrtnvv13bbxQYASV5o8MEH8aIA3l+5xBLx&#10;AkDSVluF1eU+4LmRmm4xz7HHhlWu554bGzLIiy+83NjVU3ySthdiuGsPNIaHXtddV/r00/zLPHp/&#10;mN9zzz7buGFbwHxG8DvvSF99FRaF9eolde0aP5lBLj7gB8yrr44NhWmaoPTxJl5++9pr2QwO71vz&#10;D3ro0LB5dfHFw+Swlx37sFCv9N1yy/jFQAF22EHafHPp5JNjQwMGDJAGDQoLgYBCPf209Mc/hnvX&#10;6quH/bg+9Ngjgi735r3vffrEL84Qh+Rqq4WH0jZtYmMBHJTz7MYbc7ntt48XGXPVVblcp0653JVX&#10;5nJTp8bGaObMXO6OO3K5bt1yuTPPzOVmz46fAPL0wQfh/TV0aGxIGDYsfO1778UGIE++N517bi63&#10;5JK53K235nIzZsRPRNOm5XLXXBPeX3/7W2zMmF12yeWuvTZeFKZpgnKDDXK5Bx+MFxlyzz253DLL&#10;5HJjxsSGenz5ZS631lq53KWXxgagAIMHhxvUgAG53KxZsbEWt11xRS7XsWMu9+ijsREowF//msv1&#10;7p3LjRsXG+rhB7fllsvl7rwzNmTIoEG5XJ8+8aIw8z70+vHHoQSXK/IsuGBszABP/rrCkA8Bzae2&#10;pn8Onm966qnQxQcK4Wo7hx8uvfuutMce4Uy9+eYL7fffH66vuYZ5SRTO76lNNpFefDHUP22Iaw+7&#10;Vvfbb2erVKJXi3s+dtiwgrcwzvuqV++ddDHnLIWk+QSHnXbKvwC1q6UcfTQVidA4DsIhQ6Qnnwx1&#10;kt97Lyy28Jy/H9Z89BYhicbwPemII/ILSVtjjfCwdv31sSEjvBXLf69GlH+c9x7lOutIF10UnkCy&#10;xBPaf/5zeBLLlyeK/SbzkUkAUA68mtW9KG9Hype//qijQu8yS7xa3Ds0vJipAPMWlC587pVS3j/Z&#10;mI3T5ax9+zDs1bFjbMiDf5TeNuLALKQsGQA0h2nTpM6dQ3lRD+XnywXFvZPBq/sL+b5yN3t2+Ht5&#10;imzllWNjw+Zt6NXDru7KZi0kHXje8tK6dWzIk99Q/h6/KQGg1HwvWmSRwsPO3+M9uw6WLHGB9L32&#10;Knj4dd6C0v9n++wTLzLEbyrPORZaT9NvSj+JUTUFQDlwb3L6dGny5NiQJy9O7N49m6USnVnOrgIG&#10;UxsflF5J5ZPXPfSaRf57PfRQvMjTI4+EovB+agGAUvND/4YbhntTIQYOzO69vW/f0Kl5883Y0LDG&#10;39EdIrvumt1Q8ET2lVeG8//y4aXHXvxz5JGxAQDKgO9lvje5CH8+PK/plbJZvZf54WG33aSHH44N&#10;DWt8yrmE1rbbxosM8mrebbaRDjmk4XF6d+FPOy0sAPKcLQCUi513DtNBp5zS8HCj73Xez+uyih4d&#10;yyrf2wsoA9m4Va/utnrJsYsMNKZuXqXw2L4fBjyxffPNYbx/bn76OuYYacSIUAu2kFWyAFAMPshh&#10;s81CrWqPlPkA8Ll5Ku3AA6WJE6Unngj3vazyYk0XU3ANWO9UaEDjepTe/OyN+FkOSfOJDv/8Zyge&#10;vOKK0gEHhEIEfhK55ZawH8eLftyVd9ULQhJAOfJBDv/6l9Sq1S/FUfzw73uZ72kHHxyKXriohQun&#10;ZzkkzX+/9dYLf9c8NK5HefzxoUfp4cZq4ZJ2t94aqux7n6T//i5x178/R20BqBy+f/le5hJ1HhX0&#10;6lZ3Bnwvq2vULKsuuSTsbHAPuwGNC0qfw3jbbfmXdwMAoJy40+Pyqy6c04DCh1590KcPMHapNgAA&#10;KpHPEva+d1eWa0DhQfncc2FfThY3ogIAqoPXlmy8cci0BhQelC4qW0ihcAAAypGzrFmC0v+jBCUA&#10;oNI5y9z5a0Bhi3lqKsr7GKmWLWMjAAAVyBXVOnSQPvggub2vsB7l8OHhnEZCEgBQ6XzylfdT+vzN&#10;hMKC8qWXQkFZAACywEHpbEsoLChdps09SgAAssCZ5mxLyH+O0l/majSvvBIqOQAAUOlcnWi11UKt&#10;W28ZqUP+PcpPPgn/I926xQYAACqcT1Zx7dexY2PDr+UflC+/HLqo9SQuAAAVqYHh1/yDcuRIaa21&#10;4gUAABmx5poh4+pRWFD6LDMAALLEtcubJChdad1HsQAAkCUukP7GG/Hi1/Jb9Tp5cljEM2XKz9Ga&#10;f7YCAFD2HIOLLRYW9LhSz1zySz0nba9ehCQAIHu8SNVbROrpVeYflO6aAgCQRYnh1/yC8s03CUoA&#10;QHbNc1COHi2ttFK8AAAgY1ZeWXrvvXgxp/yCcswYacUV4wUAABnjjKsnKBte9Tp9utS+vTRtWjiS&#10;BACArJk9W2rbVvrqK6lNm9gYNNyj9IGWyy5LSAIAssu7OpZfPoygzqXhoPQ3rbBCvAAAIKPqGX5t&#10;OCi9AdMpCwBAli23nPThh/HiF/kFpYdeAQDIMmddo4Ly44+lZZaJFwAAZFSPHiHz5pJfUC69dLwA&#10;ACCjnHV1BGXD20MWXVT66KOwRQQAgKzywR9LLBG2Q7r+a5TuUU6aFPaWuKo6AABZ1q6d1LKlNGFC&#10;bAjSQekuqMdsayUrAACZVcc8ZTooP/88nEMJAEA16N5d+uyzeBGkg/LLL8N4LQAA1aBr11DGrpZ0&#10;UPqL/U0AAFSDgoPSPUqCEgBQLZx5zr5aGg7KLl3iBQAAGefMKygo3f0kKAEA1aLgHuX48VKnTvEC&#10;AICMc+Y5+2pJB+U330gdOsQLAAAyro6grL+EnZtdoWDqVKlVq9gIAECG/fSTtNBC0syZUosW/26q&#10;v0f53XfSggsSkgCA6uFwbNNGmjw5NqSC8ttvpcUXjxcAAFQJHwIycWK8SAWlv4igBABUm7yD8rbb&#10;QvcTAIBq0rZtyMCo/qB85hmpV694AQBAlVhtNWnIkHiRCsqFF5b6948XAABUiX79pNat40UqKAEA&#10;AEEJAEAKQQkAQAJBCQBAAkEJAEACQQkAQAJBCQBAAkEJAEACQQkAQAJBCQBAAkEJAEACQQkAQAJB&#10;CQBAAkEJAEACQQkAQAJBCQBAAkEJAEACQQkAQAJBCQBAAkEJAEACQQkAQAJBCQBAAkEJAEACQQkA&#10;QAJBCQBAAkEJAEACQQkAQAJBCQBAAkEJAEACQQkAQAJBCQBAAkEJAEACQQkAQAJBCQBAAkEJAEAC&#10;QQkAQAJBCQBAAkEJAEACQQkAQAJBCQBAAkEJAEACQQkAQAJBCQBAAkEJAEACQQkAQAJBCQBAAkEJ&#10;AEACQQkAQAJBCQBAAkEJAEACQQkAQAJBCQBAAkEJAEACQQkAQAJBCQBAAkEJAEACQQkAQAJBCQBA&#10;AkEJAEACQQkAQAJBCQBAAkEJAEACQQkAQAJBCQBAAkEJAEACQQkAQAJBCQBAAkEJAEACQQkAQAJB&#10;CQBAAkEJAEACQQkAQAJBCQBAAkEJAEACQQkAQAJBCQBAAkEJAEACQQkAQAJBCQBAAkEJAEACQQkA&#10;QAJBCQBAAkEJAEACQQkAQAJBCQBAAkEJAEACQQkAQAJBCQBAAkEJAEACQQkAQAJBCQBAAkEJAEAC&#10;QQkAQAJBCQBAAkEJAEACQQkAQAJBCQBAAkEJAEACQQkAQAJBCQBAAkEJAEACQQkAQAJBCQBAAkEJ&#10;AEACQQkAQAJBCQBAAkEJAEACQQkAQAJBCQBAAkEJAEACQQkAQAJBCQBAAkEJAEACQQkAQAJBCQBA&#10;AkEJAEACQQkAQAJBCQBAAkEJAEACQQkAQAJBCQBAAkEJAEACQQkAQAJBCQBAAkEJAEACQQkAQAJB&#10;CQBAAkEJAEACQQkAQAJBCQBAAkEJAEACQQkAQAJBCQBAAkEJAEACQQkAQAJBCQBAAkEJAEACQQkA&#10;QAJBCQBAAkEJAEACQQkAQAJBCQBAAkEJAEACQQkAQAJBCQBAAkEJAEACQQkAQAJBCQBAAkEJAEAC&#10;QQkAQAJB2RizZsU/AEAF416WF4IyH34z3X23tOWWUqdO0iKLSO3bSxtuKF13nfTdd/ELAaCMff+9&#10;dMMN0kYbhXuY72UdO0pbbCHdeSfBWQ+CsiEffCD17StdcYV02GHSG29IP/wgvf++dMYZ0kMPSauv&#10;Lr3ySvwGAChDr70W7lUPPCCdeqo0Zky4l731lnTUUdI110jrrhvaMQeCMmXsWGmDDaQDD5SGDpX2&#10;3lvq2lWabz6pQwdp++2lhx+WLrhA2mYb6cUX4zcCQBnxg/xWW0l/+IM0aJC0446hJ+l7WZcu0p57&#10;Sk8/HToD7m26I4D/R1DW58cfpb32kk4/XTr22PCGqo8D9Prrw8eJE2MjAJSBKVPCvezqq6X99ouN&#10;dfA9zj3Ls88Owckw7P8rn6CcPFkaMEDaZRdp/fXDP9RNN0nTp8cvKDIPqS60kHTccbGhAbvuGp7E&#10;PP4PAOXixhulPn3CPTUfDstFF5UefDA2FNmMGdItt4RwdxbsvLN02WUl7YSUR1C+8ILUq5c0bJjU&#10;r5908cUheDy5vPba0jvvxC8sIvcQjzkm3ZOcm7+eoARQTnwvO/roeJEH3/P89f6+Yhs9WlpnHenW&#10;W0NAOgt+9ztpxIiQEZ4CK4VcfTbeOJcbOjReNKPRo3O5jh1zuUGDYsNcrr02l1t66Vxu/PjYUCTd&#10;u+dyH30UL/L0ww+5XMuWudyMGbEBAEpo1qxwT5o5Mzbk6bPPcrmuXeNFkUyYkMsts0wud8UVudzs&#10;2bGxlsGDQ1a8/XZsaEbDhuVyffvGi1yu9D3Kk0+WTjstLIypy6GHhieL88+PDUWQy0njxklLLBEb&#10;8rTAAmH7yJdfxgYAKKHx46XFFpNatowNefKixa+/ln76KTYUQc2iSA/91jWSt/XW0jnnSCeeGBuK&#10;p7RBOWlSWGl1+OGxoR4OU49ZO8CKwf9IfqMUGnh+U33zTVhFBgCl5pWtvs96G0ghHJJe2d+iRWwo&#10;gttvbzgEDzkk7C746qvYUBylDUqPR6+4otS6dWyoR48eISQnTIgNReDx8EK3e7z6qrTUUlKrVrEB&#10;AErIPcnllpNefjk25Om556Q11ogXReDFnF6d6zxI8b11pZWKvteztEHpVaX5LEF2SPrr/PXFctBB&#10;ochAIb3Yq64K3wcA5eLgg6Urr4wXeXLFsf7940URLLhg2JKXz/125sziZsHPShuUK6wgffZZw0Oc&#10;7ql5OLNt29hQBLvvHnqw+a78evxxafDgMKcKAOXCQfnMM6HQQD68neTzz8P2jGJxKT2PHP7rX7Gh&#10;Hp5z/fDD0KssotIGpYdc991XOvfc2FCH2bOlM8+UjjwyNhSJhyzuvTcUHPB+zpTHHgtLmO+4I8wJ&#10;AEC5cE3Xu+6SDjhAeuSR2FiP226TTjlFuu++4k8h+R7vYgepBURe1LnHHlK7drGhOEoblHbhhdJT&#10;T0lnnfXrH5CLDXjydupU6YQTYmMRrbxyeBLzf6NLPrnHWFMA3Ztivf/TwxPuRd5/v7TppuFzAFBO&#10;fIDDwIFhRamr83gO0vcw8z3tySdDsZfzzpOGDJFWXTV8rpi8D93Dry4Z6uLttTkbXH7PhWAuuSQ2&#10;Fk/pg9IVIPyP5oUzyy8fVj1ddFH4B11mmTAe7R6bx7BLwYt6PPTrN5HD3D1GP6H5v9urdT3hPWqU&#10;tPHG8RsAoAy5brXvVa7S4/urt434XuZ7mrfobbdduNf95jfxG4rM2+tqery+9x9xRMiCk04K03Tu&#10;tLhzsvji4WuKaD5vpox/ntMmm4Rurj8Wi1dmebuIl/526ybtsEPDq6CKzUPB334b3mDFXDoNAE3J&#10;vTSXhXPwzF/6PtMcvKrVc6pew9K5s7T55iHgi2X48BDQ/viz8gpKND+X2Hvvvbo39JaSj/fZbbfy&#10;++9CefBtykOHDS32KDb/d/XsySK+rCEoq9xmm4VJen8sJx768Vx0mzaxAajFUzB+37p6Szl5/vkw&#10;wuQ61cgOgrLKuUSU54G33TY2lAkHpLcJEZSoi4PSKx39sZx44Yvvk/6I7JgrKMtsYBoAgPJCUAIA&#10;kEBQAgCQQFACAJBAUAIAkEBQAgCQQFACAJBAUAIAkEBQAgCQQFACAJBAUAIAkEBQAgCQQFACAJBA&#10;UAIAkEBQAgCQQFACAJBAUAIAkEBQAgCQQFACAJBAUAIAkEBQAgCQQFACAJBAUAIAkEBQAgCQQFAC&#10;AJBAUAIAkEBQAgCQQFACAJBAUAIAkEBQAgCQQFACAJBAUAIAkEBQAgCQQFACAJBAUAIAkEBQAgCQ&#10;QFACAJBAUAIAkEBQAgCQQFACAJBAUAIAkEBQAgCQQFACAJBAUAIAkEBQAgCQQFACAJBAUAIAkEBQ&#10;AgCQQFACAJBAUAIAkEBQAgCQQFACAJBAUAIAkEBQAgCQQFACAJBAUAIAkEBQAgCQQFACAJBAUAIA&#10;kEBQAgCQQFACAJBAUAIAkEBQAgCQQFACAJBAUAIAkEBQAgCQQFACAJBAUAIAkDBf7mfxz3PaZBPp&#10;/PPDR2THZptJb74prbZabCgTQ4dKU6dKbdrEBqCWmTOlVq2kTTeNDWXinXek5ZeXhg2LDciE4cOl&#10;k04KH39GUFab11+XJk6MF2Vm442lFi3iBVDL7NnSs8/GizKz2GLSGmvEC2RC2QblV19J114rPfVU&#10;+HP37tKOO0oHHii1axe/CACQaR5Zuukm6aGHpM8+kzp3lrbYQjr8cKlr1/hFzWyuoCyPOcrBg6Xe&#10;vcMP5cwzpXvvlY4/PgxnuP3VV+MXAgAya+TI0Dv36MFxx4UsOPvs0HlyFgwaFL+wuErfoxw1Svrt&#10;b6UHHghDb3O75x7phBOkl1+WllwyNgIAMsVhuPba0kUXSfvvHxtrccdpl11Cx2qttWJjMym7HuUp&#10;p0jnnVd3SNree0v9+4fQBgBk0x//KO21V90haRtsEEL05JNjQ/GUNijHj5defFE64IDYUA8Pw95+&#10;u1RP5xcAUMF8b7/jjnCvT+nXLyxIHDcuNhRHaYPSc5JLLx2Wfad4yHWBBUKwAgCyZdKksAWoR4/Y&#10;UI+WLaUVV5Q++CA2FEdpg9JbAX78MV4k+Glj+nRpkUViAwAgMxZeWJo1K2wDasj330utW8eL4iht&#10;UK6wgvTFF9Knn8aGenhCdaml2IwOAFnkUcWVVw6FR1KcF598EnqVRVTaoPRThOcnTz+9/vlH9zj9&#10;+WOOiQ0AgMw58kjprLOkH36IDXXw573Yp8idptIGpXnFqydnvWdmxozYGHncet99pYUWko46KjYC&#10;ADLnsMNClSOvfJ27epjnL71d44UXpAsuiI3FU/qg9Fizu9veQ+OFPa7Ec9pp0n77ScsuK3XpIg0c&#10;SGkzAMiy+X+OI++ndw4st1zoJDkLDjootH30kfT881LbtvEbiqf0QWnt24fCAn5a8F4Zh+dWW0lv&#10;vSVdcUXDq2IBAJXPo4cDBkhvvy1tu23Igr59Q6Ueh2iHDvELi4ui6AAA1FaWtV4BAChTBCUAAAkE&#10;JQAACQQlAAAJLOZBmitgTJ5cmSuPJ0wIW4t8jBuKx9u9dtihZCsU54nLqLme6McfxwZUpbkW8xCU&#10;SHP1pOeekzp1ig0VZM89pXPOkXbcMTagKHxe4H//d3hIqTQucuKzDn/6KTagKhGUKIgD0nuaKjEo&#10;HZBHHEFQFpuD8i9/CR8rjYPSJ1h4FAXVa66gZI4SAIAEghIAgASCEgCABIISAIAEghIAgASCEgCA&#10;BIISAIAEghIAgASCEgCABIISAIAEghIAgASCEgCABIISAIAEghIAgASCEgCAhPqD0sdU8uLlV6Wq&#10;6+/Cq3ivSlXX34VXdb6i+g9uXnddacSIeIGq9vXXlXlw8zbbSE88ES9QVJttJj39dLyoID64uX37&#10;eIGq1ru3NHLkv/9Yf1ACAADmKAEASCEoAQBIICgBAEggKAEASCAoAQBIICgBAEggKAEASCAoAQBI&#10;ICgBAEggKAEASCAoAQCol/R/oZmZRr54lIwAAAAASUVORK5CYIJQSwMEFAAGAAgAAAAhAGGSPMXb&#10;AAAABQEAAA8AAABkcnMvZG93bnJldi54bWxMj0FrwzAMhe+D/Qejwm6rnYWVkcYppWw7lcHawdjN&#10;jdUkNJZD7Cbpv5+6y3oRejzx9L18NblWDNiHxpOGZK5AIJXeNlRp+Nq/Pb6ACNGQNa0n1HDBAKvi&#10;/i43mfUjfeKwi5XgEAqZ0VDH2GVShrJGZ8Lcd0jsHX3vTGTZV9L2ZuRw18onpRbSmYb4Q2063NRY&#10;nnZnp+F9NOM6TV6H7em4ufzsnz++twlq/TCb1ksQEaf4fwxXfEaHgpkO/kw2iFYDF4l/k710kbI8&#10;XBelQBa5vKUvfgEAAP//AwBQSwMEFAAGAAgAAAAhAKomDr68AAAAIQEAABkAAABkcnMvX3JlbHMv&#10;ZTJvRG9jLnhtbC5yZWxzhI9BasMwEEX3hdxBzD6WnUUoxbI3oeBtSA4wSGNZxBoJSS317SPIJoFA&#10;l/M//z2mH//8Kn4pZRdYQde0IIh1MI6tguvle/8JIhdkg2tgUrBRhnHYffRnWrHUUV5czKJSOCtY&#10;SolfUma9kMfchEhcmzkkj6WeycqI+oaW5KFtjzI9M2B4YYrJKEiT6UBctljN/7PDPDtNp6B/PHF5&#10;o5DOV3cFYrJUFHgyDh9h10S2IIdevjw23AEAAP//AwBQSwECLQAUAAYACAAAACEAsYJntgoBAAAT&#10;AgAAEwAAAAAAAAAAAAAAAAAAAAAAW0NvbnRlbnRfVHlwZXNdLnhtbFBLAQItABQABgAIAAAAIQA4&#10;/SH/1gAAAJQBAAALAAAAAAAAAAAAAAAAADsBAABfcmVscy8ucmVsc1BLAQItABQABgAIAAAAIQBR&#10;eiy0xQMAAJYQAAAOAAAAAAAAAAAAAAAAADoCAABkcnMvZTJvRG9jLnhtbFBLAQItAAoAAAAAAAAA&#10;IQDLJDtYUyoAAFMqAAAUAAAAAAAAAAAAAAAAACsGAABkcnMvbWVkaWEvaW1hZ2UxLnBuZ1BLAQIt&#10;ABQABgAIAAAAIQBhkjzF2wAAAAUBAAAPAAAAAAAAAAAAAAAAALAwAABkcnMvZG93bnJldi54bWxQ&#10;SwECLQAUAAYACAAAACEAqiYOvrwAAAAhAQAAGQAAAAAAAAAAAAAAAAC4MQAAZHJzL19yZWxzL2Uy&#10;b0RvYy54bWwucmVsc1BLBQYAAAAABgAGAHwBAACrMgAAAAA=&#10;">
                 <v:shape id="Picture 1570605880" style="position:absolute;width:23050;height:22860;visibility:visible;mso-wrap-style:square" alt="A red outline of a piece of paper&#10;&#10;Description automatically generated" o:spid="_x0000_s1027" type="#_x0000_t75" o:gfxdata="UEsDBBQABgAIAAAAIQDb4fbL7gAAAIUBAAATAAAAW0NvbnRlbnRfVHlwZXNdLnhtbHyQz07DMAyH&#10;70i8Q+QralM4IITa7kDhCAiNB7ASt43WOlEcyvb2pNu4IODoPz9/n1xv9vOkForiPDdwXVagiI23&#10;jocG3rdPxR0oScgWJ8/UwIEENu3lRb09BBKV0ywNjCmFe63FjDSjlD4Q50nv44wpl3HQAc0OB9I3&#10;VXWrjedEnIq03oC27qjHjympx31un0wiTQLq4bS4shrAECZnMGVTvbD9QSnOhDInjzsyuiBXWQP0&#10;r4R18jfgnHvJr4nOknrFmJ5xzhraRtHWf3Kkpfz/yGo5S+H73hkquyhdjr3R8m2lj09svwAAAP//&#10;AwBQSwMEFAAGAAgAAAAhAFr0LFu/AAAAFQEAAAsAAABfcmVscy8ucmVsc2zPwWrDMAwG4Ptg72B0&#10;X5TuUMaI01uh19I+gLGVxCy2jGSy9e1nemrHjpL4P0nD4SetZiPRyNnCruvBUPYcYp4tXC/Htw8w&#10;Wl0ObuVMFm6kcBhfX4Yzra62kC6xqGlKVgtLreUTUf1CyWnHhXKbTCzJ1VbKjMX5LzcTvvf9HuXR&#10;gPHJNKdgQU5hB+ZyK23zHztFL6w81c5zQp6m6P9TMfB3PtPWFCczVQtB9N4U2rp2HOA44NMz4y8A&#10;AAD//wMAUEsDBBQABgAIAAAAIQCXMY+xywAAAOMAAAAPAAAAZHJzL2Rvd25yZXYueG1sRI9PS8NA&#10;EMXvgt9hGaEXsbsKaUPstkSh4Enon4PHaXZMgruzIbu2qZ/eOQgeZ+bNe++32kzBqzONqY9s4XFu&#10;QBE30fXcWjgetg8lqJSRHfrIZOFKCTbr25sVVi5eeEfnfW6VmHCq0EKX81BpnZqOAqZ5HIjl9hnH&#10;gFnGsdVuxIuYB6+fjFnogD1LQocDvXbUfO2/g4Xav+xOp/ft4Cl+TD9lTUVf31s7u5vqZ1CZpvwv&#10;/vt+c1K/WJqFKcpSKIRJFqDXvwAAAP//AwBQSwECLQAUAAYACAAAACEA2+H2y+4AAACFAQAAEwAA&#10;AAAAAAAAAAAAAAAAAAAAW0NvbnRlbnRfVHlwZXNdLnhtbFBLAQItABQABgAIAAAAIQBa9CxbvwAA&#10;ABUBAAALAAAAAAAAAAAAAAAAAB8BAABfcmVscy8ucmVsc1BLAQItABQABgAIAAAAIQCXMY+xywAA&#10;AOMAAAAPAAAAAAAAAAAAAAAAAAcCAABkcnMvZG93bnJldi54bWxQSwUGAAAAAAMAAwC3AAAA/wIA&#10;AAAA&#10;">
@@ -9610,7 +9644,228 @@
         <w:rPr>
           <w:rFonts w:ascii="Cambria" w:hAnsi="Cambria" w:cs="Arial"/>
         </w:rPr>
-        <w:t xml:space="preserve">using the screws provided with the brackets. </w:t>
+        <w:t>using the screws provided with the brackets.</w:t>
+      </w:r>
+      <w:r>
+        <w:rPr>
+          <w:rFonts w:ascii="Cambria" w:hAnsi="Cambria" w:cs="Arial"/>
+        </w:rPr>
+        <w:br/>
+      </w:r>
+      <w:r>
+        <w:rPr>
+          <w:rFonts w:ascii="Cambria" w:hAnsi="Cambria" w:cs="Arial"/>
+        </w:rPr>
+        <w:br/>
+      </w:r>
+      <w:r>
+        <w:rPr>
+          <w:rFonts w:ascii="Cambria" w:hAnsi="Cambria" w:cs="Arial"/>
+          <w:noProof/>
+        </w:rPr>
+        <w:drawing>
+          <wp:inline distT="0" distB="0" distL="0" distR="0" wp14:anchorId="22C5092F" wp14:editId="62C1C592">
+            <wp:extent cx="1711921" cy="1501125"/>
+            <wp:effectExtent l="0" t="0" r="3175" b="0"/>
+            <wp:docPr id="276893208" name="Picture 7" descr="A small metal and gold motor&#10;&#10;Description automatically generated with medium confidence"/>
+            <wp:cNvGraphicFramePr>
+              <a:graphicFrameLocks xmlns:a="http://schemas.openxmlformats.org/drawingml/2006/main" noChangeAspect="1"/>
+            </wp:cNvGraphicFramePr>
+            <a:graphic xmlns:a="http://schemas.openxmlformats.org/drawingml/2006/main">
+              <a:graphicData uri="http://schemas.openxmlformats.org/drawingml/2006/picture">
+                <pic:pic xmlns:pic="http://schemas.openxmlformats.org/drawingml/2006/picture">
+                  <pic:nvPicPr>
+                    <pic:cNvPr id="276893208" name="Picture 7" descr="A small metal and gold motor&#10;&#10;Description automatically generated with medium confidence"/>
+                    <pic:cNvPicPr/>
+                  </pic:nvPicPr>
+                  <pic:blipFill>
+                    <a:blip r:embed="rId35">
+                      <a:extLst>
+                        <a:ext uri="{28A0092B-C50C-407E-A947-70E740481C1C}">
+                          <a14:useLocalDpi xmlns:a14="http://schemas.microsoft.com/office/drawing/2010/main" val="0"/>
+                        </a:ext>
+                      </a:extLst>
+                    </a:blip>
+                    <a:stretch>
+                      <a:fillRect/>
+                    </a:stretch>
+                  </pic:blipFill>
+                  <pic:spPr>
+                    <a:xfrm>
+                      <a:off x="0" y="0"/>
+                      <a:ext cx="1731073" cy="1517919"/>
+                    </a:xfrm>
+                    <a:prstGeom prst="rect">
+                      <a:avLst/>
+                    </a:prstGeom>
+                  </pic:spPr>
+                </pic:pic>
+              </a:graphicData>
+            </a:graphic>
+          </wp:inline>
+        </w:drawing>
+      </w:r>
+      <w:r>
+        <w:rPr>
+          <w:rFonts w:ascii="Cambria" w:hAnsi="Cambria" w:cs="Arial"/>
+        </w:rPr>
+        <w:t xml:space="preserve">  </w:t>
+      </w:r>
+      <w:r>
+        <w:rPr>
+          <w:rFonts w:ascii="Cambria" w:hAnsi="Cambria" w:cs="Arial"/>
+          <w:noProof/>
+        </w:rPr>
+        <w:drawing>
+          <wp:inline distT="0" distB="0" distL="0" distR="0" wp14:anchorId="64790A85" wp14:editId="139C3485">
+            <wp:extent cx="2825702" cy="1498071"/>
+            <wp:effectExtent l="0" t="0" r="0" b="635"/>
+            <wp:docPr id="348236619" name="Picture 8" descr="A close-up of a device&#10;&#10;Description automatically generated"/>
+            <wp:cNvGraphicFramePr>
+              <a:graphicFrameLocks xmlns:a="http://schemas.openxmlformats.org/drawingml/2006/main" noChangeAspect="1"/>
+            </wp:cNvGraphicFramePr>
+            <a:graphic xmlns:a="http://schemas.openxmlformats.org/drawingml/2006/main">
+              <a:graphicData uri="http://schemas.openxmlformats.org/drawingml/2006/picture">
+                <pic:pic xmlns:pic="http://schemas.openxmlformats.org/drawingml/2006/picture">
+                  <pic:nvPicPr>
+                    <pic:cNvPr id="348236619" name="Picture 8" descr="A close-up of a device&#10;&#10;Description automatically generated"/>
+                    <pic:cNvPicPr/>
+                  </pic:nvPicPr>
+                  <pic:blipFill>
+                    <a:blip r:embed="rId36">
+                      <a:extLst>
+                        <a:ext uri="{28A0092B-C50C-407E-A947-70E740481C1C}">
+                          <a14:useLocalDpi xmlns:a14="http://schemas.microsoft.com/office/drawing/2010/main" val="0"/>
+                        </a:ext>
+                      </a:extLst>
+                    </a:blip>
+                    <a:stretch>
+                      <a:fillRect/>
+                    </a:stretch>
+                  </pic:blipFill>
+                  <pic:spPr>
+                    <a:xfrm>
+                      <a:off x="0" y="0"/>
+                      <a:ext cx="2880340" cy="1527038"/>
+                    </a:xfrm>
+                    <a:prstGeom prst="rect">
+                      <a:avLst/>
+                    </a:prstGeom>
+                  </pic:spPr>
+                </pic:pic>
+              </a:graphicData>
+            </a:graphic>
+          </wp:inline>
+        </w:drawing>
+      </w:r>
+    </w:p>
+    <w:p>
+      <w:pPr>
+        <w:pStyle w:val="ListParagraph"/>
+        <w:rPr>
+          <w:rFonts w:ascii="Cambria" w:hAnsi="Cambria" w:cs="Arial"/>
+        </w:rPr>
+      </w:pPr>
+      <w:r>
+        <w:rPr>
+          <w:rFonts w:ascii="Cambria" w:hAnsi="Cambria" w:cs="Arial"/>
+          <w:noProof/>
+        </w:rPr>
+        <w:lastRenderedPageBreak/>
+        <w:drawing>
+          <wp:inline distT="0" distB="0" distL="0" distR="0" wp14:anchorId="76B6B72D" wp14:editId="2DE12437">
+            <wp:extent cx="2185729" cy="1815050"/>
+            <wp:effectExtent l="0" t="0" r="0" b="1270"/>
+            <wp:docPr id="854760187" name="Picture 9" descr="A clear plastic device with metal parts&#10;&#10;Description automatically generated with medium confidence"/>
+            <wp:cNvGraphicFramePr>
+              <a:graphicFrameLocks xmlns:a="http://schemas.openxmlformats.org/drawingml/2006/main" noChangeAspect="1"/>
+            </wp:cNvGraphicFramePr>
+            <a:graphic xmlns:a="http://schemas.openxmlformats.org/drawingml/2006/main">
+              <a:graphicData uri="http://schemas.openxmlformats.org/drawingml/2006/picture">
+                <pic:pic xmlns:pic="http://schemas.openxmlformats.org/drawingml/2006/picture">
+                  <pic:nvPicPr>
+                    <pic:cNvPr id="854760187" name="Picture 9" descr="A clear plastic device with metal parts&#10;&#10;Description automatically generated with medium confidence"/>
+                    <pic:cNvPicPr/>
+                  </pic:nvPicPr>
+                  <pic:blipFill>
+                    <a:blip r:embed="rId37">
+                      <a:extLst>
+                        <a:ext uri="{28A0092B-C50C-407E-A947-70E740481C1C}">
+                          <a14:useLocalDpi xmlns:a14="http://schemas.microsoft.com/office/drawing/2010/main" val="0"/>
+                        </a:ext>
+                      </a:extLst>
+                    </a:blip>
+                    <a:stretch>
+                      <a:fillRect/>
+                    </a:stretch>
+                  </pic:blipFill>
+                  <pic:spPr>
+                    <a:xfrm>
+                      <a:off x="0" y="0"/>
+                      <a:ext cx="2195231" cy="1822941"/>
+                    </a:xfrm>
+                    <a:prstGeom prst="rect">
+                      <a:avLst/>
+                    </a:prstGeom>
+                  </pic:spPr>
+                </pic:pic>
+              </a:graphicData>
+            </a:graphic>
+          </wp:inline>
+        </w:drawing>
+      </w:r>
+      <w:r>
+        <w:rPr>
+          <w:rFonts w:ascii="Cambria" w:hAnsi="Cambria" w:cs="Arial"/>
+        </w:rPr>
+        <w:t xml:space="preserve">  </w:t>
+      </w:r>
+      <w:r>
+        <w:rPr>
+          <w:rFonts w:ascii="Cambria" w:hAnsi="Cambria" w:cs="Arial"/>
+          <w:noProof/>
+        </w:rPr>
+        <w:drawing>
+          <wp:inline distT="0" distB="0" distL="0" distR="0" wp14:anchorId="4D39F36C" wp14:editId="491BD067">
+            <wp:extent cx="2963342" cy="1814589"/>
+            <wp:effectExtent l="0" t="0" r="0" b="1905"/>
+            <wp:docPr id="2067698315" name="Picture 10" descr="A close-up of a plastic device&#10;&#10;Description automatically generated"/>
+            <wp:cNvGraphicFramePr>
+              <a:graphicFrameLocks xmlns:a="http://schemas.openxmlformats.org/drawingml/2006/main" noChangeAspect="1"/>
+            </wp:cNvGraphicFramePr>
+            <a:graphic xmlns:a="http://schemas.openxmlformats.org/drawingml/2006/main">
+              <a:graphicData uri="http://schemas.openxmlformats.org/drawingml/2006/picture">
+                <pic:pic xmlns:pic="http://schemas.openxmlformats.org/drawingml/2006/picture">
+                  <pic:nvPicPr>
+                    <pic:cNvPr id="2067698315" name="Picture 10" descr="A close-up of a plastic device&#10;&#10;Description automatically generated"/>
+                    <pic:cNvPicPr/>
+                  </pic:nvPicPr>
+                  <pic:blipFill>
+                    <a:blip r:embed="rId38">
+                      <a:extLst>
+                        <a:ext uri="{28A0092B-C50C-407E-A947-70E740481C1C}">
+                          <a14:useLocalDpi xmlns:a14="http://schemas.microsoft.com/office/drawing/2010/main" val="0"/>
+                        </a:ext>
+                      </a:extLst>
+                    </a:blip>
+                    <a:stretch>
+                      <a:fillRect/>
+                    </a:stretch>
+                  </pic:blipFill>
+                  <pic:spPr>
+                    <a:xfrm>
+                      <a:off x="0" y="0"/>
+                      <a:ext cx="3080091" cy="1886080"/>
+                    </a:xfrm>
+                    <a:prstGeom prst="rect">
+                      <a:avLst/>
+                    </a:prstGeom>
+                  </pic:spPr>
+                </pic:pic>
+              </a:graphicData>
+            </a:graphic>
+          </wp:inline>
+        </w:drawing>
       </w:r>
     </w:p>
     <w:p>
@@ -9686,7 +9941,7 @@
         <w:rPr>
           <w:rFonts w:ascii="Cambria" w:hAnsi="Cambria" w:cs="Arial"/>
         </w:rPr>
-        <w:t xml:space="preserve">. </w:t>
+        <w:t>.</w:t>
       </w:r>
     </w:p>
     <w:p>
@@ -9802,6 +10057,59 @@
         </w:rPr>
         <w:t>top of the ball in each of the edge locations.</w:t>
       </w:r>
+      <w:r>
+        <w:rPr>
+          <w:rFonts w:ascii="Cambria" w:hAnsi="Cambria" w:cs="Arial"/>
+        </w:rPr>
+        <w:br/>
+      </w:r>
+      <w:r>
+        <w:rPr>
+          <w:rFonts w:ascii="Cambria" w:hAnsi="Cambria" w:cs="Arial"/>
+          <w:noProof/>
+        </w:rPr>
+        <w:drawing>
+          <wp:inline distT="0" distB="0" distL="0" distR="0" wp14:anchorId="00417216" wp14:editId="1CCD6821">
+            <wp:extent cx="1731908" cy="1466735"/>
+            <wp:effectExtent l="0" t="0" r="0" b="0"/>
+            <wp:docPr id="320060501" name="Picture 11" descr="A metal ball in a triangle&#10;&#10;Description automatically generated"/>
+            <wp:cNvGraphicFramePr>
+              <a:graphicFrameLocks xmlns:a="http://schemas.openxmlformats.org/drawingml/2006/main" noChangeAspect="1"/>
+            </wp:cNvGraphicFramePr>
+            <a:graphic xmlns:a="http://schemas.openxmlformats.org/drawingml/2006/main">
+              <a:graphicData uri="http://schemas.openxmlformats.org/drawingml/2006/picture">
+                <pic:pic xmlns:pic="http://schemas.openxmlformats.org/drawingml/2006/picture">
+                  <pic:nvPicPr>
+                    <pic:cNvPr id="320060501" name="Picture 11" descr="A metal ball in a triangle&#10;&#10;Description automatically generated"/>
+                    <pic:cNvPicPr/>
+                  </pic:nvPicPr>
+                  <pic:blipFill>
+                    <a:blip r:embed="rId39">
+                      <a:extLst>
+                        <a:ext uri="{28A0092B-C50C-407E-A947-70E740481C1C}">
+                          <a14:useLocalDpi xmlns:a14="http://schemas.microsoft.com/office/drawing/2010/main" val="0"/>
+                        </a:ext>
+                      </a:extLst>
+                    </a:blip>
+                    <a:stretch>
+                      <a:fillRect/>
+                    </a:stretch>
+                  </pic:blipFill>
+                  <pic:spPr>
+                    <a:xfrm>
+                      <a:off x="0" y="0"/>
+                      <a:ext cx="1749301" cy="1481465"/>
+                    </a:xfrm>
+                    <a:prstGeom prst="rect">
+                      <a:avLst/>
+                    </a:prstGeom>
+                  </pic:spPr>
+                </pic:pic>
+              </a:graphicData>
+            </a:graphic>
+          </wp:inline>
+        </w:drawing>
+      </w:r>
     </w:p>
     <w:p>
       <w:pPr>
@@ -9908,7 +10216,6 @@
         <w:rPr>
           <w:rFonts w:ascii="Cambria" w:hAnsi="Cambria" w:cs="Arial"/>
         </w:rPr>
-        <w:lastRenderedPageBreak/>
         <w:t>P</w:t>
       </w:r>
       <w:r>
@@ -10019,14 +10326,113 @@
         </w:rPr>
         <w:t xml:space="preserve"> Locknuts.</w:t>
       </w:r>
-    </w:p>
-    <w:p>
-      <w:pPr>
-        <w:jc w:val="center"/>
-        <w:rPr>
-          <w:rFonts w:ascii="Cambria" w:hAnsi="Cambria" w:cs="Arial"/>
-        </w:rPr>
-      </w:pPr>
+      <w:r>
+        <w:rPr>
+          <w:rFonts w:ascii="Cambria" w:hAnsi="Cambria" w:cs="Arial"/>
+        </w:rPr>
+        <w:br/>
+      </w:r>
+      <w:r>
+        <w:rPr>
+          <w:rFonts w:ascii="Cambria" w:hAnsi="Cambria" w:cs="Arial"/>
+          <w:noProof/>
+        </w:rPr>
+        <w:lastRenderedPageBreak/>
+        <w:drawing>
+          <wp:inline distT="0" distB="0" distL="0" distR="0" wp14:anchorId="24AFA6C6" wp14:editId="59E35505">
+            <wp:extent cx="1423164" cy="1359267"/>
+            <wp:effectExtent l="0" t="0" r="0" b="0"/>
+            <wp:docPr id="2108796162" name="Picture 12" descr="A close-up of a black and silver object&#10;&#10;Description automatically generated"/>
+            <wp:cNvGraphicFramePr>
+              <a:graphicFrameLocks xmlns:a="http://schemas.openxmlformats.org/drawingml/2006/main" noChangeAspect="1"/>
+            </wp:cNvGraphicFramePr>
+            <a:graphic xmlns:a="http://schemas.openxmlformats.org/drawingml/2006/main">
+              <a:graphicData uri="http://schemas.openxmlformats.org/drawingml/2006/picture">
+                <pic:pic xmlns:pic="http://schemas.openxmlformats.org/drawingml/2006/picture">
+                  <pic:nvPicPr>
+                    <pic:cNvPr id="2108796162" name="Picture 12" descr="A close-up of a black and silver object&#10;&#10;Description automatically generated"/>
+                    <pic:cNvPicPr/>
+                  </pic:nvPicPr>
+                  <pic:blipFill>
+                    <a:blip r:embed="rId40">
+                      <a:extLst>
+                        <a:ext uri="{28A0092B-C50C-407E-A947-70E740481C1C}">
+                          <a14:useLocalDpi xmlns:a14="http://schemas.microsoft.com/office/drawing/2010/main" val="0"/>
+                        </a:ext>
+                      </a:extLst>
+                    </a:blip>
+                    <a:stretch>
+                      <a:fillRect/>
+                    </a:stretch>
+                  </pic:blipFill>
+                  <pic:spPr>
+                    <a:xfrm>
+                      <a:off x="0" y="0"/>
+                      <a:ext cx="1484047" cy="1417417"/>
+                    </a:xfrm>
+                    <a:prstGeom prst="rect">
+                      <a:avLst/>
+                    </a:prstGeom>
+                  </pic:spPr>
+                </pic:pic>
+              </a:graphicData>
+            </a:graphic>
+          </wp:inline>
+        </w:drawing>
+      </w:r>
+      <w:r>
+        <w:rPr>
+          <w:rFonts w:ascii="Cambria" w:hAnsi="Cambria" w:cs="Arial"/>
+        </w:rPr>
+        <w:t xml:space="preserve">  </w:t>
+      </w:r>
+      <w:r>
+        <w:rPr>
+          <w:rFonts w:ascii="Cambria" w:hAnsi="Cambria" w:cs="Arial"/>
+          <w:noProof/>
+        </w:rPr>
+        <w:drawing>
+          <wp:inline distT="0" distB="0" distL="0" distR="0" wp14:anchorId="16A4EDF6" wp14:editId="260A42EB">
+            <wp:extent cx="2731025" cy="1352966"/>
+            <wp:effectExtent l="0" t="0" r="0" b="6350"/>
+            <wp:docPr id="1890600079" name="Picture 13" descr="A clear plastic plate with screws and bolts&#10;&#10;Description automatically generated"/>
+            <wp:cNvGraphicFramePr>
+              <a:graphicFrameLocks xmlns:a="http://schemas.openxmlformats.org/drawingml/2006/main" noChangeAspect="1"/>
+            </wp:cNvGraphicFramePr>
+            <a:graphic xmlns:a="http://schemas.openxmlformats.org/drawingml/2006/main">
+              <a:graphicData uri="http://schemas.openxmlformats.org/drawingml/2006/picture">
+                <pic:pic xmlns:pic="http://schemas.openxmlformats.org/drawingml/2006/picture">
+                  <pic:nvPicPr>
+                    <pic:cNvPr id="1890600079" name="Picture 13" descr="A clear plastic plate with screws and bolts&#10;&#10;Description automatically generated"/>
+                    <pic:cNvPicPr/>
+                  </pic:nvPicPr>
+                  <pic:blipFill>
+                    <a:blip r:embed="rId41">
+                      <a:extLst>
+                        <a:ext uri="{28A0092B-C50C-407E-A947-70E740481C1C}">
+                          <a14:useLocalDpi xmlns:a14="http://schemas.microsoft.com/office/drawing/2010/main" val="0"/>
+                        </a:ext>
+                      </a:extLst>
+                    </a:blip>
+                    <a:stretch>
+                      <a:fillRect/>
+                    </a:stretch>
+                  </pic:blipFill>
+                  <pic:spPr>
+                    <a:xfrm>
+                      <a:off x="0" y="0"/>
+                      <a:ext cx="2773688" cy="1374101"/>
+                    </a:xfrm>
+                    <a:prstGeom prst="rect">
+                      <a:avLst/>
+                    </a:prstGeom>
+                  </pic:spPr>
+                </pic:pic>
+              </a:graphicData>
+            </a:graphic>
+          </wp:inline>
+        </w:drawing>
+      </w:r>
       <w:r>
         <w:rPr>
           <w:rFonts w:ascii="Cambria" w:hAnsi="Cambria" w:cs="Arial"/>
@@ -10035,7 +10441,7 @@
         <mc:AlternateContent>
           <mc:Choice Requires="wpg">
             <w:drawing>
-              <wp:inline distT="0" distB="0" distL="0" distR="0" wp14:anchorId="3D8FA6D9" wp14:editId="65030323">
+              <wp:inline distT="0" distB="0" distL="0" distR="0" wp14:anchorId="42679F58" wp14:editId="1C58CF82">
                 <wp:extent cx="2305050" cy="2286000"/>
                 <wp:effectExtent l="0" t="0" r="0" b="0"/>
                 <wp:docPr id="7" name="Group 7">
@@ -10141,13 +10547,32 @@
               </wp:inline>
             </w:drawing>
           </mc:Choice>
-          <mc:Fallback xmlns:a="http://schemas.openxmlformats.org/drawingml/2006/main" xmlns:pic="http://schemas.openxmlformats.org/drawingml/2006/picture" xmlns:a14="http://schemas.microsoft.com/office/drawing/2010/main" xmlns:a16="http://schemas.microsoft.com/office/drawing/2014/main">
-            <w:pict w14:anchorId="79CBDEAE">
-              <v:group id="Group 7" style="width:181.5pt;height:180pt;mso-position-horizontal-relative:char;mso-position-vertical-relative:line" coordsize="23050,22860" o:spid="_x0000_s1026" w14:anchorId="7A434633" o:gfxdata="UEsDBBQABgAIAAAAIQCxgme2CgEAABMCAAATAAAAW0NvbnRlbnRfVHlwZXNdLnhtbJSRwU7DMAyG&#10;70i8Q5QralN2QAit3YGOIyA0HiBK3DaicaI4lO3tSbpNgokh7Rjb3+8vyXK1tSObIJBxWPPbsuIM&#10;UDltsK/5++apuOeMokQtR4dQ8x0QXzXXV8vNzgOxRCPVfIjRPwhBagArqXQeMHU6F6yM6Rh64aX6&#10;kD2IRVXdCeUwAsYi5gzeLFvo5OcY2XqbynsTjz1nj/u5vKrmxmY+18WfRICRThDp/WiUjOluYkJ9&#10;4lUcnMpEzjM0GE83SfzMhtz57fRzwYF7SY8ZjAb2KkN8ljaZCx1IwMK1TpX/Z2RJS4XrOqOgbAOt&#10;Z+rodC5buy8MMF0a3ibsDaZjupi/tPkGAAD//wMAUEsDBBQABgAIAAAAIQA4/SH/1gAAAJQBAAAL&#10;AAAAX3JlbHMvLnJlbHOkkMFqwzAMhu+DvYPRfXGawxijTi+j0GvpHsDYimMaW0Yy2fr2M4PBMnrb&#10;Ub/Q94l/f/hMi1qRJVI2sOt6UJgd+ZiDgffL8ekFlFSbvV0oo4EbChzGx4f9GRdb25HMsYhqlCwG&#10;5lrLq9biZkxWOiqY22YiTra2kYMu1l1tQD30/bPm3wwYN0x18gb45AdQl1tp5j/sFB2T0FQ7R0nT&#10;NEV3j6o9feQzro1iOWA14Fm+Q8a1a8+Bvu/d/dMb2JY5uiPbhG/ktn4cqGU/er3pcvwCAAD//wMA&#10;UEsDBBQABgAIAAAAIQD+Y4XPWQMAACIIAAAOAAAAZHJzL2Uyb0RvYy54bWykVdtuEzEQfUfiH6xF&#10;4o3uJk2adGmKSgsVEoKKywc43tldC69t2c7t75mxd9O0BVpAURw7nsuZ4zP22Zttp9ganJdGL7LR&#10;UZEx0MJUUjeL7Pu396/mGfOB64oro2GR7cBnb86fPzvb2BLGpjWqAscwiPblxi6yNgRb5rkXLXTc&#10;HxkLGjdr4zoecOmavHJ8g9E7lY+L4iTfGFdZZwR4j/9epc3sPMavaxDhc117CEwtMsQW4ujiuKQx&#10;Pz/jZeO4baXoYfB/QNFxqTHpPtQVD5ytnHwQqpPCGW/qcCRMl5u6lgJiDVjNqLhXzbUzKxtracpN&#10;Y/c0IbX3ePrnsOLT+trZr/bGIRMb2yAXcUW1bGvX0S+iZNtI2W5PGWwDE/jn+LiY4idjAvfG4/lJ&#10;UfSkihaZf+An2nePeOZD4vwOHCtFid+eA5w94OBxraBXWDnI+iDdk2J03P1Y2Vd4XJYHuZRKhl2U&#10;Hh4MgdLrGyluXFognTeOyQpb4XgyOT2dzJAazTtUPlpRcnawUYEXqMUL5qBiZhWU1MBMzTizEkSc&#10;Wm7BvXyxvXgdhyvykDZgtzG+Cga7Qgqu1I41oMHxABVJmnARlASME3EfjfjhmTaXLdcNXHiLrYEo&#10;yTq/ax6Xd6paKmnfS6VIDDTv+UPo92T4iyNIEr8yYtWBDqlnHSjEbbRvpfUZcyV0S0DO3IcqAuKl&#10;Dw6CaClhjYm/IFgCerARUd4CoxI8qvh/dbtXH5LmfLgG0zGaIDjEgEfOS77+6Hs0g0nPYQIQkSEe&#10;6ie81PxAF64eEPZXffu1RTEgBAp7ILT5dDIbjcbHs0FpxBYeskKt3e7F9o5++2b3v2NsfjI5Pp1k&#10;DFt6Ohthd6MzL4eWn86nszkmo47v5+lshvtiYOVJxPFSG9JWTKE0JfJGyWrQm3fN8lI5tuZ0gxdv&#10;6bJJ6Q7M8NTIFW+MoaY4CzsFFFDpL1BjV9J9FY8wPi+wD8uFQG2O0lbLK0jZsPJ0mZHu6EEij6jC&#10;GJAiJ3H2sfsAg2UKMsROmHv7SGd8nfbAij8BS84weMTMRoe9cye1cb8KoLCqPnOyH0hK1BBLS1Pt&#10;8M5yQV2a9EhyLVqDzS2Ci85khTKOrvEhihz0jya9dIfraHX7tJ//BAAA//8DAFBLAwQKAAAAAAAA&#10;ACEAyyQ7WFMqAABTKgAAFAAAAGRycy9tZWRpYS9pbWFnZTEucG5niVBORw0KGgoAAAANSUhEUgAA&#10;AcoAAAHHCAYAAAA/AhgCAAAAAXNSR0IArs4c6QAAAARnQU1BAACxjwv8YQUAAAAJcEhZcwAADsMA&#10;AA7DAcdvqGQAACnoSURBVHhe7d0HnJXVncbxR1FEKYpUBcWCFSM2FHuJvXddhay99zWuXTeaWBOz&#10;xF5i7yWioqIRxQJRLIgVUexYEKlKUbnrk3NmHXDmzL3DzC3v/X0/n/sZ3jMziQx33uc97X/my/1M&#10;AACgTvPHjwAAoA4EJQAACQQlAAAJzFEC+Zo1S5o6VZoyJbxq//n776UZM+Z8zZw557W//8cfw+un&#10;n355zZ796z/7o3815//5WbZFi4Y/Lrig1KrVL6+FF57zunZ7mzZS27ZSu3bhVfPnhRb6+Y4wX/zL&#10;AqhBUKK6+O3uYPvmG2nChPCx5lX7euJEafLk8KoJQwdcTbjUDhm/WreuO5hqXg6hli1DoC2wQHg1&#10;FH7mwKwdnnV99OuHH0IwT58+Zzj7VdNW83HatF9CvnbY+2dT+++26KLS4otLHTvO+erQYc5rfx0B&#10;iwwjKJENfhtPmiR9/rk0blz9r6++CoHVqdOvb/h+1bS1bx8CoHZoOPCyHAgO2prgrHlIqHmAqO+h&#10;Yvz48H1dukhLLCEtuWT9L4cugYoKRFCiMvht6hvzRx9JH34YPtb+8yefhF5a9+7hht2tW903686d&#10;w/Ajmo57qX4A+eKLXx5I5n5g8bWHnpdeWlpmmfBadtnwqvmzH1AIUpQhghLlxT2Vd9+VRo/+5ePY&#10;sSEQ3aOrucnWvtn6o2/AHgJF+XJv1Q80H3/8ywNO7Y/umfrfsmdPaYUVpJVWCq+VVyZEUVIEJYrP&#10;c2u+Wb75ZgjD2sHoecCam2PNjdI3Tgeih0CRXR7ydWi+/354P9R+We3g9Kt37xCsBCiaGUGJ5uVe&#10;xBtvSKNGhdfrr4drz/mttpq0yiq/hKI/emiUGx9qqxl2r3mg8uudd6SRI8P76ze/kVZfPQSnP/p9&#10;xegCmhBBiabjxTQvvyy99JL0yivhRvbll9Kqq855I/PLCzuAeeWhej94+QGs5mHs7belrl3D+2yd&#10;daQ+fcLLC7SARiAo0ThewOGb04gRIRj98oKNtdYKN6W115bWWCPMNXmRDVAs3i7j4Vs/qPnBze9R&#10;P7h5kde66/7y8vvT895AAwhK5MfbAJ5/Xnr2WWnYsDC/6BBcb71fbjweRiUUUY4cnh6urf1g56Fc&#10;v2c32kjaZBNp443DtiFgLgQl6ubeoUOx5vXZZ9IGG4QbyoYbhiGtRRaJXwxUIBdgePXV8P5+7jnp&#10;hRfCtiK/x2te3m6EqkdQIvBiiaeekp58UnrmmTDf6CfsmhuG5xfpLSLL3Ov0dELNw6HD04uCNttM&#10;2moracst6XFWKYKyWrnk2fDh0hNPSIMHS++9J226abgh+MbQq1copQZUK98aPVz79NPh98QPkJ5u&#10;2GYbaeutpfXXD1WekHkEZTXxZu9HH5Uee4xfeqBQcz9cjhkTRlv8+7PjjmFPJzKJoMwy/9N6KGng&#10;wPByUG63nbT99gwjAfPK0xX//Kf0+OPhAdQlEnfZRdp117Cilv3AmUFQZo2fej23UhOOPoWi5pfX&#10;i3GYZwSanuc33dt88MHw8u+hf+/8cq/Tp8agYhGUWeCyb55Hufvu8EvqISAHo1+ea+TJFige31Jd&#10;9KDmYdV7Oh2Y++4rbbEFD6sViKCsVP5n8xPsnXdK994rLbVU+EXcc0+pR4/4RQBKzlur7rsv/K66&#10;lu1ee0n77RfWBfAQWxEIykrjjf633y7ddVeoKuJfOAekF+YAKG/uXfp316H53Xfhd3f//UO9WpQt&#10;grIS+LT9O+6Q/v536euvQzj+x3+EvY08kQKVx7dd16j177VfPjD84INDaFKTtuwQlOXK/yxDh0o3&#10;3CA9/LC07bbhF8lzHF6gAyAbfOzckCHhd91bt3bYIfyuez8ze5nLAkFZbnzaxk03hV+ahRaSDj1U&#10;6tcvPHECyDafhuKpleuvD0OzBx0UXi7ojpIhKMvFiy9KAwaE/Vh77BEC0oXGGVoFqo9vyz75xIHp&#10;xXouanDCCVLfvvELUEwEZSl5r5VXw/3v/0pffSUde2x4elxssfgFAKre5MnSjTdKf/ub1LGjdNxx&#10;YeUslbSKhqAsBR9Zde210pVXSiuuKB1/vLTTTsw9AqifixoMGhQerF2D9sgjpSOOoMJWETBTXEwf&#10;fxx6jSutJI0dG4ZZXSjAhQEIyeJxgYYHHpD22SccNN2zZyjpd+aZocwf5vTpp9LZZ4efkX9W/pnt&#10;vXcYDfGoCIrD94iddw6n/LjWrN+rftA+6qiwPxPNhqAsBp/M4SFV32B8hqOrdnixjrd3oLh80v3K&#10;K0uXXRZWErtn76f03/9emjZNWnNN6bTTQphWO/dgzjor1C31sWsnnxx+Vv6ZuV6whwL9s/RhyCgu&#10;77u87jpp9OgwVbP22tIBB4RrNDmGXpvTqFHSn/4UngCPOSb0JhdfPH4SReencK8gvuKK0COqi4fF&#10;vZfNZca8Ladae/oOSf+MvArTpRG7dImfmMv994chQK/UdniiNLzX+vLLw8PL5ptLp5/Og3gTIiib&#10;w8iR0jnnSC+9JJ10UphH8AGwKB0PH/bpI91zTyhSneKQ8CrDDTeU/vCH2Fhl/Pf2A55Px2iooPew&#10;YdJuu4WV2xw1VVoeFbnmGunPfw69zHPPDR8xTwjKpuTyVB6q8lmPfqI75BBp4YXjJ1FSRx8dHlYu&#10;vDA2NMCrkD2s+O679femssrHR7kk4ltvhaOj8uE5zC++CMOBKL0ZM8L0jke0NtpIOu+8MJ+JRmGO&#10;simMGxeGn7zHyXMHDkwPsxKS5eH770NtTf+b5Mvh6P2sXpZfbW6+OSwayTckzQtKvLhn6tTYgJJy&#10;HWg/HHp9hOfdPTpy+OHS55/HL0AhCMp54f1NXvjhcHRvxRPp7km2bh2/AGXB/y4+XaVbt9iQJ6/y&#10;9KbvauO/81ZbxYs8de0qLbdc6IGjfPhedOqp4XfANWRXX1065ZSwOAt5Iygbw3NYHtbw0JyH6F5/&#10;Xbr4YsrMlStvy1l66XhRAJcN83BitfG2g8b8vPw9bFMoT15E6GkHLzD0wh/fuzxM7nsZGkRQFur5&#10;50NpOZ/k4VWR/ti9e/wkypIfYL79Nl4UwAsjqnERlnsevpkWyj9jHhbLm0dVHJDew33LLdI660jP&#10;Phs/ifoQlPnyqkkfbeWX95M5MP0mQ/nzwhRXMpk5MzbkyauXq/GcTy/68N+9EC484P3BLBipDN7T&#10;7YD0sGz//qH4BsU26kVQNsRDEy4Z5Qlx3zQ9B+OwpFh55fD8mW8M3vOXLx995NEC77usNt5H6r97&#10;IcNyAwdKq67K6Eol8T3MAemHyFVWCb8jLsRBsY1fYXtIiucefYqHq+l4b5JLz6EyudiAV/25Mk8+&#10;w4MXXBC+xyUGq/GhyAuZNt00bHdqiIdpPbriB8odd4yNqDhjxoTfkSlTwvCsOwf4N3qUdfF2Ag9J&#10;eOWfiwX4ZklIVrZttpH23DNsjHf1nRRvCfGRZ7fdVr0jB56/uuqqcMNMPUt7z+Xuu4eAJCQrm0fM&#10;aqqIubyjyzr6TEwQlL/iuUcvofZ4/RtvhBqtDLNmg1f9efO1K5W4XqkX69TmbREeivIKZlekqeZh&#10;RO+h9E3zr38NpexcZao230B9VqJ/lq545EowqHy+17lm7JtvhkPkvfWNxT4Mvf4/L/Rw2Tlvtr76&#10;ammXXeInkDlDh4YAeOKJsKWhXbuwrcEFIjyCUFPFByEQXRvXvUv/2SXqXFTAD5IenvVhwq4timx6&#10;5BHpsMPCvLWr+7iQQRUiKM09Ry/a8IZpz0V27hw/gUzzjd8B6cIRyy4bqvHMzyBLnXybcA/DPy8/&#10;WDgwKaxRHTxV4QdIV/m59dZwmkyVqe6g9MpGDxl5qO2SS6T//E+GWQFgbo4Jz9n/139JJ54YqvtU&#10;0ck61RuUfkry/iH3KvyUxKkHAJDmIfff/S6cKOPgrJIDA6pznOm558KeIS9/9opWQhIAGuY5fS90&#10;8wEQXsjlk5KqQHX1KD3U6mFWL+TwFoDttoufAAAUxIvhPF3lxW8+DCLD8/vVE5Sulu+VW/54113h&#10;NAkAQOP52C5XKnNRljvuCMXXM6g6hl59xMx660k9e4ahAkISAOadi6wPGSL16hXusS6Hl0HZD0qX&#10;Idt447BKyyW2PAkNAGgaCywQdg+ccUYoezhoUPxEdmR36NV/Lc9FetvHPfeEiiwAgOYzfHgoFXn8&#10;8aEEXka222UzKF39/sgjpREjwqkGPXrETwAAmpWPJNx111D+zrWCMzCKl72gdEFz1+v0+Xj33Se1&#10;aRM/AQAoipr7sDst995b8ffhbM1R+iSD3/42nND+8MOEJACUglfB/uMfobj+Fls0fGJPmctOULoG&#10;pechPZnswuYs2gGA0vEiH58w4yPuNtxQGjs2fqLyZCMovSTZIel5SR+lRL1WACg934t96ohPmfHu&#10;Ax/fVYEqf47yrbfCAcsOSNcgBACUHxckcFF1V/TxQp8KUtlB6eOxtt5auvTSUHUHAFC+7r479C4f&#10;f1zq3Ts2lr/KDcrXX5e23TbslfTqKgBA+fNuhGOOkR57LBxMUQEqMyhHjQo9SZ+8vscesREAUBG8&#10;ItaHQbtnWQFhWXlB+f77YWWre5J77RUbAQAVxWHpk0dcf3vFFWNjeaqsVa+uVO+e5LnnEpIAUMl2&#10;2006//xwT3c1nzJWOUE5YUL4gR5+uHToobERAFCxDjpIOvbYcG8v46IElTH0Om1aqLiz2WbSRRfF&#10;RgBAJvjkEZ/09PTTUtu2sbF8lH9Q/vSTtPvuUocO0g03/PxfTDEBAMgUx5BHCz299tBDUosW8RPl&#10;ofyHXk89VZoyRbr6akISALLI93bvYpg5Uzr55NhYPso7KF0n8MEHpfvvl1q2jI0AgMxxfW6fNPLo&#10;o6FjVEbKd+jVY9X77is9+6y00kqxEQCQaWPGhNrdt98ubbllbCyt8gzKDz+U+vYNtQG9iAcAUD2G&#10;Dg1bAIcNk3r2jI2lU35BOWNGOJKlf/9QExAAUH0uvzxMvw0fLi28cGwsjfILSh+V5f00Hqtm8Q4A&#10;VCdH0377hUOgveOhhMprMc9tt0lPPSX9/e+EJABUM2fAddeF4VdnQgmVT4/S50q6oMCQIRV3VhkA&#10;oJm8/Xao7/3kk9Iaa8TG4iqPHqXnJb3C1VV3CEkAQI1VVw2HYDgjvv8+NhZXefQovcH0o4+YlwQA&#10;1M3zlR07SgMGxIbiKX1Qer9kv37hIGb/EAAAmNvEidLqq4eFPS6iXkSlHXqdNEk64ICwBJiQBADU&#10;p337sKjn4IOlb7+NjcVR2h6l90q2axdq/AEA0JDjj5e+/lq6887Y0PxKF5SPPRZOt37jDal169gI&#10;AEDC9OlhCPYvf5F22ik2Nq/SBOV330mrrSZdc03Rx5oBABXO++196LO3FbZpExubT2mC8ve/l774&#10;IhQYAACgUF7f4nnLyy6LDc2n+EH52mvSttuGIdfOnWMjAAAF+OabMDL5yCPSOuvExuZR3FWvP/0k&#10;HXaYdMEFhCQAoPG8U+Lii0OmOFuaUXGD8uabwwHMBx4YGwAAaCTvnGjbttmLphdv6HXq1HAA88CB&#10;Up8+sREAgHnw6qvSDjtIo0eH7YbNoHg9Stdx9SHMhCQAoKmstVZY9/KnP8WGplecHuUnn0hrrimN&#10;HCkttVRsBACgCYwbFw7UGDFCWm652Nh0ihOU++8v9ewp/c//xAYAAJrQeedJo0aFwzWaWPMHpYud&#10;u1v8/vtU4AEANA8fwbXCCtJDD0lrrx0bm0bzB+Wuu4YDmU84ITYAANAMLr9cevzxsLeyCTVvUL7y&#10;irTLLtKYMdLCC8dGAACawcyZoVd5zz1S376xcd4176rXs8+WTjuNkAQANL+FFpLOOEM655zY0DSa&#10;r0c5fLi0zz6hN+n/eAAN8zl7zzwjffih5F/NZZcNUxcdOsQvAJA0a1bYs3/rrdJGG8XGedN8Pcrz&#10;z5dOP52QBPIxYUI4kHb55cPhtJ99Jn3+uXTTTWHFuKtZjR8fvxhAvVz97cwzwyrYJtI8PUoffeLi&#10;Ah99JLVqFRsB1Mn7iz2Xv/vu4eGyU6f4icjFny+8MMy7/OMfTb6iD8gcz1V6NMbnHvfuHRsbr3mC&#10;0k/GyywjnXVWbABQJ/cSHXwOwv32i4318P6wE08Mi+S6dImNAOrk3yl32jwEO4+aPih9zuSqq4Z9&#10;k8yrAGn9+klLLhlOQciHh5Q873/33bEBQJ0mTQpVeryXfx4rwjV9UHroaMqUsJ8FQP2+/FJaZZWw&#10;cGexxWJjA3y4QI8e4TzXbt1iI4A6nXSSNP/80qWXxobGadrFPN99J117bRgeApA2eLC09db5h6T5&#10;SKHttw9zLwDSXOjmxhtD520eNG1QerHB+uuHlXsA0saODcvYC+XvcS8UQNrSS0ubbirdeWdsaJym&#10;DUr3Jn3aNICG/fCDtMAC8aIAP/4otWgRLwAkOZOuuy5eNE7TBaWrtnvv13bbxQYASV5o8MEH8aIA&#10;3l+5xBLxAkDSVluF1eU+4LmRmm4xz7HHhlWu554bGzLIiy+83NjVU3ySthdiuGsPNIaHXtddV/r0&#10;0/zLPHp/mN9zzz7buGFbwHxG8DvvSF99FRaF9eolde0aP5lBLj7gB8yrr44NhWmaoPTxJl5++9pr&#10;2QwO71vzD3ro0LB5dfHFw+Swlx37sFCv9N1yy/jFQAF22EHafHPp5JNjQwMGDJAGDQoLgYBCPf20&#10;9Mc/hnvX6quH/bg+9Ngjgi735r3vffrEL84Qh+Rqq4WH0jZtYmMBHJTz7MYbc7ntt48XGXPVVblc&#10;p0653JVX5nJTp8bGaObMXO6OO3K5bt1yuTPPzOVmz46fAPL0wQfh/TV0aGxIGDYsfO1778UGIE++&#10;N517bi635JK53K235nIzZsRPRNOm5XLXXBPeX3/7W2zMmF12yeWuvTZeFKZpgnKDDXK5Bx+MFxly&#10;zz253DLL5HJjxsSGenz5ZS631lq53KWXxgagAIMHhxvUgAG53KxZsbEWt11xRS7XsWMu9+ijsREo&#10;wF//msv17p3LjRsXG+rhB7fllsvl7rwzNmTIoEG5XJ8+8aIw8z70+vHHoQSXK/IsuGBszABP/rrC&#10;kA8Bzae2pn8Onm966qnQxQcK4Wo7hx8uvfuutMce4Uy9+eYL7fffH66vuYZ5SRTO76lNNpFefDHU&#10;P22Iaw+7Vvfbb2erVKJXi3s+dtiwgrcwzvuqV++ddDHnLIWk+QSHnXbKvwC1q6UcfTQVidA4DsIh&#10;Q6Qnnwx1kt97Lyy28Jy/H9Z89BYhicbwPemII/ILSVtjjfCwdv31sSEjvBXLf69GlH+c9x7lOutI&#10;F10UnkCyxBPaf/5zeBLLlyeK/SbzkUkAUA68mtW9KG9Hype//qijQu8yS7xa3Ds0vJipAPMWlC58&#10;7pVS3j/ZmI3T5ax9+zDs1bFjbMiDf5TeNuLALKQsGQA0h2nTpM6dQ3lRD+XnywXFvZPBq/sL+b5y&#10;N3t2+Ht5imzllWNjw+Zt6NXDru7KZi0kHXje8tK6dWzIk99Q/h6/KQGg1HwvWmSRwsPO3+M9uw6W&#10;LHGB9L32Knj4dd6C0v9n++wTLzLEbyrPORZaT9NvSj+JUTUFQDlwb3L6dGny5NiQJy9O7N49m6US&#10;nVnOrgIGUxsflF5J5ZPXPfSaRf57PfRQvMjTI4+EovB+agGAUvND/4YbhntTIQYOzO69vW/f0Kl5&#10;883Y0LDG39EdIrvumt1Q8ET2lVeG8//y4aXHXvxz5JGxAQDKgO9lvje5CH8+PK/plbJZvZf54WG3&#10;3aSHH44NDWt8yrmE1rbbxosM8mrebbaRDjmk4XF6d+FPOy0sAPKcLQCUi513DtNBp5zS8HCj73Xe&#10;z+uyih4dyyrf2wsoA9m4Va/utnrJsYsMNKZuXqXw2L4fBjyxffPNYbx/bn76OuYYacSIUAu2kFWy&#10;AFAMPshhs81CrWqPlPkA8Ll5Ku3AA6WJE6Unngj3vazyYk0XU3ANWO9UaEDjepTe/OyN+FkOSfOJ&#10;Dv/8ZygevOKK0gEHhEIEfhK55ZawH8eLftyVd9ULQhJAOfJBDv/6l9Sq1S/FUfzw73uZ72kHHxyK&#10;XriohQunZzkkzX+/9dYLf9c8NK5HefzxoUfp4cZq4ZJ2t94aqux7n6T//i5x178/R20BqBy+f/le&#10;5hJ1HhX06lZ3Bnwvq2vULKsuuSTsbHAPuwGNC0qfw3jbbfmXdwMAoJy40+Pyqy6c04DCh1590KcP&#10;MHapNgAAKpHPEva+d1eWa0DhQfncc2FfThY3ogIAqoPXlmy8cci0BhQelC4qW0ihcAAAypGzrFmC&#10;0v+jBCUAoNI5y9z5a0Bhi3lqKsr7GKmWLWMjAAAVyBXVOnSQPvggub2vsB7l8OHhnEZCEgBQ6Xzy&#10;lfdT+vzNhMKC8qWXQkFZAACywEHpbEsoLChdps09SgAAssCZ5mxLyH+O0l/majSvvBIqOQAAUOlc&#10;nWi11UKtW28ZqUP+PcpPPgn/I926xQYAACqcT1Zx7dexY2PDr+UflC+/HLqo9SQuAAAVqYHh1/yD&#10;cuRIaa214gUAABmx5poh4+pRWFD6LDMAALLEtcubJChdad1HsQAAkCUukP7GG/Hi1/Jb9Tp5cljE&#10;M2XKz9Gaf7YCAFD2HIOLLRYW9LhSz1zySz0nba9ehCQAIHu8SNVbROrpVeYflO6aAgCQRYnh1/yC&#10;8s03CUoAQHbNc1COHi2ttFK8AAAgY1ZeWXrvvXgxp/yCcswYacUV4wUAABnjjKsnKBte9Tp9utS+&#10;vTRtWjiSBACArJk9W2rbVvrqK6lNm9gYNNyj9IGWyy5LSAIAssu7OpZfPoygzqXhoPQ3rbBCvAAA&#10;IKPqGX5tOCi9AdMpCwBAli23nPThh/HiF/kFpYdeAQDIMmddo4Ly44+lZZaJFwAAZFSPHiHz5pJf&#10;UC69dLwAACCjnHV1BGXD20MWXVT66KOwRQQAgKzywR9LLBG2Q7r+a5TuUU6aFPaWuKo6AABZ1q6d&#10;1LKlNGFCbAjSQekuqMdsayUrAACZVcc8ZTooP/88nEMJAEA16N5d+uyzeBGkg/LLL8N4LQAA1aBr&#10;11DGrpZ0UPqL/U0AAFSDgoPSPUqCEgBQLZx5zr5aGg7KLl3iBQAAGefMKygo3f0kKAEA1aLgHuX4&#10;8VKnTvECAICMc+Y5+2pJB+U330gdOsQLAAAyro6grL+EnZtdoWDqVKlVq9gIAECG/fSTtNBC0syZ&#10;UosW/26qv0f53XfSggsSkgCA6uFwbNNGmjw5NqSC8ttvpcUXjxcAAFQJHwIycWK8SAWlv4igBABU&#10;m7yD8rbbQvcTAIBq0rZtyMCo/qB85hmpV694AQBAlVhtNWnIkHiRCsqFF5b6948XAABUiX79pNat&#10;40UqKAEAAEEJAEAKQQkAQAJBCQBAAkEJAEACQQkAQAJBCQBAAkEJAEACQQkAQAJBCQBAAkEJAEAC&#10;QQkAQAJBCQBAAkEJAEACQQkAQAJBCQBAAkEJAEACQQkAQAJBCQBAAkEJAEACQQkAQAJBCQBAAkEJ&#10;AEACQQkAQAJBCQBAAkEJAEACQQkAQAJBCQBAAkEJAEACQQkAQAJBCQBAAkEJAEACQQkAQAJBCQBA&#10;AkEJAEACQQkAQAJBCQBAAkEJAEACQQkAQAJBCQBAAkEJAEACQQkAQAJBCQBAAkEJAEACQQkAQAJB&#10;CQBAAkEJAEACQQkAQAJBCQBAAkEJAEACQQkAQAJBCQBAAkEJAEACQQkAQAJBCQBAAkEJAEACQQkA&#10;QAJBCQBAAkEJAEACQQkAQAJBCQBAAkEJAEACQQkAQAJBCQBAAkEJAEACQQkAQAJBCQBAAkEJAEAC&#10;QQkAQAJBCQBAAkEJAEACQQkAQAJBCQBAAkEJAEACQQkAQAJBCQBAAkEJAEACQQkAQAJBCQBAAkEJ&#10;AEACQQkAQAJBCQBAAkEJAEACQQkAQAJBCQBAAkEJAEACQQkAQAJBCQBAAkEJAEACQQkAQAJBCQBA&#10;AkEJAEACQQkAQAJBCQBAAkEJAEACQQkAQAJBCQBAAkEJAEACQQkAQAJBCQBAAkEJAEACQQkAQAJB&#10;CQBAAkEJAEACQQkAQAJBCQBAAkEJAEACQQkAQAJBCQBAAkEJAEACQQkAQAJBCQBAAkEJAEACQQkA&#10;QAJBCQBAAkEJAEACQQkAQAJBCQBAAkEJAEACQQkAQAJBCQBAAkEJAEACQQkAQAJBCQBAAkEJAEAC&#10;QQkAQAJBCQBAAkEJAEACQQkAQAJBCQBAAkEJAEACQQkAQAJBCQBAAkEJAEACQQkAQAJBCQBAAkEJ&#10;AEACQQkAQAJBCQBAAkEJAEACQQkAQAJBCQBAAkEJAEACQQkAQAJBCQBAAkEJAEACQQkAQAJBCQBA&#10;AkEJAEACQQkAQAJB2RizZsU/AEAF416WF4IyH34z3X23tOWWUqdO0iKLSO3bSxtuKF13nfTdd/EL&#10;AaCMff+9dMMN0kYbhXuY72UdO0pbbCHdeSfBWQ+CsiEffCD17StdcYV02GHSG29IP/wgvf++dMYZ&#10;0kMPSauvLr3ySvwGAChDr70W7lUPPCCdeqo0Zky4l731lnTUUdI110jrrhvaMQeCMmXsWGmDDaQD&#10;D5SGDpX23lvq2lWabz6pQwdp++2lhx+WLrhA2mYb6cUX4zcCQBnxg/xWW0l/+IM0aJC0446hJ+l7&#10;WZcu0p57Sk8/HToD7m26I4D/R1DW58cfpb32kk4/XTr22PCGqo8D9Prrw8eJE2MjAJSBKVPCvezq&#10;q6X99ouNdfA9zj3Ls88Owckw7P8rn6CcPFkaMEDaZRdp/fXDP9RNN0nTp8cvKDIPqS60kHTccbGh&#10;AbvuGp7EPP4PAOXixhulPn3CPTUfDstFF5UefDA2FNmMGdItt4RwdxbsvLN02WUl7YSUR1C+8ILU&#10;q5c0bJjUr5908cUheDy5vPba0jvvxC8sIvcQjzkm3ZOcm7+eoARQTnwvO/roeJEH3/P89f6+Yhs9&#10;WlpnHenWW0NAOgt+9ztpxIiQEZ4CK4VcfTbeOJcbOjReNKPRo3O5jh1zuUGDYsNcrr02l1t66Vxu&#10;/PjYUCTdu+dyH30UL/L0ww+5XMuWudyMGbEBAEpo1qxwT5o5Mzbk6bPPcrmuXeNFkUyYkMsts0wu&#10;d8UVudzs2bGxlsGDQ1a8/XZsaEbDhuVyffvGi1yu9D3Kk0+WTjstLIypy6GHhieL88+PDUWQy0nj&#10;xklLLBEb8rTAAmH7yJdfxgYAKKHx46XFFpNatowNefKixa+/ln76KTYUQc2iSA/91jWSt/XW0jnn&#10;SCeeGBuKp7RBOWlSWGl1+OGxoR4OU49ZO8CKwf9IfqMUGnh+U33zTVhFBgCl5pWtvs96G0ghHJJe&#10;2d+iRWwogttvbzgEDzkk7C746qvYUBylDUqPR6+4otS6dWyoR48eISQnTIgNReDx8EK3e7z6qrTU&#10;UlKrVrEBAErIPcnllpNefjk25Om556Q11ogXReDFnF6d6zxI8b11pZWKvteztEHpVaX5LEF2SPrr&#10;/PXFctBBochAIb3Yq64K3wcA5eLgg6Urr4wXeXLFsf7940URLLhg2JKXz/125sziZsHPShuUK6wg&#10;ffZZw0Oc7ql5OLNt29hQBLvvHnqw+a78evxxafDgMKcKAOXCQfnMM6HQQD68neTzz8P2jGJxKT2P&#10;HP7rX7GhHp5z/fDD0KssotIGpYdc991XOvfc2FCH2bOlM8+UjjwyNhSJhyzuvTcUHPB+zpTHHgtL&#10;mO+4I8wJAEC5cE3Xu+6SDjhAeuSR2FiP226TTjlFuu++4k8h+R7vYgepBURe1LnHHlK7drGhOEob&#10;lHbhhdJTT0lnnfXrH5CLDXjydupU6YQTYmMRrbxyeBLzf6NLPrnHWFMA3Ztivf/TwxPuRd5/v7Tp&#10;puFzAFBOfIDDwIFhRamr83gO0vcw8z3tySdDsZfzzpOGDJFWXTV8rpi8D93Dry4Z6uLttTkbXH7P&#10;hWAuuSQ2Fk/pg9IVIPyP5oUzyy8fVj1ddFH4B11mmTAe7R6bx7BLwYt6PPTrN5HD3D1GP6H5v9ur&#10;dT3hPWqUtPHG8RsAoAy5brXvVa7S4/urt434XuZ7mrfobbdduNf95jfxG4rM2+tqery+9x9xRMiC&#10;k04K03TutLhzsvji4WuKaD5vpox/ntMmm4Rurj8Wi1dmebuIl/526ybtsEPDq6CKzUPB334b3mDF&#10;XDoNAE3JvTSXhXPwzF/6PtMcvKrVc6pew9K5s7T55iHgi2X48BDQ/viz8gpKND+X2Hvvvbo39JaS&#10;j/fZbbfy++9CefBtykOHDS32KDb/d/XsySK+rCEoq9xmm4VJen8sJx768Vx0mzaxAajFUzB+37p6&#10;Szl5/vkwwuQ61cgOgrLKuUSU54G33TY2lAkHpLcJEZSoi4PSKx39sZx44Yvvk/6I7JgrKMtsYBoA&#10;gPJCUAIAkEBQAgCQQFACAJBAUAIAkEBQAgCQQFACAJBAUAIAkEBQAgCQQFACAJBAUAIAkEBQAgCQ&#10;QFACAJBAUAIAkEBQAgCQQFACAJBAUAIAkEBQAgCQQFACAJBAUAIAkEBQAgCQQFACAJBAUAIAkEBQ&#10;AgCQQFACAJBAUAIAkEBQAgCQQFACAJBAUAIAkEBQAgCQQFACAJBAUAIAkEBQAgCQQFACAJBAUAIA&#10;kEBQAgCQQFACAJBAUAIAkEBQAgCQQFACAJBAUAIAkEBQAgCQQFACAJBAUAIAkEBQAgCQQFACAJBA&#10;UAIAkEBQAgCQQFACAJBAUAIAkEBQAgCQQFACAJBAUAIAkEBQAgCQQFACAJBAUAIAkEBQAgCQQFAC&#10;AJBAUAIAkEBQAgCQQFACAJBAUAIAkEBQAgCQQFACAJBAUAIAkEBQAgCQQFACAJBAUAIAkDBf7mfx&#10;z3PaZBPp/PPDR2THZptJb74prbZabCgTQ4dKU6dKbdrEBqCWmTOlVq2kTTeNDWXinXek5ZeXhg2L&#10;DciE4cOlk04KH39GUFab11+XJk6MF2Vm442lFi3iBVDL7NnSs8/GizKz2GLSGmvEC2RC2QblV19J&#10;114rPfVU+HP37tKOO0oHHii1axe/CACQaR5Zuukm6aGHpM8+kzp3lrbYQjr8cKlr1/hFzWyuoCyP&#10;OcrBg6XevcMP5cwzpXvvlY4/PgxnuP3VV+MXAgAya+TI0Dv36MFxx4UsOPvs0HlyFgwaFL+wuErf&#10;oxw1Svrtb6UHHghDb3O75x7phBOkl1+WllwyNgIAMsVhuPba0kUXSfvvHxtrccdpl11Cx2qttWJj&#10;Mym7HuUpp0jnnVd3SNree0v9+4fQBgBk0x//KO21V90haRtsEEL05JNjQ/GUNijHj5defFE64IDY&#10;UA8Pw95+u1RP5xcAUMF8b7/jjnCvT+nXLyxIHDcuNhRHaYPSc5JLLx2Wfad4yHWBBUKwAgCyZdKk&#10;sAWoR4/YUI+WLaUVV5Q++CA2FEdpg9JbAX78MV4k+Glj+nRpkUViAwAgMxZeWJo1K2wDasj330ut&#10;W8eL4ihtUK6wgvTFF9Knn8aGenhCdaml2IwOAFnkUcWVVw6FR1KcF598EnqVRVTaoPRThOcnTz+9&#10;/vlH9zj9+WOOiQ0AgMw58kjprLOkH36IDXXw573Yp8idptIGpXnFqydnvWdmxozYGHncet99pYUW&#10;ko46KjYCADLnsMNClSOvfJ27epjnL71d44UXpAsuiI3FU/qg9Fizu9veQ+OFPa7Ec9pp0n77Scsu&#10;K3XpIg0cSGkzAMiy+X+OI++ndw4st1zoJDkLDjootH30kfT881LbtvEbiqf0QWnt24fCAn5a8F4Z&#10;h+dWW0lvvSVdcUXDq2IBAJXPo4cDBkhvvy1tu23Igr59Q6Ueh2iHDvELi4ui6AAA1FaWtV4BAChT&#10;BCUAAAkEJQAACQQlAAAJLOZBmitgTJ5cmSuPJ0wIW4t8jBuKx9u9dtihZCsU54nLqLme6McfxwZU&#10;pbkW8xCUSHP1pOeekzp1ig0VZM89pXPOkXbcMTagKHxe4H//d3hIqTQucuKzDn/6KTagKhGUKIgD&#10;0nuaKjEoHZBHHEFQFpuD8i9/CR8rjYPSJ1h4FAXVa66gZI4SAIAEghIAgASCEgCABIISAIAEghIA&#10;gASCEgCABIISAIAEghIAgASCEgCABIISAIAEghIAgASCEgCABIISAIAEghIAgASCEgCAhPqD0sdU&#10;8uLlV6Wq6+/Cq3ivSlXX34VXdb6i+g9uXnddacSIeIGq9vXXlXlw8zbbSE88ES9QVJttJj39dLyo&#10;ID64uX37eIGq1ru3NHLkv/9Yf1ACAADmKAEASCEoAQBIICgBAEggKAEASCAoAQBIICgBAEggKAEA&#10;SCAoAQBIICgBAEggKAEASCAoAQCol/R/oZmZRr54lIwAAAAASUVORK5CYIJQSwMEFAAGAAgAAAAh&#10;AGGSPMXbAAAABQEAAA8AAABkcnMvZG93bnJldi54bWxMj0FrwzAMhe+D/Qejwm6rnYWVkcYppWw7&#10;lcHawdjNjdUkNJZD7Cbpv5+6y3oRejzx9L18NblWDNiHxpOGZK5AIJXeNlRp+Nq/Pb6ACNGQNa0n&#10;1HDBAKvi/i43mfUjfeKwi5XgEAqZ0VDH2GVShrJGZ8Lcd0jsHX3vTGTZV9L2ZuRw18onpRbSmYb4&#10;Q2063NRYnnZnp+F9NOM6TV6H7em4ufzsnz++twlq/TCb1ksQEaf4fwxXfEaHgpkO/kw2iFYDF4l/&#10;k710kbI8XBelQBa5vKUvfgEAAP//AwBQSwMEFAAGAAgAAAAhAKomDr68AAAAIQEAABkAAABkcnMv&#10;X3JlbHMvZTJvRG9jLnhtbC5yZWxzhI9BasMwEEX3hdxBzD6WnUUoxbI3oeBtSA4wSGNZxBoJSS31&#10;7SPIJoFAl/M//z2mH//8Kn4pZRdYQde0IIh1MI6tguvle/8JIhdkg2tgUrBRhnHYffRnWrHUUV5c&#10;zKJSOCtYSolfUma9kMfchEhcmzkkj6WeycqI+oaW5KFtjzI9M2B4YYrJKEiT6UBctljN/7PDPDtN&#10;p6B/PHF5o5DOV3cFYrJUFHgyDh9h10S2IIdevjw23AEAAP//AwBQSwECLQAUAAYACAAAACEAsYJn&#10;tgoBAAATAgAAEwAAAAAAAAAAAAAAAAAAAAAAW0NvbnRlbnRfVHlwZXNdLnhtbFBLAQItABQABgAI&#10;AAAAIQA4/SH/1gAAAJQBAAALAAAAAAAAAAAAAAAAADsBAABfcmVscy8ucmVsc1BLAQItABQABgAI&#10;AAAAIQD+Y4XPWQMAACIIAAAOAAAAAAAAAAAAAAAAADoCAABkcnMvZTJvRG9jLnhtbFBLAQItAAoA&#10;AAAAAAAAIQDLJDtYUyoAAFMqAAAUAAAAAAAAAAAAAAAAAL8FAABkcnMvbWVkaWEvaW1hZ2UxLnBu&#10;Z1BLAQItABQABgAIAAAAIQBhkjzF2wAAAAUBAAAPAAAAAAAAAAAAAAAAAEQwAABkcnMvZG93bnJl&#10;di54bWxQSwECLQAUAAYACAAAACEAqiYOvrwAAAAhAQAAGQAAAAAAAAAAAAAAAABMMQAAZHJzL19y&#10;ZWxzL2Uyb0RvYy54bWwucmVsc1BLBQYAAAAABgAGAHwBAAA/MgAAAAA=&#10;">
-                <v:shape id="Picture 134499470" style="position:absolute;width:23050;height:22860;visibility:visible;mso-wrap-style:square" alt="A red outline of a piece of paper&#10;&#10;Description automatically generated" o:spid="_x0000_s1027" type="#_x0000_t75" o:gfxdata="UEsDBBQABgAIAAAAIQDb4fbL7gAAAIUBAAATAAAAW0NvbnRlbnRfVHlwZXNdLnhtbHyQz07DMAyH&#10;70i8Q+QralM4IITa7kDhCAiNB7ASt43WOlEcyvb2pNu4IODoPz9/n1xv9vOkForiPDdwXVagiI23&#10;jocG3rdPxR0oScgWJ8/UwIEENu3lRb09BBKV0ywNjCmFe63FjDSjlD4Q50nv44wpl3HQAc0OB9I3&#10;VXWrjedEnIq03oC27qjHjympx31un0wiTQLq4bS4shrAECZnMGVTvbD9QSnOhDInjzsyuiBXWQP0&#10;r4R18jfgnHvJr4nOknrFmJ5xzhraRtHWf3Kkpfz/yGo5S+H73hkquyhdjr3R8m2lj09svwAAAP//&#10;AwBQSwMEFAAGAAgAAAAhAFr0LFu/AAAAFQEAAAsAAABfcmVscy8ucmVsc2zPwWrDMAwG4Ptg72B0&#10;X5TuUMaI01uh19I+gLGVxCy2jGSy9e1nemrHjpL4P0nD4SetZiPRyNnCruvBUPYcYp4tXC/Htw8w&#10;Wl0ObuVMFm6kcBhfX4Yzra62kC6xqGlKVgtLreUTUf1CyWnHhXKbTCzJ1VbKjMX5LzcTvvf9HuXR&#10;gPHJNKdgQU5hB+ZyK23zHztFL6w81c5zQp6m6P9TMfB3PtPWFCczVQtB9N4U2rp2HOA44NMz4y8A&#10;AAD//wMAUEsDBBQABgAIAAAAIQA7Ag33xwAAAOIAAAAPAAAAZHJzL2Rvd25yZXYueG1sRE9NT8JA&#10;EL2b+B82Q+LFyFYtCpWFFBMSTiSgB49Dd2wbdmeb7gLVX88cTDy+vO/5cvBOnamPbWADj+MMFHEV&#10;bMu1gc+P9cMUVEzIFl1gMvBDEZaL25s5FjZceEfnfaqVhHAs0ECTUldoHauGPMZx6IiF+w69xySw&#10;r7Xt8SLh3umnLHvRHluWhgY7em+oOu5P3kDpVrvDYbvuHIWv4Xda0qQt7425Gw3lG6hEQ/oX/7k3&#10;VuY/5/lslr/KCbkkGPTiCgAA//8DAFBLAQItABQABgAIAAAAIQDb4fbL7gAAAIUBAAATAAAAAAAA&#10;AAAAAAAAAAAAAABbQ29udGVudF9UeXBlc10ueG1sUEsBAi0AFAAGAAgAAAAhAFr0LFu/AAAAFQEA&#10;AAsAAAAAAAAAAAAAAAAAHwEAAF9yZWxzLy5yZWxzUEsBAi0AFAAGAAgAAAAhADsCDffHAAAA4gAA&#10;AA8AAAAAAAAAAAAAAAAABwIAAGRycy9kb3ducmV2LnhtbFBLBQYAAAAAAwADALcAAAD7AgAAAAA=&#10;">
-                  <v:imagedata o:title="A red outline of a piece of paper&#10;&#10;Description automatically generated" r:id="rId34"/>
+          <mc:Fallback>
+            <w:pict>
+              <v:group w14:anchorId="361DA195" id="Group 7" o:spid="_x0000_s1026" style="width:181.5pt;height:180pt;mso-position-horizontal-relative:char;mso-position-vertical-relative:line" coordsize="23050,22860" o:gfxdata="UEsDBBQABgAIAAAAIQCxgme2CgEAABMCAAATAAAAW0NvbnRlbnRfVHlwZXNdLnhtbJSRwU7DMAyG&#13;&#10;70i8Q5QralN2QAit3YGOIyA0HiBK3DaicaI4lO3tSbpNgokh7Rjb3+8vyXK1tSObIJBxWPPbsuIM&#13;&#10;UDltsK/5++apuOeMokQtR4dQ8x0QXzXXV8vNzgOxRCPVfIjRPwhBagArqXQeMHU6F6yM6Rh64aX6&#13;&#10;kD2IRVXdCeUwAsYi5gzeLFvo5OcY2XqbynsTjz1nj/u5vKrmxmY+18WfRICRThDp/WiUjOluYkJ9&#13;&#10;4lUcnMpEzjM0GE83SfzMhtz57fRzwYF7SY8ZjAb2KkN8ljaZCx1IwMK1TpX/Z2RJS4XrOqOgbAOt&#13;&#10;Z+rodC5buy8MMF0a3ibsDaZjupi/tPkGAAD//wMAUEsDBBQABgAIAAAAIQA4/SH/1gAAAJQBAAAL&#13;&#10;AAAAX3JlbHMvLnJlbHOkkMFqwzAMhu+DvYPRfXGawxijTi+j0GvpHsDYimMaW0Yy2fr2M4PBMnrb&#13;&#10;Ub/Q94l/f/hMi1qRJVI2sOt6UJgd+ZiDgffL8ekFlFSbvV0oo4EbChzGx4f9GRdb25HMsYhqlCwG&#13;&#10;5lrLq9biZkxWOiqY22YiTra2kYMu1l1tQD30/bPm3wwYN0x18gb45AdQl1tp5j/sFB2T0FQ7R0nT&#13;&#10;NEV3j6o9feQzro1iOWA14Fm+Q8a1a8+Bvu/d/dMb2JY5uiPbhG/ktn4cqGU/er3pcvwCAAD//wMA&#13;&#10;UEsDBBQABgAIAAAAIQD+Y4XPWQMAACIIAAAOAAAAZHJzL2Uyb0RvYy54bWykVdtuEzEQfUfiH6xF&#13;&#10;4o3uJk2adGmKSgsVEoKKywc43tldC69t2c7t75mxd9O0BVpAURw7nsuZ4zP22Zttp9ganJdGL7LR&#13;&#10;UZEx0MJUUjeL7Pu396/mGfOB64oro2GR7cBnb86fPzvb2BLGpjWqAscwiPblxi6yNgRb5rkXLXTc&#13;&#10;HxkLGjdr4zoecOmavHJ8g9E7lY+L4iTfGFdZZwR4j/9epc3sPMavaxDhc117CEwtMsQW4ujiuKQx&#13;&#10;Pz/jZeO4baXoYfB/QNFxqTHpPtQVD5ytnHwQqpPCGW/qcCRMl5u6lgJiDVjNqLhXzbUzKxtracpN&#13;&#10;Y/c0IbX3ePrnsOLT+trZr/bGIRMb2yAXcUW1bGvX0S+iZNtI2W5PGWwDE/jn+LiY4idjAvfG4/lJ&#13;&#10;UfSkihaZf+An2nePeOZD4vwOHCtFid+eA5w94OBxraBXWDnI+iDdk2J03P1Y2Vd4XJYHuZRKhl2U&#13;&#10;Hh4MgdLrGyluXFognTeOyQpb4XgyOT2dzJAazTtUPlpRcnawUYEXqMUL5qBiZhWU1MBMzTizEkSc&#13;&#10;Wm7BvXyxvXgdhyvykDZgtzG+Cga7Qgqu1I41oMHxABVJmnARlASME3EfjfjhmTaXLdcNXHiLrYEo&#13;&#10;yTq/ax6Xd6paKmnfS6VIDDTv+UPo92T4iyNIEr8yYtWBDqlnHSjEbbRvpfUZcyV0S0DO3IcqAuKl&#13;&#10;Dw6CaClhjYm/IFgCerARUd4CoxI8qvh/dbtXH5LmfLgG0zGaIDjEgEfOS77+6Hs0g0nPYQIQkSEe&#13;&#10;6ie81PxAF64eEPZXffu1RTEgBAp7ILT5dDIbjcbHs0FpxBYeskKt3e7F9o5++2b3v2NsfjI5Pp1k&#13;&#10;DFt6Ohthd6MzL4eWn86nszkmo47v5+lshvtiYOVJxPFSG9JWTKE0JfJGyWrQm3fN8lI5tuZ0gxdv&#13;&#10;6bJJ6Q7M8NTIFW+MoaY4CzsFFFDpL1BjV9J9FY8wPi+wD8uFQG2O0lbLK0jZsPJ0mZHu6EEij6jC&#13;&#10;GJAiJ3H2sfsAg2UKMsROmHv7SGd8nfbAij8BS84weMTMRoe9cye1cb8KoLCqPnOyH0hK1BBLS1Pt&#13;&#10;8M5yQV2a9EhyLVqDzS2Ci85khTKOrvEhihz0jya9dIfraHX7tJ//BAAA//8DAFBLAwQKAAAAAAAA&#13;&#10;ACEAyyQ7WFMqAABTKgAAFAAAAGRycy9tZWRpYS9pbWFnZTEucG5niVBORw0KGgoAAAANSUhEUgAA&#13;&#10;AcoAAAHHCAYAAAA/AhgCAAAAAXNSR0IArs4c6QAAAARnQU1BAACxjwv8YQUAAAAJcEhZcwAADsMA&#13;&#10;AA7DAcdvqGQAACnoSURBVHhe7d0HnJXVncbxR1FEKYpUBcWCFSM2FHuJvXddhay99zWuXTeaWBOz&#13;&#10;xF5i7yWioqIRxQJRLIgVUexYEKlKUbnrk3NmHXDmzL3DzC3v/X0/n/sZ3jMziQx33uc97X/my/1M&#13;&#10;AACgTvPHjwAAoA4EJQAACQQlAAAJzFEC+Zo1S5o6VZoyJbxq//n776UZM+Z8zZw557W//8cfw+un&#13;&#10;n355zZ796z/7o3815//5WbZFi4Y/Lrig1KrVL6+FF57zunZ7mzZS27ZSu3bhVfPnhRb6+Y4wX/zL&#13;&#10;AqhBUKK6+O3uYPvmG2nChPCx5lX7euJEafLk8KoJQwdcTbjUDhm/WreuO5hqXg6hli1DoC2wQHg1&#13;&#10;FH7mwKwdnnV99OuHH0IwT58+Zzj7VdNW83HatF9CvnbY+2dT+++26KLS4otLHTvO+erQYc5rfx0B&#13;&#10;iwwjKJENfhtPmiR9/rk0blz9r6++CoHVqdOvb/h+1bS1bx8CoHZoOPCyHAgO2prgrHlIqHmAqO+h&#13;&#10;Yvz48H1dukhLLCEtuWT9L4cugYoKRFCiMvht6hvzRx9JH34YPtb+8yefhF5a9+7hht2tW903686d&#13;&#10;w/Ajmo57qX4A+eKLXx5I5n5g8bWHnpdeWlpmmfBadtnwqvmzH1AIUpQhghLlxT2Vd9+VRo/+5ePY&#13;&#10;sSEQ3aOrucnWvtn6o2/AHgJF+XJv1Q80H3/8ywNO7Y/umfrfsmdPaYUVpJVWCq+VVyZEUVIEJYrP&#13;&#10;c2u+Wb75ZgjD2sHoecCam2PNjdI3Tgeih0CRXR7ydWi+/354P9R+We3g9Kt37xCsBCiaGUGJ5uVe&#13;&#10;xBtvSKNGhdfrr4drz/mttpq0yiq/hKI/emiUGx9qqxl2r3mg8uudd6SRI8P76ze/kVZfPQSnP/p9&#13;&#10;xegCmhBBiabjxTQvvyy99JL0yivhRvbll9Kqq855I/PLCzuAeeWhej94+QGs5mHs7belrl3D+2yd&#13;&#10;daQ+fcLLC7SARiAo0ThewOGb04gRIRj98oKNtdYKN6W115bWWCPMNXmRDVAs3i7j4Vs/qPnBze9R&#13;&#10;P7h5kde66/7y8vvT895AAwhK5MfbAJ5/Xnr2WWnYsDC/6BBcb71fbjweRiUUUY4cnh6urf1g56Fc&#13;&#10;v2c32kjaZBNp443DtiFgLgQl6ubeoUOx5vXZZ9IGG4QbyoYbhiGtRRaJXwxUIBdgePXV8P5+7jnp&#13;&#10;hRfCtiK/x2te3m6EqkdQIvBiiaeekp58UnrmmTDf6CfsmhuG5xfpLSLL3Ov0dELNw6HD04uCNttM&#13;&#10;2moracst6XFWKYKyWrnk2fDh0hNPSIMHS++9J226abgh+MbQq1copQZUK98aPVz79NPh98QPkJ5u&#13;&#10;2GYbaeutpfXXD1WekHkEZTXxZu9HH5Uee4xfeqBQcz9cjhkTRlv8+7PjjmFPJzKJoMwy/9N6KGng&#13;&#10;wPByUG63nbT99gwjAfPK0xX//Kf0+OPhAdQlEnfZRdp117Cilv3AmUFQZo2fej23UhOOPoWi5pfX&#13;&#10;i3GYZwSanuc33dt88MHw8u+hf+/8cq/Tp8agYhGUWeCyb55Hufvu8EvqISAHo1+ea+TJFige31Jd&#13;&#10;9KDmYdV7Oh2Y++4rbbEFD6sViKCsVP5n8xPsnXdK994rLbVU+EXcc0+pR4/4RQBKzlur7rsv/K66&#13;&#10;lu1ee0n77RfWBfAQWxEIykrjjf633y7ddVeoKuJfOAekF+YAKG/uXfp316H53Xfhd3f//UO9WpQt&#13;&#10;grIS+LT9O+6Q/v536euvQzj+x3+EvY08kQKVx7dd16j177VfPjD84INDaFKTtuwQlOXK/yxDh0o3&#13;&#10;3CA9/LC07bbhF8lzHF6gAyAbfOzckCHhd91bt3bYIfyuez8ze5nLAkFZbnzaxk03hV+ahRaSDj1U&#13;&#10;6tcvPHECyDafhuKpleuvD0OzBx0UXi7ojpIhKMvFiy9KAwaE/Vh77BEC0oXGGVoFqo9vyz75xIHp&#13;&#10;xXouanDCCVLfvvELUEwEZSl5r5VXw/3v/0pffSUde2x4elxssfgFAKre5MnSjTdKf/ub1LGjdNxx&#13;&#10;YeUslbSKhqAsBR9Zde210pVXSiuuKB1/vLTTTsw9AqifixoMGhQerF2D9sgjpSOOoMJWETBTXEwf&#13;&#10;fxx6jSutJI0dG4ZZXSjAhQEIyeJxgYYHHpD22SccNN2zZyjpd+aZocwf5vTpp9LZZ4efkX9W/pnt&#13;&#10;vXcYDfGoCIrD94iddw6n/LjWrN+rftA+6qiwPxPNhqAsBp/M4SFV32B8hqOrdnixjrd3oLh80v3K&#13;&#10;K0uXXRZWErtn76f03/9emjZNWnNN6bTTQphWO/dgzjor1C31sWsnnxx+Vv6ZuV6whwL9s/RhyCgu&#13;&#10;77u87jpp9OgwVbP22tIBB4RrNDmGXpvTqFHSn/4UngCPOSb0JhdfPH4SReencK8gvuKK0COqi4fF&#13;&#10;vZfNZca8Ladae/oOSf+MvArTpRG7dImfmMv994chQK/UdniiNLzX+vLLw8PL5ptLp5/Og3gTIiib&#13;&#10;w8iR0jnnSC+9JJ10UphH8AGwKB0PH/bpI91zTyhSneKQ8CrDDTeU/vCH2Fhl/Pf2A55Px2iooPew&#13;&#10;YdJuu4WV2xw1VVoeFbnmGunPfw69zHPPDR8xTwjKpuTyVB6q8lmPfqI75BBp4YXjJ1FSRx8dHlYu&#13;&#10;vDA2NMCrkD2s+O679femssrHR7kk4ltvhaOj8uE5zC++CMOBKL0ZM8L0jke0NtpIOu+8MJ+JRmGO&#13;&#10;simMGxeGn7zHyXMHDkwPsxKS5eH770NtTf+b5Mvh6P2sXpZfbW6+OSwayTckzQtKvLhn6tTYgJJy&#13;&#10;HWg/HHp9hOfdPTpy+OHS55/HL0AhCMp54f1NXvjhcHRvxRPp7km2bh2/AGXB/y4+XaVbt9iQJ6/y&#13;&#10;9KbvauO/81ZbxYs8de0qLbdc6IGjfPhedOqp4XfANWRXX1065ZSwOAt5Iygbw3NYHtbw0JyH6F5/&#13;&#10;Xbr4YsrMlStvy1l66XhRAJcN83BitfG2g8b8vPw9bFMoT15E6GkHLzD0wh/fuzxM7nsZGkRQFur5&#13;&#10;50NpOZ/k4VWR/ti9e/wkypIfYL79Nl4UwAsjqnERlnsevpkWyj9jHhbLm0dVHJDew33LLdI660jP&#13;&#10;Phs/ifoQlPnyqkkfbeWX95M5MP0mQ/nzwhRXMpk5MzbkyauXq/GcTy/68N+9EC484P3BLBipDN7T&#13;&#10;7YD0sGz//qH4BsU26kVQNsRDEy4Z5Qlx3zQ9B+OwpFh55fD8mW8M3vOXLx995NEC77usNt5H6r97&#13;&#10;IcNyAwdKq67K6Eol8T3MAemHyFVWCb8jLsRBsY1fYXtIiucefYqHq+l4b5JLz6EyudiAV/25Mk8+&#13;&#10;w4MXXBC+xyUGq/GhyAuZNt00bHdqiIdpPbriB8odd4yNqDhjxoTfkSlTwvCsOwf4N3qUdfF2Ag9J&#13;&#10;eOWfiwX4ZklIVrZttpH23DNsjHf1nRRvCfGRZ7fdVr0jB56/uuqqcMNMPUt7z+Xuu4eAJCQrm0fM&#13;&#10;aqqIubyjyzr6TEwQlL/iuUcvofZ4/RtvhBqtDLNmg1f9efO1K5W4XqkX69TmbREeivIKZlekqeZh&#13;&#10;RO+h9E3zr38NpexcZao230B9VqJ/lq545EowqHy+17lm7JtvhkPkvfWNxT4Mvf4/L/Rw2Tlvtr76&#13;&#10;ammXXeInkDlDh4YAeOKJsKWhXbuwrcEFIjyCUFPFByEQXRvXvUv/2SXqXFTAD5IenvVhwq4timx6&#13;&#10;5BHpsMPCvLWr+7iQQRUiKM09Ry/a8IZpz0V27hw/gUzzjd8B6cIRyy4bqvHMzyBLnXybcA/DPy8/&#13;&#10;WDgwKaxRHTxV4QdIV/m59dZwmkyVqe6g9MpGDxl5qO2SS6T//E+GWQFgbo4Jz9n/139JJ54YqvtU&#13;&#10;0ck61RuUfkry/iH3KvyUxKkHAJDmIfff/S6cKOPgrJIDA6pznOm558KeIS9/9opWQhIAGuY5fS90&#13;&#10;8wEQXsjlk5KqQHX1KD3U6mFWL+TwFoDttoufAAAUxIvhPF3lxW8+DCLD8/vVE5Sulu+VW/54113h&#13;&#10;NAkAQOP52C5XKnNRljvuCMXXM6g6hl59xMx660k9e4ahAkISAOadi6wPGSL16hXusS6Hl0HZD0qX&#13;&#10;Idt447BKyyW2PAkNAGgaCywQdg+ccUYoezhoUPxEdmR36NV/Lc9FetvHPfeEiiwAgOYzfHgoFXn8&#13;&#10;8aEEXka222UzKF39/sgjpREjwqkGPXrETwAAmpWPJNx111D+zrWCMzCKl72gdEFz1+v0+Xj33Se1&#13;&#10;aRM/AQAoipr7sDst995b8ffhbM1R+iSD3/42nND+8MOEJACUglfB/uMfobj+Fls0fGJPmctOULoG&#13;&#10;pechPZnswuYs2gGA0vEiH58w4yPuNtxQGjs2fqLyZCMovSTZIel5SR+lRL1WACg934t96ohPmfHu&#13;&#10;Ax/fVYEqf47yrbfCAcsOSNcgBACUHxckcFF1V/TxQp8KUtlB6eOxtt5auvTSUHUHAFC+7r479C4f&#13;&#10;f1zq3Ts2lr/KDcrXX5e23TbslfTqKgBA+fNuhGOOkR57LBxMUQEqMyhHjQo9SZ+8vscesREAUBG8&#13;&#10;ItaHQbtnWQFhWXlB+f77YWWre5J77RUbAQAVxWHpk0dcf3vFFWNjeaqsVa+uVO+e5LnnEpIAUMl2&#13;&#10;2006//xwT3c1nzJWOUE5YUL4gR5+uHToobERAFCxDjpIOvbYcG8v46IElTH0Om1aqLiz2WbSRRfF&#13;&#10;RgBAJvjkEZ/09PTTUtu2sbF8lH9Q/vSTtPvuUocO0g03/PxfTDEBAMgUx5BHCz299tBDUosW8RPl&#13;&#10;ofyHXk89VZoyRbr6akISALLI93bvYpg5Uzr55NhYPso7KF0n8MEHpfvvl1q2jI0AgMxxfW6fNPLo&#13;&#10;o6FjVEbKd+jVY9X77is9+6y00kqxEQCQaWPGhNrdt98ubbllbCyt8gzKDz+U+vYNtQG9iAcAUD2G&#13;&#10;Dg1bAIcNk3r2jI2lU35BOWNGOJKlf/9QExAAUH0uvzxMvw0fLi28cGwsjfILSh+V5f00Hqtm8Q4A&#13;&#10;VCdH0377hUOgveOhhMprMc9tt0lPPSX9/e+EJABUM2fAddeF4VdnQgmVT4/S50q6oMCQIRV3VhkA&#13;&#10;oJm8/Xao7/3kk9Iaa8TG4iqPHqXnJb3C1VV3CEkAQI1VVw2HYDgjvv8+NhZXefQovcH0o4+YlwQA&#13;&#10;1M3zlR07SgMGxIbiKX1Qer9kv37hIGb/EAAAmNvEidLqq4eFPS6iXkSlHXqdNEk64ICwBJiQBADU&#13;&#10;p337sKjn4IOlb7+NjcVR2h6l90q2axdq/AEA0JDjj5e+/lq6887Y0PxKF5SPPRZOt37jDal169gI&#13;&#10;AEDC9OlhCPYvf5F22ik2Nq/SBOV330mrrSZdc03Rx5oBABXO++196LO3FbZpExubT2mC8ve/l774&#13;&#10;IhQYAACgUF7f4nnLyy6LDc2n+EH52mvSttuGIdfOnWMjAAAF+OabMDL5yCPSOuvExuZR3FWvP/0k&#13;&#10;HXaYdMEFhCQAoPG8U+Lii0OmOFuaUXGD8uabwwHMBx4YGwAAaCTvnGjbttmLphdv6HXq1HAA88CB&#13;&#10;Up8+sREAgHnw6qvSDjtIo0eH7YbNoHg9Stdx9SHMhCQAoKmstVZY9/KnP8WGplecHuUnn0hrrimN&#13;&#10;HCkttVRsBACgCYwbFw7UGDFCWm652Nh0ihOU++8v9ewp/c//xAYAAJrQeedJo0aFwzWaWPMHpYud&#13;&#10;u1v8/vtU4AEANA8fwbXCCtJDD0lrrx0bm0bzB+Wuu4YDmU84ITYAANAMLr9cevzxsLeyCTVvUL7y&#13;&#10;irTLLtKYMdLCC8dGAACawcyZoVd5zz1S376xcd4176rXs8+WTjuNkAQANL+FFpLOOEM655zY0DSa&#13;&#10;r0c5fLi0zz6hN+n/eAAN8zl7zzwjffih5F/NZZcNUxcdOsQvAJA0a1bYs3/rrdJGG8XGedN8Pcrz&#13;&#10;z5dOP52QBPIxYUI4kHb55cPhtJ99Jn3+uXTTTWHFuKtZjR8fvxhAvVz97cwzwyrYJtI8PUoffeLi&#13;&#10;Ah99JLVqFRsB1Mn7iz2Xv/vu4eGyU6f4icjFny+8MMy7/OMfTb6iD8gcz1V6NMbnHvfuHRsbr3mC&#13;&#10;0k/GyywjnXVWbABQJ/cSHXwOwv32i4318P6wE08Mi+S6dImNAOrk3yl32jwEO4+aPih9zuSqq4Z9&#13;&#10;k8yrAGn9+klLLhlOQciHh5Q873/33bEBQJ0mTQpVeryXfx4rwjV9UHroaMqUsJ8FQP2+/FJaZZWw&#13;&#10;cGexxWJjA3y4QI8e4TzXbt1iI4A6nXSSNP/80qWXxobGadrFPN99J117bRgeApA2eLC09db5h6T5&#13;&#10;SKHttw9zLwDSXOjmxhtD520eNG1QerHB+uuHlXsA0saODcvYC+XvcS8UQNrSS0ubbirdeWdsaJym&#13;&#10;DUr3Jn3aNICG/fCDtMAC8aIAP/4otWgRLwAkOZOuuy5eNE7TBaWrtnvv13bbxQYASV5o8MEH8aIA&#13;&#10;3l+5xBLxAkDSVluF1eU+4LmRmm4xz7HHhlWu554bGzLIiy+83NjVU3ySthdiuGsPNIaHXtddV/r0&#13;&#10;0/zLPHp/mN9zzz7buGFbwHxG8DvvSF99FRaF9eolde0aP5lBLj7gB8yrr44NhWmaoPTxJl5++9pr&#13;&#10;2QwO71vzD3ro0LB5dfHFw+Swlx37sFCv9N1yy/jFQAF22EHafHPp5JNjQwMGDJAGDQoLgYBCPf20&#13;&#10;9Mc/hnvX6quH/bg+9Ngjgi735r3vffrEL84Qh+Rqq4WH0jZtYmMBHJTz7MYbc7ntt48XGXPVVblc&#13;&#10;p0653JVX5nJTp8bGaObMXO6OO3K5bt1yuTPPzOVmz46fAPL0wQfh/TV0aGxIGDYsfO1778UGIE++&#13;&#10;N517bi635JK53K235nIzZsRPRNOm5XLXXBPeX3/7W2zMmF12yeWuvTZeFKZpgnKDDXK5Bx+MFxly&#13;&#10;zz253DLL5HJjxsSGenz5ZS631lq53KWXxgagAIMHhxvUgAG53KxZsbEWt11xRS7XsWMu9+ijsREo&#13;&#10;wF//msv17p3LjRsXG+rhB7fllsvl7rwzNmTIoEG5XJ8+8aIw8z70+vHHoQSXK/IsuGBszABP/rrC&#13;&#10;kA8Bzae2pn8Onm966qnQxQcK4Wo7hx8uvfuutMce4Uy9+eYL7fffH66vuYZ5SRTO76lNNpFefDHU&#13;&#10;P22Iaw+7Vvfbb2erVKJXi3s+dtiwgrcwzvuqV++ddDHnLIWk+QSHnXbKvwC1q6UcfTQVidA4DsIh&#13;&#10;Q6Qnnwx1kt97Lyy28Jy/H9Z89BYhicbwPemII/ILSVtjjfCwdv31sSEjvBXLf69GlH+c9x7lOutI&#13;&#10;F10UnkCyxBPaf/5zeBLLlyeK/SbzkUkAUA68mtW9KG9Hype//qijQu8yS7xa3Ds0vJipAPMWlC58&#13;&#10;7pVS3j/ZmI3T5ax9+zDs1bFjbMiDf5TeNuLALKQsGQA0h2nTpM6dQ3lRD+XnywXFvZPBq/sL+b5y&#13;&#10;N3t2+Ht5imzllWNjw+Zt6NXDru7KZi0kHXje8tK6dWzIk99Q/h6/KQGg1HwvWmSRwsPO3+M9uw6W&#13;&#10;LHGB9L32Knj4dd6C0v9n++wTLzLEbyrPORZaT9NvSj+JUTUFQDlwb3L6dGny5NiQJy9O7N49m6US&#13;&#10;nVnOrgIGUxsflF5J5ZPXPfSaRf57PfRQvMjTI4+EovB+agGAUvND/4YbhntTIQYOzO69vW/f0Kl5&#13;&#10;883Y0LDG39EdIrvumt1Q8ET2lVeG8//y4aXHXvxz5JGxAQDKgO9lvje5CH8+PK/plbJZvZf54WG3&#13;&#10;3aSHH44NDWt8yrmE1rbbxosM8mrebbaRDjmk4XF6d+FPOy0sAPKcLQCUi513DtNBp5zS8HCj73Xe&#13;&#10;z+uyih4dyyrf2wsoA9m4Va/utnrJsYsMNKZuXqXw2L4fBjyxffPNYbx/bn76OuYYacSIUAu2kFWy&#13;&#10;AFAMPshhs81CrWqPlPkA8Ll5Ku3AA6WJE6Unngj3vazyYk0XU3ANWO9UaEDjepTe/OyN+FkOSfOJ&#13;&#10;Dv/8ZygevOKK0gEHhEIEfhK55ZawH8eLftyVd9ULQhJAOfJBDv/6l9Sq1S/FUfzw73uZ72kHHxyK&#13;&#10;XriohQunZzkkzX+/9dYLf9c8NK5HefzxoUfp4cZq4ZJ2t94aqux7n6T//i5x178/R20BqBy+f/le&#13;&#10;5hJ1HhX06lZ3Bnwvq2vULKsuuSTsbHAPuwGNC0qfw3jbbfmXdwMAoJy40+Pyqy6c04DCh1590KcP&#13;&#10;MHapNgAAKpHPEva+d1eWa0DhQfncc2FfThY3ogIAqoPXlmy8cci0BhQelC4qW0ihcAAAypGzrFmC&#13;&#10;0v+jBCUAoNI5y9z5a0Bhi3lqKsr7GKmWLWMjAAAVyBXVOnSQPvggub2vsB7l8OHhnEZCEgBQ6Xzy&#13;&#10;lfdT+vzNhMKC8qWXQkFZAACywEHpbEsoLChdps09SgAAssCZ5mxLyH+O0l/majSvvBIqOQAAUOlc&#13;&#10;nWi11UKtW28ZqUP+PcpPPgn/I926xQYAACqcT1Zx7dexY2PDr+UflC+/HLqo9SQuAAAVqYHh1/yD&#13;&#10;cuRIaa214gUAABmx5poh4+pRWFD6LDMAALLEtcubJChdad1HsQAAkCUukP7GG/Hi1/Jb9Tp5cljE&#13;&#10;M2XKz9Gaf7YCAFD2HIOLLRYW9LhSz1zySz0nba9ehCQAIHu8SNVbROrpVeYflO6aAgCQRYnh1/yC&#13;&#10;8s03CUoAQHbNc1COHi2ttFK8AAAgY1ZeWXrvvXgxp/yCcswYacUV4wUAABnjjKsnKBte9Tp9utS+&#13;&#10;vTRtWjiSBACArJk9W2rbVvrqK6lNm9gYNNyj9IGWyy5LSAIAssu7OpZfPoygzqXhoPQ3rbBCvAAA&#13;&#10;IKPqGX5tOCi9AdMpCwBAli23nPThh/HiF/kFpYdeAQDIMmddo4Ly44+lZZaJFwAAZFSPHiHz5pJf&#13;&#10;UC69dLwAACCjnHV1BGXD20MWXVT66KOwRQQAgKzywR9LLBG2Q7r+a5TuUU6aFPaWuKo6AABZ1q6d&#13;&#10;1LKlNGFCbAjSQekuqMdsayUrAACZVcc8ZTooP/88nEMJAEA16N5d+uyzeBGkg/LLL8N4LQAA1aBr&#13;&#10;11DGrpZ0UPqL/U0AAFSDgoPSPUqCEgBQLZx5zr5aGg7KLl3iBQAAGefMKygo3f0kKAEA1aLgHuX4&#13;&#10;8VKnTvECAICMc+Y5+2pJB+U330gdOsQLAAAyro6grL+EnZtdoWDqVKlVq9gIAECG/fSTtNBC0syZ&#13;&#10;UosW/26qv0f53XfSggsSkgCA6uFwbNNGmjw5NqSC8ttvpcUXjxcAAFQJHwIycWK8SAWlv4igBABU&#13;&#10;m7yD8rbbQvcTAIBq0rZtyMCo/qB85hmpV694AQBAlVhtNWnIkHiRCsqFF5b6948XAABUiX79pNat&#13;&#10;40UqKAEAAEEJAEAKQQkAQAJBCQBAAkEJAEACQQkAQAJBCQBAAkEJAEACQQkAQAJBCQBAAkEJAEAC&#13;&#10;QQkAQAJBCQBAAkEJAEACQQkAQAJBCQBAAkEJAEACQQkAQAJBCQBAAkEJAEACQQkAQAJBCQBAAkEJ&#13;&#10;AEACQQkAQAJBCQBAAkEJAEACQQkAQAJBCQBAAkEJAEACQQkAQAJBCQBAAkEJAEACQQkAQAJBCQBA&#13;&#10;AkEJAEACQQkAQAJBCQBAAkEJAEACQQkAQAJBCQBAAkEJAEACQQkAQAJBCQBAAkEJAEACQQkAQAJB&#13;&#10;CQBAAkEJAEACQQkAQAJBCQBAAkEJAEACQQkAQAJBCQBAAkEJAEACQQkAQAJBCQBAAkEJAEACQQkA&#13;&#10;QAJBCQBAAkEJAEACQQkAQAJBCQBAAkEJAEACQQkAQAJBCQBAAkEJAEACQQkAQAJBCQBAAkEJAEAC&#13;&#10;QQkAQAJBCQBAAkEJAEACQQkAQAJBCQBAAkEJAEACQQkAQAJBCQBAAkEJAEACQQkAQAJBCQBAAkEJ&#13;&#10;AEACQQkAQAJBCQBAAkEJAEACQQkAQAJBCQBAAkEJAEACQQkAQAJBCQBAAkEJAEACQQkAQAJBCQBA&#13;&#10;AkEJAEACQQkAQAJBCQBAAkEJAEACQQkAQAJBCQBAAkEJAEACQQkAQAJBCQBAAkEJAEACQQkAQAJB&#13;&#10;CQBAAkEJAEACQQkAQAJBCQBAAkEJAEACQQkAQAJBCQBAAkEJAEACQQkAQAJBCQBAAkEJAEACQQkA&#13;&#10;QAJBCQBAAkEJAEACQQkAQAJBCQBAAkEJAEACQQkAQAJBCQBAAkEJAEACQQkAQAJBCQBAAkEJAEAC&#13;&#10;QQkAQAJBCQBAAkEJAEACQQkAQAJBCQBAAkEJAEACQQkAQAJBCQBAAkEJAEACQQkAQAJBCQBAAkEJ&#13;&#10;AEACQQkAQAJBCQBAAkEJAEACQQkAQAJBCQBAAkEJAEACQQkAQAJBCQBAAkEJAEACQQkAQAJBCQBA&#13;&#10;AkEJAEACQQkAQAJB2RizZsU/AEAF416WF4IyH34z3X23tOWWUqdO0iKLSO3bSxtuKF13nfTdd/EL&#13;&#10;AaCMff+9dMMN0kYbhXuY72UdO0pbbCHdeSfBWQ+CsiEffCD17StdcYV02GHSG29IP/wgvf++dMYZ&#13;&#10;0kMPSauvLr3ySvwGAChDr70W7lUPPCCdeqo0Zky4l731lnTUUdI110jrrhvaMQeCMmXsWGmDDaQD&#13;&#10;D5SGDpX23lvq2lWabz6pQwdp++2lhx+WLrhA2mYb6cUX4zcCQBnxg/xWW0l/+IM0aJC0446hJ+l7&#13;&#10;WZcu0p57Sk8/HToD7m26I4D/R1DW58cfpb32kk4/XTr22PCGqo8D9Prrw8eJE2MjAJSBKVPCvezq&#13;&#10;q6X99ouNdfA9zj3Ls88Owckw7P8rn6CcPFkaMEDaZRdp/fXDP9RNN0nTp8cvKDIPqS60kHTccbGh&#13;&#10;AbvuGp7EPP4PAOXixhulPn3CPTUfDstFF5UefDA2FNmMGdItt4RwdxbsvLN02WUl7YSUR1C+8ILU&#13;&#10;q5c0bJjUr5908cUheDy5vPba0jvvxC8sIvcQjzkm3ZOcm7+eoARQTnwvO/roeJEH3/P89f6+Yhs9&#13;&#10;WlpnHenWW0NAOgt+9ztpxIiQEZ4CK4VcfTbeOJcbOjReNKPRo3O5jh1zuUGDYsNcrr02l1t66Vxu&#13;&#10;/PjYUCTdu+dyH30UL/L0ww+5XMuWudyMGbEBAEpo1qxwT5o5Mzbk6bPPcrmuXeNFkUyYkMsts0wu&#13;&#10;d8UVudzs2bGxlsGDQ1a8/XZsaEbDhuVyffvGi1yu9D3Kk0+WTjstLIypy6GHhieL88+PDUWQy0nj&#13;&#10;xklLLBEb8rTAAmH7yJdfxgYAKKHx46XFFpNatowNefKixa+/ln76KTYUQc2iSA/91jWSt/XW0jnn&#13;&#10;SCeeGBuKp7RBOWlSWGl1+OGxoR4OU49ZO8CKwf9IfqMUGnh+U33zTVhFBgCl5pWtvs96G0ghHJJe&#13;&#10;2d+iRWwogttvbzgEDzkk7C746qvYUBylDUqPR6+4otS6dWyoR48eISQnTIgNReDx8EK3e7z6qrTU&#13;&#10;UlKrVrEBAErIPcnllpNefjk25Om556Q11ogXReDFnF6d6zxI8b11pZWKvteztEHpVaX5LEF2SPrr&#13;&#10;/PXFctBBochAIb3Yq64K3wcA5eLgg6Urr4wXeXLFsf7940URLLhg2JKXz/125sziZsHPShuUK6wg&#13;&#10;ffZZw0Oc7ql5OLNt29hQBLvvHnqw+a78evxxafDgMKcKAOXCQfnMM6HQQD68neTzz8P2jGJxKT2P&#13;&#10;HP7rX7GhHp5z/fDD0KssotIGpYdc991XOvfc2FCH2bOlM8+UjjwyNhSJhyzuvTcUHPB+zpTHHgtL&#13;&#10;mO+4I8wJAEC5cE3Xu+6SDjhAeuSR2FiP226TTjlFuu++4k8h+R7vYgepBURe1LnHHlK7drGhOEob&#13;&#10;lHbhhdJTT0lnnfXrH5CLDXjydupU6YQTYmMRrbxyeBLzf6NLPrnHWFMA3Ztivf/TwxPuRd5/v7Tp&#13;&#10;puFzAFBOfIDDwIFhRamr83gO0vcw8z3tySdDsZfzzpOGDJFWXTV8rpi8D93Dry4Z6uLttTkbXH7P&#13;&#10;hWAuuSQ2Fk/pg9IVIPyP5oUzyy8fVj1ddFH4B11mmTAe7R6bx7BLwYt6PPTrN5HD3D1GP6H5v9ur&#13;&#10;dT3hPWqUtPHG8RsAoAy5brXvVa7S4/urt434XuZ7mrfobbdduNf95jfxG4rM2+tqery+9x9xRMiC&#13;&#10;k04K03TutLhzsvji4WuKaD5vpox/ntMmm4Rurj8Wi1dmebuIl/526ybtsEPDq6CKzUPB334b3mDF&#13;&#10;XDoNAE3JvTSXhXPwzF/6PtMcvKrVc6pew9K5s7T55iHgi2X48BDQ/viz8gpKND+X2Hvvvbo39JaS&#13;&#10;j/fZbbfy++9CefBtykOHDS32KDb/d/XsySK+rCEoq9xmm4VJen8sJx768Vx0mzaxAajFUzB+37p6&#13;&#10;Szl5/vkwwuQ61cgOgrLKuUSU54G33TY2lAkHpLcJEZSoi4PSKx39sZx44Yvvk/6I7JgrKMtsYBoA&#13;&#10;gPJCUAIAkEBQAgCQQFACAJBAUAIAkEBQAgCQQFACAJBAUAIAkEBQAgCQQFACAJBAUAIAkEBQAgCQ&#13;&#10;QFACAJBAUAIAkEBQAgCQQFACAJBAUAIAkEBQAgCQQFACAJBAUAIAkEBQAgCQQFACAJBAUAIAkEBQ&#13;&#10;AgCQQFACAJBAUAIAkEBQAgCQQFACAJBAUAIAkEBQAgCQQFACAJBAUAIAkEBQAgCQQFACAJBAUAIA&#13;&#10;kEBQAgCQQFACAJBAUAIAkEBQAgCQQFACAJBAUAIAkEBQAgCQQFACAJBAUAIAkEBQAgCQQFACAJBA&#13;&#10;UAIAkEBQAgCQQFACAJBAUAIAkEBQAgCQQFACAJBAUAIAkEBQAgCQQFACAJBAUAIAkEBQAgCQQFAC&#13;&#10;AJBAUAIAkEBQAgCQQFACAJBAUAIAkEBQAgCQQFACAJBAUAIAkEBQAgCQQFACAJBAUAIAkDBf7mfx&#13;&#10;z3PaZBPp/PPDR2THZptJb74prbZabCgTQ4dKU6dKbdrEBqCWmTOlVq2kTTeNDWXinXek5ZeXhg2L&#13;&#10;DciE4cOlk04KH39GUFab11+XJk6MF2Vm442lFi3iBVDL7NnSs8/GizKz2GLSGmvEC2RC2QblV19J&#13;&#10;114rPfVU+HP37tKOO0oHHii1axe/CACQaR5Zuukm6aGHpM8+kzp3lrbYQjr8cKlr1/hFzWyuoCyP&#13;&#10;OcrBg6XevcMP5cwzpXvvlY4/PgxnuP3VV+MXAgAya+TI0Dv36MFxx4UsOPvs0HlyFgwaFL+wuErf&#13;&#10;oxw1Svrtb6UHHghDb3O75x7phBOkl1+WllwyNgIAMsVhuPba0kUXSfvvHxtrccdpl11Cx2qttWJj&#13;&#10;Mym7HuUpp0jnnVd3SNree0v9+4fQBgBk0x//KO21V90haRtsEEL05JNjQ/GUNijHj5defFE64IDY&#13;&#10;UA8Pw95+u1RP5xcAUMF8b7/jjnCvT+nXLyxIHDcuNhRHaYPSc5JLLx2Wfad4yHWBBUKwAgCyZdKk&#13;&#10;sAWoR4/YUI+WLaUVV5Q++CA2FEdpg9JbAX78MV4k+Glj+nRpkUViAwAgMxZeWJo1K2wDasj330ut&#13;&#10;W8eL4ihtUK6wgvTFF9Knn8aGenhCdaml2IwOAFnkUcWVVw6FR1KcF598EnqVRVTaoPRThOcnTz+9&#13;&#10;/vlH9zj9+WOOiQ0AgMw58kjprLOkH36IDXXw573Yp8idptIGpXnFqydnvWdmxozYGHncet99pYUW&#13;&#10;ko46KjYCADLnsMNClSOvfJ27epjnL71d44UXpAsuiI3FU/qg9Fizu9veQ+OFPa7Ec9pp0n77Scsu&#13;&#10;K3XpIg0cSGkzAMiy+X+OI++ndw4st1zoJDkLDjootH30kfT881LbtvEbiqf0QWnt24fCAn5a8F4Z&#13;&#10;h+dWW0lvvSVdcUXDq2IBAJXPo4cDBkhvvy1tu23Igr59Q6Ueh2iHDvELi4ui6AAA1FaWtV4BAChT&#13;&#10;BCUAAAkEJQAACQQlAAAJLOZBmitgTJ5cmSuPJ0wIW4t8jBuKx9u9dtihZCsU54nLqLme6McfxwZU&#13;&#10;pbkW8xCUSHP1pOeekzp1ig0VZM89pXPOkXbcMTagKHxe4H//d3hIqTQucuKzDn/6KTagKhGUKIgD&#13;&#10;0nuaKjEoHZBHHEFQFpuD8i9/CR8rjYPSJ1h4FAXVa66gZI4SAIAEghIAgASCEgCABIISAIAEghIA&#13;&#10;gASCEgCABIISAIAEghIAgASCEgCABIISAIAEghIAgASCEgCABIISAIAEghIAgASCEgCAhPqD0sdU&#13;&#10;8uLlV6Wq6+/Cq3ivSlXX34VXdb6i+g9uXnddacSIeIGq9vXXlXlw8zbbSE88ES9QVJttJj39dLyo&#13;&#10;ID64uX37eIGq1ru3NHLkv/9Yf1ACAADmKAEASCEoAQBIICgBAEggKAEASCAoAQBIICgBAEggKAEA&#13;&#10;SCAoAQBIICgBAEggKAEASCAoAQCol/R/oZmZRr54lIwAAAAASUVORK5CYIJQSwMEFAAGAAgAAAAh&#13;&#10;AJqCZkfdAAAACgEAAA8AAABkcnMvZG93bnJldi54bWxMT8tqwzAQvBf6D2ILvTWSaxqKYzmE9HEK&#13;&#10;hSaF0ptibWwTa2UsxXb+vptemsuwwzCzM/lycq0YsA+NJw3JTIFAKr1tqNLwtXt7eAYRoiFrWk+o&#13;&#10;4YwBlsXtTW4y60f6xGEbK8EhFDKjoY6xy6QMZY3OhJnvkFg7+N6ZyLSvpO3NyOGulY9KzaUzDfGH&#13;&#10;2nS4rrE8bk9Ow/toxlWavA6b42F9/tk9fXxvEtT6/m56WTCsFiAiTvHfAZcN3B8KLrb3J7JBtBp4&#13;&#10;TfxD1tJ5ynR/OZQCWeTyekLxCwAA//8DAFBLAwQUAAYACAAAACEAqiYOvrwAAAAhAQAAGQAAAGRy&#13;&#10;cy9fcmVscy9lMm9Eb2MueG1sLnJlbHOEj0FqwzAQRfeF3EHMPpadRSjFsjeh4G1IDjBIY1nEGglJ&#13;&#10;LfXtI8gmgUCX8z//PaYf//wqfillF1hB17QgiHUwjq2C6+V7/wkiF2SDa2BSsFGGcdh99GdasdRR&#13;&#10;XlzMolI4K1hKiV9SZr2Qx9yESFybOSSPpZ7Jyoj6hpbkoW2PMj0zYHhhiskoSJPpQFy2WM3/s8M8&#13;&#10;O02noH88cXmjkM5XdwVislQUeDIOH2HXRLYgh16+PDbcAQAA//8DAFBLAQItABQABgAIAAAAIQCx&#13;&#10;gme2CgEAABMCAAATAAAAAAAAAAAAAAAAAAAAAABbQ29udGVudF9UeXBlc10ueG1sUEsBAi0AFAAG&#13;&#10;AAgAAAAhADj9If/WAAAAlAEAAAsAAAAAAAAAAAAAAAAAOwEAAF9yZWxzLy5yZWxzUEsBAi0AFAAG&#13;&#10;AAgAAAAhAP5jhc9ZAwAAIggAAA4AAAAAAAAAAAAAAAAAOgIAAGRycy9lMm9Eb2MueG1sUEsBAi0A&#13;&#10;CgAAAAAAAAAhAMskO1hTKgAAUyoAABQAAAAAAAAAAAAAAAAAvwUAAGRycy9tZWRpYS9pbWFnZTEu&#13;&#10;cG5nUEsBAi0AFAAGAAgAAAAhAJqCZkfdAAAACgEAAA8AAAAAAAAAAAAAAAAARDAAAGRycy9kb3du&#13;&#10;cmV2LnhtbFBLAQItABQABgAIAAAAIQCqJg6+vAAAACEBAAAZAAAAAAAAAAAAAAAAAE4xAABkcnMv&#13;&#10;X3JlbHMvZTJvRG9jLnhtbC5yZWxzUEsFBgAAAAAGAAYAfAEAAEEyAAAAAA==&#13;&#10;">
+                <v:shapetype id="_x0000_t75" coordsize="21600,21600" o:spt="75" o:preferrelative="t" path="m@4@5l@4@11@9@11@9@5xe" filled="f" stroked="f">
+                  <v:stroke joinstyle="miter"/>
+                  <v:formulas>
+                    <v:f eqn="if lineDrawn pixelLineWidth 0"/>
+                    <v:f eqn="sum @0 1 0"/>
+                    <v:f eqn="sum 0 0 @1"/>
+                    <v:f eqn="prod @2 1 2"/>
+                    <v:f eqn="prod @3 21600 pixelWidth"/>
+                    <v:f eqn="prod @3 21600 pixelHeight"/>
+                    <v:f eqn="sum @0 0 1"/>
+                    <v:f eqn="prod @6 1 2"/>
+                    <v:f eqn="prod @7 21600 pixelWidth"/>
+                    <v:f eqn="sum @8 21600 0"/>
+                    <v:f eqn="prod @7 21600 pixelHeight"/>
+                    <v:f eqn="sum @10 21600 0"/>
+                  </v:formulas>
+                  <v:path o:extrusionok="f" gradientshapeok="t" o:connecttype="rect"/>
+                  <o:lock v:ext="edit" aspectratio="t"/>
+                </v:shapetype>
+                <v:shape id="Picture 134499470" o:spid="_x0000_s1027" type="#_x0000_t75" alt="A red outline of a piece of paper&#10;&#10;Description automatically generated" style="position:absolute;width:23050;height:22860;visibility:visible;mso-wrap-style:square" o:gfxdata="UEsDBBQABgAIAAAAIQDb4fbL7gAAAIUBAAATAAAAW0NvbnRlbnRfVHlwZXNdLnhtbHyQz07DMAyH&#13;&#10;70i8Q+QralM4IITa7kDhCAiNB7ASt43WOlEcyvb2pNu4IODoPz9/n1xv9vOkForiPDdwXVagiI23&#13;&#10;jocG3rdPxR0oScgWJ8/UwIEENu3lRb09BBKV0ywNjCmFe63FjDSjlD4Q50nv44wpl3HQAc0OB9I3&#13;&#10;VXWrjedEnIq03oC27qjHjympx31un0wiTQLq4bS4shrAECZnMGVTvbD9QSnOhDInjzsyuiBXWQP0&#13;&#10;r4R18jfgnHvJr4nOknrFmJ5xzhraRtHWf3Kkpfz/yGo5S+H73hkquyhdjr3R8m2lj09svwAAAP//&#13;&#10;AwBQSwMEFAAGAAgAAAAhAFr0LFu/AAAAFQEAAAsAAABfcmVscy8ucmVsc2zPwWrDMAwG4Ptg72B0&#13;&#10;X5TuUMaI01uh19I+gLGVxCy2jGSy9e1nemrHjpL4P0nD4SetZiPRyNnCruvBUPYcYp4tXC/Htw8w&#13;&#10;Wl0ObuVMFm6kcBhfX4Yzra62kC6xqGlKVgtLreUTUf1CyWnHhXKbTCzJ1VbKjMX5LzcTvvf9HuXR&#13;&#10;gPHJNKdgQU5hB+ZyK23zHztFL6w81c5zQp6m6P9TMfB3PtPWFCczVQtB9N4U2rp2HOA44NMz4y8A&#13;&#10;AAD//wMAUEsDBBQABgAIAAAAIQDYXK+JzgAAAOcAAAAPAAAAZHJzL2Rvd25yZXYueG1sRI9NS8NA&#13;&#10;EIbvgv9hGcGL2I2afqXdlqgUPAmtPfQ4zU6T4O5syK5t9Nc7B8HLwMvwPi/Pcj14p87UxzawgYdR&#13;&#10;Boq4Crbl2sD+Y3M/AxUTskUXmAx8U4T16vpqiYUNF97SeZdqJRCOBRpoUuoKrWPVkMc4Ch2x/E6h&#13;&#10;95gk9rW2PV4E7p1+zLKJ9tiyLDTY0UtD1efuyxso3fP2eHzfdI7CYfiZlTRuyztjbm+G14WccgEq&#13;&#10;0ZD+G3+INysOT3k+n+dTMREvyaBXvwAAAP//AwBQSwECLQAUAAYACAAAACEA2+H2y+4AAACFAQAA&#13;&#10;EwAAAAAAAAAAAAAAAAAAAAAAW0NvbnRlbnRfVHlwZXNdLnhtbFBLAQItABQABgAIAAAAIQBa9Cxb&#13;&#10;vwAAABUBAAALAAAAAAAAAAAAAAAAAB8BAABfcmVscy8ucmVsc1BLAQItABQABgAIAAAAIQDYXK+J&#13;&#10;zgAAAOcAAAAPAAAAAAAAAAAAAAAAAAcCAABkcnMvZG93bnJldi54bWxQSwUGAAAAAAMAAwC3AAAA&#13;&#10;AgMAAAAA&#13;&#10;">
+                  <v:imagedata r:id="rId42" o:title="A red outline of a piece of paper&#10;&#10;Description automatically generated"/>
                 </v:shape>
-                <v:rect id="Rectangle 1854711237" style="position:absolute;left:8643;top:571;width:5858;height:5858;visibility:visible;mso-wrap-style:square;v-text-anchor:middle" o:spid="_x0000_s1028" filled="f" strokecolor="#00b050" strokeweight="1pt" o:gfxdata="UEsDBBQABgAIAAAAIQDb4fbL7gAAAIUBAAATAAAAW0NvbnRlbnRfVHlwZXNdLnhtbHyQz07DMAyH&#10;70i8Q+QralM4IITa7kDhCAiNB7ASt43WOlEcyvb2pNu4IODoPz9/n1xv9vOkForiPDdwXVagiI23&#10;jocG3rdPxR0oScgWJ8/UwIEENu3lRb09BBKV0ywNjCmFe63FjDSjlD4Q50nv44wpl3HQAc0OB9I3&#10;VXWrjedEnIq03oC27qjHjympx31un0wiTQLq4bS4shrAECZnMGVTvbD9QSnOhDInjzsyuiBXWQP0&#10;r4R18jfgnHvJr4nOknrFmJ5xzhraRtHWf3Kkpfz/yGo5S+H73hkquyhdjr3R8m2lj09svwAAAP//&#10;AwBQSwMEFAAGAAgAAAAhAFr0LFu/AAAAFQEAAAsAAABfcmVscy8ucmVsc2zPwWrDMAwG4Ptg72B0&#10;X5TuUMaI01uh19I+gLGVxCy2jGSy9e1nemrHjpL4P0nD4SetZiPRyNnCruvBUPYcYp4tXC/Htw8w&#10;Wl0ObuVMFm6kcBhfX4Yzra62kC6xqGlKVgtLreUTUf1CyWnHhXKbTCzJ1VbKjMX5LzcTvvf9HuXR&#10;gPHJNKdgQU5hB+ZyK23zHztFL6w81c5zQp6m6P9TMfB3PtPWFCczVQtB9N4U2rp2HOA44NMz4y8A&#10;AAD//wMAUEsDBBQABgAIAAAAIQARl63+yAAAAOMAAAAPAAAAZHJzL2Rvd25yZXYueG1sRE9LS8NA&#10;EL4X/A/LCL0Uu0l8pMRuS+kDLZ6sxfOQHZNgdjbsbpP477uC4HG+9yzXo2lFT843lhWk8wQEcWl1&#10;w5WC88fhbgHCB2SNrWVS8EMe1qubyRILbQd+p/4UKhFD2BeooA6hK6T0ZU0G/dx2xJH7ss5giKer&#10;pHY4xHDTyixJnqTBhmNDjR1tayq/Txej4OW427stnne9GbpsluPb8bNxSk1vx80ziEBj+Bf/uV91&#10;nL94fMjTNLvP4fenCIBcXQEAAP//AwBQSwECLQAUAAYACAAAACEA2+H2y+4AAACFAQAAEwAAAAAA&#10;AAAAAAAAAAAAAAAAW0NvbnRlbnRfVHlwZXNdLnhtbFBLAQItABQABgAIAAAAIQBa9CxbvwAAABUB&#10;AAALAAAAAAAAAAAAAAAAAB8BAABfcmVscy8ucmVsc1BLAQItABQABgAIAAAAIQARl63+yAAAAOMA&#10;AAAPAAAAAAAAAAAAAAAAAAcCAABkcnMvZG93bnJldi54bWxQSwUGAAAAAAMAAwC3AAAA/AIAAAAA&#10;"/>
+                <v:rect id="Rectangle 1854711237" o:spid="_x0000_s1028" style="position:absolute;left:8643;top:571;width:5858;height:5858;visibility:visible;mso-wrap-style:square;v-text-anchor:middle" o:gfxdata="UEsDBBQABgAIAAAAIQDb4fbL7gAAAIUBAAATAAAAW0NvbnRlbnRfVHlwZXNdLnhtbHyQz07DMAyH&#13;&#10;70i8Q+QralM4IITa7kDhCAiNB7ASt43WOlEcyvb2pNu4IODoPz9/n1xv9vOkForiPDdwXVagiI23&#13;&#10;jocG3rdPxR0oScgWJ8/UwIEENu3lRb09BBKV0ywNjCmFe63FjDSjlD4Q50nv44wpl3HQAc0OB9I3&#13;&#10;VXWrjedEnIq03oC27qjHjympx31un0wiTQLq4bS4shrAECZnMGVTvbD9QSnOhDInjzsyuiBXWQP0&#13;&#10;r4R18jfgnHvJr4nOknrFmJ5xzhraRtHWf3Kkpfz/yGo5S+H73hkquyhdjr3R8m2lj09svwAAAP//&#13;&#10;AwBQSwMEFAAGAAgAAAAhAFr0LFu/AAAAFQEAAAsAAABfcmVscy8ucmVsc2zPwWrDMAwG4Ptg72B0&#13;&#10;X5TuUMaI01uh19I+gLGVxCy2jGSy9e1nemrHjpL4P0nD4SetZiPRyNnCruvBUPYcYp4tXC/Htw8w&#13;&#10;Wl0ObuVMFm6kcBhfX4Yzra62kC6xqGlKVgtLreUTUf1CyWnHhXKbTCzJ1VbKjMX5LzcTvvf9HuXR&#13;&#10;gPHJNKdgQU5hB+ZyK23zHztFL6w81c5zQp6m6P9TMfB3PtPWFCczVQtB9N4U2rp2HOA44NMz4y8A&#13;&#10;AAD//wMAUEsDBBQABgAIAAAAIQBwuvB0zgAAAOgAAAAPAAAAZHJzL2Rvd25yZXYueG1sRI/BSsNA&#13;&#10;EIbvQt9hGcGL2E2iNSXttkij2OLJWjwP2TEJzc6G3TWJb+8KQi8DMz//N3zr7WQ6MZDzrWUF6TwB&#13;&#10;QVxZ3XKt4PTxcrcE4QOyxs4yKfghD9vN7GqNhbYjv9NwDLWIEPYFKmhC6AspfdWQQT+3PXHMvqwz&#13;&#10;GOLqaqkdjhFuOpklyaM02HL80GBPu4aq8/HbKHg9lM9uh6dyMGOf3eb4dvhsnVI311O5iuNpBSLQ&#13;&#10;FC6Nf8ReR4fl4iFP0+w+hz+xeAC5+QUAAP//AwBQSwECLQAUAAYACAAAACEA2+H2y+4AAACFAQAA&#13;&#10;EwAAAAAAAAAAAAAAAAAAAAAAW0NvbnRlbnRfVHlwZXNdLnhtbFBLAQItABQABgAIAAAAIQBa9Cxb&#13;&#10;vwAAABUBAAALAAAAAAAAAAAAAAAAAB8BAABfcmVscy8ucmVsc1BLAQItABQABgAIAAAAIQBwuvB0&#13;&#10;zgAAAOgAAAAPAAAAAAAAAAAAAAAAAAcCAABkcnMvZG93bnJldi54bWxQSwUGAAAAAAMAAwC3AAAA&#13;&#10;AgMAAAAA&#13;&#10;" filled="f" strokecolor="#00b050" strokeweight="1pt"/>
                 <w10:anchorlock/>
               </v:group>
             </w:pict>
@@ -10159,7 +10584,7 @@
       <w:pPr>
         <w:pStyle w:val="ListParagraph"/>
         <w:numPr>
-          <w:ilvl w:val="0"/>
+          <w:ilvl w:val="1"/>
           <w:numId w:val="2"/>
         </w:numPr>
         <w:rPr>
@@ -10170,84 +10595,65 @@
         <w:rPr>
           <w:rFonts w:ascii="Cambria" w:hAnsi="Cambria" w:cs="Arial"/>
         </w:rPr>
-        <w:t>Place</w:t>
-      </w:r>
-      <w:r>
-        <w:rPr>
-          <w:rFonts w:ascii="Cambria" w:hAnsi="Cambria" w:cs="Arial"/>
-        </w:rPr>
-        <w:t xml:space="preserve"> the</w:t>
-      </w:r>
-      <w:r>
-        <w:rPr>
-          <w:rFonts w:ascii="Cambria" w:hAnsi="Cambria" w:cs="Arial"/>
-        </w:rPr>
-        <w:t xml:space="preserve"> bottom</w:t>
-      </w:r>
-      <w:r>
-        <w:rPr>
-          <w:rFonts w:ascii="Cambria" w:hAnsi="Cambria" w:cs="Arial"/>
-        </w:rPr>
-        <w:t xml:space="preserve"> battery plate </w:t>
-      </w:r>
-      <w:r>
-        <w:rPr>
-          <w:rFonts w:ascii="Cambria" w:hAnsi="Cambria" w:cs="Arial"/>
-        </w:rPr>
-        <w:t xml:space="preserve">[A4b] </w:t>
-      </w:r>
-      <w:r>
-        <w:rPr>
-          <w:rFonts w:ascii="Cambria" w:hAnsi="Cambria" w:cs="Arial"/>
-        </w:rPr>
-        <w:t xml:space="preserve">(rectangle with rounded corners) onto the </w:t>
-      </w:r>
-      <w:r>
-        <w:rPr>
-          <w:rFonts w:ascii="Cambria" w:hAnsi="Cambria" w:cs="Arial"/>
-        </w:rPr>
-        <w:t xml:space="preserve">standoffs and </w:t>
-      </w:r>
-      <w:r>
-        <w:rPr>
-          <w:rFonts w:ascii="Cambria" w:hAnsi="Cambria" w:cs="Arial"/>
-        </w:rPr>
-        <w:t xml:space="preserve">attach </w:t>
-      </w:r>
-      <w:r>
-        <w:rPr>
-          <w:rFonts w:ascii="Cambria" w:hAnsi="Cambria" w:cs="Arial"/>
-        </w:rPr>
-        <w:t xml:space="preserve">4x 10mm nylon standoffs </w:t>
-      </w:r>
-      <w:r>
-        <w:rPr>
-          <w:rFonts w:ascii="Cambria" w:hAnsi="Cambria" w:cs="Arial"/>
-        </w:rPr>
-        <w:t>through it into the brass standoffs of the bottom plate</w:t>
-      </w:r>
-      <w:r>
-        <w:rPr>
-          <w:rFonts w:ascii="Cambria" w:hAnsi="Cambria" w:cs="Arial"/>
-        </w:rPr>
-        <w:t xml:space="preserve"> [A1]</w:t>
-      </w:r>
-      <w:r>
-        <w:rPr>
-          <w:rFonts w:ascii="Cambria" w:hAnsi="Cambria" w:cs="Arial"/>
-        </w:rPr>
-        <w:t xml:space="preserve"> to secure it in place</w:t>
-      </w:r>
-      <w:r>
-        <w:rPr>
-          <w:rFonts w:ascii="Cambria" w:hAnsi="Cambria" w:cs="Arial"/>
-        </w:rPr>
-        <w:t>.</w:t>
-      </w:r>
-    </w:p>
-    <w:p>
-      <w:pPr>
-        <w:pStyle w:val="ListParagraph"/>
+        <w:t>Check if the bottom plate is level. Adjust the 3x M3 Locknuts if necessary.</w:t>
+      </w:r>
+      <w:r>
+        <w:rPr>
+          <w:rFonts w:ascii="Cambria" w:hAnsi="Cambria" w:cs="Arial"/>
+        </w:rPr>
+        <w:br/>
+      </w:r>
+      <w:r>
+        <w:rPr>
+          <w:rFonts w:ascii="Cambria" w:hAnsi="Cambria" w:cs="Arial"/>
+          <w:noProof/>
+        </w:rPr>
+        <w:drawing>
+          <wp:inline distT="0" distB="0" distL="0" distR="0" wp14:anchorId="510D9826" wp14:editId="48B703B9">
+            <wp:extent cx="2564445" cy="1400947"/>
+            <wp:effectExtent l="0" t="0" r="1270" b="0"/>
+            <wp:docPr id="1550887517" name="Picture 14" descr="A close-up of a small wheel&#10;&#10;Description automatically generated"/>
+            <wp:cNvGraphicFramePr>
+              <a:graphicFrameLocks xmlns:a="http://schemas.openxmlformats.org/drawingml/2006/main" noChangeAspect="1"/>
+            </wp:cNvGraphicFramePr>
+            <a:graphic xmlns:a="http://schemas.openxmlformats.org/drawingml/2006/main">
+              <a:graphicData uri="http://schemas.openxmlformats.org/drawingml/2006/picture">
+                <pic:pic xmlns:pic="http://schemas.openxmlformats.org/drawingml/2006/picture">
+                  <pic:nvPicPr>
+                    <pic:cNvPr id="1550887517" name="Picture 14" descr="A close-up of a small wheel&#10;&#10;Description automatically generated"/>
+                    <pic:cNvPicPr/>
+                  </pic:nvPicPr>
+                  <pic:blipFill>
+                    <a:blip r:embed="rId43">
+                      <a:extLst>
+                        <a:ext uri="{28A0092B-C50C-407E-A947-70E740481C1C}">
+                          <a14:useLocalDpi xmlns:a14="http://schemas.microsoft.com/office/drawing/2010/main" val="0"/>
+                        </a:ext>
+                      </a:extLst>
+                    </a:blip>
+                    <a:stretch>
+                      <a:fillRect/>
+                    </a:stretch>
+                  </pic:blipFill>
+                  <pic:spPr>
+                    <a:xfrm>
+                      <a:off x="0" y="0"/>
+                      <a:ext cx="2612901" cy="1427418"/>
+                    </a:xfrm>
+                    <a:prstGeom prst="rect">
+                      <a:avLst/>
+                    </a:prstGeom>
+                  </pic:spPr>
+                </pic:pic>
+              </a:graphicData>
+            </a:graphic>
+          </wp:inline>
+        </w:drawing>
+      </w:r>
+    </w:p>
+    <w:p>
+      <w:pPr>
+        <w:jc w:val="center"/>
         <w:rPr>
           <w:rFonts w:ascii="Cambria" w:hAnsi="Cambria" w:cs="Arial"/>
         </w:rPr>
@@ -10268,31 +10674,79 @@
         <w:rPr>
           <w:rFonts w:ascii="Cambria" w:hAnsi="Cambria" w:cs="Arial"/>
         </w:rPr>
-        <w:t>On</w:t>
-      </w:r>
-      <w:r>
-        <w:rPr>
-          <w:rFonts w:ascii="Cambria" w:hAnsi="Cambria" w:cs="Arial"/>
-        </w:rPr>
-        <w:t xml:space="preserve"> top of the bottom battery plate [A4b]</w:t>
-      </w:r>
-      <w:r>
-        <w:rPr>
-          <w:rFonts w:ascii="Cambria" w:hAnsi="Cambria" w:cs="Arial"/>
-        </w:rPr>
-        <w:t>, place the batte</w:t>
-      </w:r>
-      <w:r>
-        <w:rPr>
-          <w:rFonts w:ascii="Cambria" w:hAnsi="Cambria" w:cs="Arial"/>
-        </w:rPr>
-        <w:t>ry</w:t>
-      </w:r>
-      <w:r>
-        <w:rPr>
-          <w:rFonts w:ascii="Cambria" w:hAnsi="Cambria" w:cs="Arial"/>
-        </w:rPr>
-        <w:t xml:space="preserve">. </w:t>
+        <w:t>Place</w:t>
+      </w:r>
+      <w:r>
+        <w:rPr>
+          <w:rFonts w:ascii="Cambria" w:hAnsi="Cambria" w:cs="Arial"/>
+        </w:rPr>
+        <w:t xml:space="preserve"> the</w:t>
+      </w:r>
+      <w:r>
+        <w:rPr>
+          <w:rFonts w:ascii="Cambria" w:hAnsi="Cambria" w:cs="Arial"/>
+        </w:rPr>
+        <w:t xml:space="preserve"> bottom</w:t>
+      </w:r>
+      <w:r>
+        <w:rPr>
+          <w:rFonts w:ascii="Cambria" w:hAnsi="Cambria" w:cs="Arial"/>
+        </w:rPr>
+        <w:t xml:space="preserve"> battery plate </w:t>
+      </w:r>
+      <w:r>
+        <w:rPr>
+          <w:rFonts w:ascii="Cambria" w:hAnsi="Cambria" w:cs="Arial"/>
+        </w:rPr>
+        <w:t xml:space="preserve">[A4b] </w:t>
+      </w:r>
+      <w:r>
+        <w:rPr>
+          <w:rFonts w:ascii="Cambria" w:hAnsi="Cambria" w:cs="Arial"/>
+        </w:rPr>
+        <w:t xml:space="preserve">(rectangle with rounded corners) onto the </w:t>
+      </w:r>
+      <w:r>
+        <w:rPr>
+          <w:rFonts w:ascii="Cambria" w:hAnsi="Cambria" w:cs="Arial"/>
+        </w:rPr>
+        <w:t xml:space="preserve">standoffs and </w:t>
+      </w:r>
+      <w:r>
+        <w:rPr>
+          <w:rFonts w:ascii="Cambria" w:hAnsi="Cambria" w:cs="Arial"/>
+        </w:rPr>
+        <w:t xml:space="preserve">attach </w:t>
+      </w:r>
+      <w:r>
+        <w:rPr>
+          <w:rFonts w:ascii="Cambria" w:hAnsi="Cambria" w:cs="Arial"/>
+        </w:rPr>
+        <w:t xml:space="preserve">4x 10mm nylon standoffs </w:t>
+      </w:r>
+      <w:r>
+        <w:rPr>
+          <w:rFonts w:ascii="Cambria" w:hAnsi="Cambria" w:cs="Arial"/>
+        </w:rPr>
+        <w:t>through it into the brass standoffs of the bottom plate</w:t>
+      </w:r>
+      <w:r>
+        <w:rPr>
+          <w:rFonts w:ascii="Cambria" w:hAnsi="Cambria" w:cs="Arial"/>
+        </w:rPr>
+        <w:t xml:space="preserve"> [A1]</w:t>
+      </w:r>
+      <w:r>
+        <w:rPr>
+          <w:rFonts w:ascii="Cambria" w:hAnsi="Cambria" w:cs="Arial"/>
+        </w:rPr>
+        <w:t xml:space="preserve"> to secure it in place</w:t>
+      </w:r>
+      <w:r>
+        <w:rPr>
+          <w:rFonts w:ascii="Cambria" w:hAnsi="Cambria" w:cs="Arial"/>
+        </w:rPr>
+        <w:t>.</w:t>
       </w:r>
     </w:p>
     <w:p>
@@ -10318,55 +10772,31 @@
         <w:rPr>
           <w:rFonts w:ascii="Cambria" w:hAnsi="Cambria" w:cs="Arial"/>
         </w:rPr>
-        <w:t xml:space="preserve">With the top </w:t>
-      </w:r>
-      <w:r>
-        <w:rPr>
-          <w:rFonts w:ascii="Cambria" w:hAnsi="Cambria" w:cs="Arial"/>
-        </w:rPr>
-        <w:t xml:space="preserve">battery plate [A4t] close, take the </w:t>
-      </w:r>
-      <w:r>
-        <w:rPr>
-          <w:rFonts w:ascii="Cambria" w:hAnsi="Cambria" w:cs="Arial"/>
-        </w:rPr>
-        <w:t>battery wires and place them under the plate</w:t>
-      </w:r>
-      <w:r>
-        <w:rPr>
-          <w:rFonts w:ascii="Cambria" w:hAnsi="Cambria" w:cs="Arial"/>
-        </w:rPr>
-        <w:t xml:space="preserve"> [A4t]</w:t>
-      </w:r>
-      <w:r>
-        <w:rPr>
-          <w:rFonts w:ascii="Cambria" w:hAnsi="Cambria" w:cs="Arial"/>
-        </w:rPr>
-        <w:t xml:space="preserve"> in a way that will hold them and leaves about </w:t>
-      </w:r>
-      <w:r>
-        <w:rPr>
-          <w:rFonts w:ascii="Cambria" w:hAnsi="Cambria" w:cs="Arial"/>
-        </w:rPr>
-        <w:t>2cm</w:t>
-      </w:r>
-      <w:r>
-        <w:rPr>
-          <w:rFonts w:ascii="Cambria" w:hAnsi="Cambria" w:cs="Arial"/>
-        </w:rPr>
-        <w:t xml:space="preserve"> </w:t>
-      </w:r>
-      <w:r>
-        <w:rPr>
-          <w:rFonts w:ascii="Cambria" w:hAnsi="Cambria" w:cs="Arial"/>
-        </w:rPr>
-        <w:t xml:space="preserve">of wire </w:t>
-      </w:r>
-      <w:r>
-        <w:rPr>
-          <w:rFonts w:ascii="Cambria" w:hAnsi="Cambria" w:cs="Arial"/>
-        </w:rPr>
-        <w:t>free.</w:t>
+        <w:t>On</w:t>
+      </w:r>
+      <w:r>
+        <w:rPr>
+          <w:rFonts w:ascii="Cambria" w:hAnsi="Cambria" w:cs="Arial"/>
+        </w:rPr>
+        <w:t xml:space="preserve"> top of the bottom battery plate [A4b]</w:t>
+      </w:r>
+      <w:r>
+        <w:rPr>
+          <w:rFonts w:ascii="Cambria" w:hAnsi="Cambria" w:cs="Arial"/>
+        </w:rPr>
+        <w:t>, place the batte</w:t>
+      </w:r>
+      <w:r>
+        <w:rPr>
+          <w:rFonts w:ascii="Cambria" w:hAnsi="Cambria" w:cs="Arial"/>
+        </w:rPr>
+        <w:t>ry</w:t>
+      </w:r>
+      <w:r>
+        <w:rPr>
+          <w:rFonts w:ascii="Cambria" w:hAnsi="Cambria" w:cs="Arial"/>
+        </w:rPr>
+        <w:t xml:space="preserve">. </w:t>
       </w:r>
     </w:p>
     <w:p>
@@ -10392,25 +10822,37 @@
         <w:rPr>
           <w:rFonts w:ascii="Cambria" w:hAnsi="Cambria" w:cs="Arial"/>
         </w:rPr>
-        <w:t xml:space="preserve">Press the top battery plate </w:t>
-      </w:r>
-      <w:r>
-        <w:rPr>
-          <w:rFonts w:ascii="Cambria" w:hAnsi="Cambria" w:cs="Arial"/>
-        </w:rPr>
-        <w:t xml:space="preserve">[A4t] </w:t>
-      </w:r>
-      <w:r>
-        <w:rPr>
-          <w:rFonts w:ascii="Cambria" w:hAnsi="Cambria" w:cs="Arial"/>
-        </w:rPr>
-        <w:t xml:space="preserve">down and attach 4x </w:t>
-      </w:r>
-      <w:r>
-        <w:rPr>
-          <w:rFonts w:ascii="Cambria" w:hAnsi="Cambria" w:cs="Arial"/>
-        </w:rPr>
-        <w:t>6mm</w:t>
+        <w:t xml:space="preserve">With the top </w:t>
+      </w:r>
+      <w:r>
+        <w:rPr>
+          <w:rFonts w:ascii="Cambria" w:hAnsi="Cambria" w:cs="Arial"/>
+        </w:rPr>
+        <w:t xml:space="preserve">battery plate [A4t] close, take the </w:t>
+      </w:r>
+      <w:r>
+        <w:rPr>
+          <w:rFonts w:ascii="Cambria" w:hAnsi="Cambria" w:cs="Arial"/>
+        </w:rPr>
+        <w:t>battery wires and place them under the plate</w:t>
+      </w:r>
+      <w:r>
+        <w:rPr>
+          <w:rFonts w:ascii="Cambria" w:hAnsi="Cambria" w:cs="Arial"/>
+        </w:rPr>
+        <w:t xml:space="preserve"> [A4t]</w:t>
+      </w:r>
+      <w:r>
+        <w:rPr>
+          <w:rFonts w:ascii="Cambria" w:hAnsi="Cambria" w:cs="Arial"/>
+        </w:rPr>
+        <w:t xml:space="preserve"> in a way that will hold them and leaves about </w:t>
+      </w:r>
+      <w:r>
+        <w:rPr>
+          <w:rFonts w:ascii="Cambria" w:hAnsi="Cambria" w:cs="Arial"/>
+        </w:rPr>
+        <w:t>2cm</w:t>
       </w:r>
       <w:r>
         <w:rPr>
@@ -10422,13 +10864,13 @@
         <w:rPr>
           <w:rFonts w:ascii="Cambria" w:hAnsi="Cambria" w:cs="Arial"/>
         </w:rPr>
-        <w:t xml:space="preserve">nylon standoffs </w:t>
-      </w:r>
-      <w:r>
-        <w:rPr>
-          <w:rFonts w:ascii="Cambria" w:hAnsi="Cambria" w:cs="Arial"/>
-        </w:rPr>
-        <w:t>to secure it in place.</w:t>
+        <w:t xml:space="preserve">of wire </w:t>
+      </w:r>
+      <w:r>
+        <w:rPr>
+          <w:rFonts w:ascii="Cambria" w:hAnsi="Cambria" w:cs="Arial"/>
+        </w:rPr>
+        <w:t>free.</w:t>
       </w:r>
     </w:p>
     <w:p>
@@ -10436,7 +10878,6 @@
         <w:pStyle w:val="ListParagraph"/>
         <w:rPr>
           <w:rFonts w:ascii="Cambria" w:hAnsi="Cambria" w:cs="Arial"/>
-          <w:color w:val="FF0000"/>
         </w:rPr>
       </w:pPr>
     </w:p>
@@ -10449,6 +10890,69 @@
         </w:numPr>
         <w:rPr>
           <w:rFonts w:ascii="Cambria" w:hAnsi="Cambria" w:cs="Arial"/>
+        </w:rPr>
+      </w:pPr>
+      <w:r>
+        <w:rPr>
+          <w:rFonts w:ascii="Cambria" w:hAnsi="Cambria" w:cs="Arial"/>
+        </w:rPr>
+        <w:t xml:space="preserve">Press the top battery plate </w:t>
+      </w:r>
+      <w:r>
+        <w:rPr>
+          <w:rFonts w:ascii="Cambria" w:hAnsi="Cambria" w:cs="Arial"/>
+        </w:rPr>
+        <w:t xml:space="preserve">[A4t] </w:t>
+      </w:r>
+      <w:r>
+        <w:rPr>
+          <w:rFonts w:ascii="Cambria" w:hAnsi="Cambria" w:cs="Arial"/>
+        </w:rPr>
+        <w:t xml:space="preserve">down and attach 4x </w:t>
+      </w:r>
+      <w:r>
+        <w:rPr>
+          <w:rFonts w:ascii="Cambria" w:hAnsi="Cambria" w:cs="Arial"/>
+        </w:rPr>
+        <w:t>6mm</w:t>
+      </w:r>
+      <w:r>
+        <w:rPr>
+          <w:rFonts w:ascii="Cambria" w:hAnsi="Cambria" w:cs="Arial"/>
+        </w:rPr>
+        <w:t xml:space="preserve"> </w:t>
+      </w:r>
+      <w:r>
+        <w:rPr>
+          <w:rFonts w:ascii="Cambria" w:hAnsi="Cambria" w:cs="Arial"/>
+        </w:rPr>
+        <w:t xml:space="preserve">nylon standoffs </w:t>
+      </w:r>
+      <w:r>
+        <w:rPr>
+          <w:rFonts w:ascii="Cambria" w:hAnsi="Cambria" w:cs="Arial"/>
+        </w:rPr>
+        <w:t>to secure it in place.</w:t>
+      </w:r>
+    </w:p>
+    <w:p>
+      <w:pPr>
+        <w:pStyle w:val="ListParagraph"/>
+        <w:rPr>
+          <w:rFonts w:ascii="Cambria" w:hAnsi="Cambria" w:cs="Arial"/>
+          <w:color w:val="FF0000"/>
+        </w:rPr>
+      </w:pPr>
+    </w:p>
+    <w:p>
+      <w:pPr>
+        <w:pStyle w:val="ListParagraph"/>
+        <w:numPr>
+          <w:ilvl w:val="0"/>
+          <w:numId w:val="2"/>
+        </w:numPr>
+        <w:rPr>
+          <w:rFonts w:ascii="Cambria" w:hAnsi="Cambria" w:cs="Arial"/>
           <w:color w:val="000000" w:themeColor="text1"/>
         </w:rPr>
       </w:pPr>
@@ -10504,6 +11008,7 @@
           <w:rFonts w:ascii="Cambria" w:hAnsi="Cambria" w:cs="Arial"/>
           <w:color w:val="000000" w:themeColor="text1"/>
         </w:rPr>
+        <w:lastRenderedPageBreak/>
         <w:t>B</w:t>
       </w:r>
       <w:r>
@@ -10613,17 +11118,8 @@
           <w:rFonts w:ascii="Cambria" w:hAnsi="Cambria" w:cs="Arial"/>
           <w:color w:val="000000" w:themeColor="text1"/>
         </w:rPr>
-        <w:t xml:space="preserve">lug the motor connectors into their corresponding </w:t>
-      </w:r>
-      <w:proofErr w:type="gramStart"/>
-      <w:r>
-        <w:rPr>
-          <w:rFonts w:ascii="Cambria" w:hAnsi="Cambria" w:cs="Arial"/>
-          <w:color w:val="000000" w:themeColor="text1"/>
-        </w:rPr>
-        <w:t>motor</w:t>
-      </w:r>
-      <w:proofErr w:type="gramEnd"/>
+        <w:t>lug the motor connectors into their corresponding motor</w:t>
+      </w:r>
     </w:p>
     <w:p>
       <w:pPr>
@@ -10734,16 +11230,8 @@
         <w:rPr>
           <w:rFonts w:ascii="Cambria" w:hAnsi="Cambria" w:cs="Arial"/>
         </w:rPr>
-        <w:t xml:space="preserve">connector on the </w:t>
-      </w:r>
-      <w:proofErr w:type="gramStart"/>
-      <w:r>
-        <w:rPr>
-          <w:rFonts w:ascii="Cambria" w:hAnsi="Cambria" w:cs="Arial"/>
-        </w:rPr>
-        <w:t>PCB</w:t>
-      </w:r>
-      <w:proofErr w:type="gramEnd"/>
+        <w:t>connector on the PCB</w:t>
+      </w:r>
     </w:p>
     <w:p>
       <w:pPr>
@@ -10856,7 +11344,6 @@
         <w:rPr>
           <w:rFonts w:ascii="Cambria" w:hAnsi="Cambria" w:cs="Arial"/>
         </w:rPr>
-        <w:lastRenderedPageBreak/>
         <w:t xml:space="preserve">Thread the four wires through the slot on the </w:t>
       </w:r>
       <w:r>
@@ -11005,16 +11492,8 @@
         <w:rPr>
           <w:rFonts w:ascii="Cambria" w:hAnsi="Cambria" w:cs="Arial"/>
         </w:rPr>
-        <w:t xml:space="preserve">screws used for the tracking balls into the top </w:t>
-      </w:r>
-      <w:proofErr w:type="gramStart"/>
-      <w:r>
-        <w:rPr>
-          <w:rFonts w:ascii="Cambria" w:hAnsi="Cambria" w:cs="Arial"/>
-        </w:rPr>
-        <w:t>plate</w:t>
-      </w:r>
-      <w:proofErr w:type="gramEnd"/>
+        <w:t>screws used for the tracking balls into the top plate</w:t>
+      </w:r>
     </w:p>
     <w:p>
       <w:pPr>
@@ -11200,16 +11679,8 @@
         <w:rPr>
           <w:rFonts w:ascii="Cambria" w:hAnsi="Cambria" w:cs="Arial"/>
         </w:rPr>
-        <w:t xml:space="preserve">into the </w:t>
-      </w:r>
-      <w:proofErr w:type="gramStart"/>
-      <w:r>
-        <w:rPr>
-          <w:rFonts w:ascii="Cambria" w:hAnsi="Cambria" w:cs="Arial"/>
-        </w:rPr>
-        <w:t>grooves</w:t>
-      </w:r>
-      <w:proofErr w:type="gramEnd"/>
+        <w:t>into the grooves</w:t>
+      </w:r>
     </w:p>
     <w:p>
       <w:pPr>
@@ -11240,16 +11711,8 @@
         <w:rPr>
           <w:rFonts w:ascii="Cambria" w:hAnsi="Cambria" w:cs="Arial"/>
         </w:rPr>
-        <w:t xml:space="preserve"> port on the side of the </w:t>
-      </w:r>
-      <w:proofErr w:type="gramStart"/>
-      <w:r>
-        <w:rPr>
-          <w:rFonts w:ascii="Cambria" w:hAnsi="Cambria" w:cs="Arial"/>
-        </w:rPr>
-        <w:t>PCB</w:t>
-      </w:r>
-      <w:proofErr w:type="gramEnd"/>
+        <w:t xml:space="preserve"> port on the side of the PCB</w:t>
+      </w:r>
     </w:p>
     <w:p>
       <w:pPr>
@@ -11471,7 +11934,7 @@
         </w:rPr>
         <w:t xml:space="preserve">This will require the Gritsbot3/Library folder to be placed in your Arduino libraries and the Arduino IDE set up to work with Teensy 4.0 which can be done following </w:t>
       </w:r>
-      <w:hyperlink r:id="rId35" w:history="1">
+      <w:hyperlink r:id="rId44" w:history="1">
         <w:r>
           <w:rPr>
             <w:rStyle w:val="Hyperlink"/>
@@ -11732,16 +12195,8 @@
         <w:rPr>
           <w:rFonts w:ascii="Cambria" w:hAnsi="Cambria" w:cs="Arial"/>
         </w:rPr>
-        <w:t xml:space="preserve"> for cutting power to the Pi for charging </w:t>
-      </w:r>
-      <w:proofErr w:type="gramStart"/>
-      <w:r>
-        <w:rPr>
-          <w:rFonts w:ascii="Cambria" w:hAnsi="Cambria" w:cs="Arial"/>
-        </w:rPr>
-        <w:t>timeouts</w:t>
-      </w:r>
-      <w:proofErr w:type="gramEnd"/>
+        <w:t xml:space="preserve"> for cutting power to the Pi for charging timeouts</w:t>
+      </w:r>
     </w:p>
     <w:p>
       <w:pPr>
@@ -11853,7 +12308,7 @@
         </w:rPr>
         <w:t xml:space="preserve">BOM: </w:t>
       </w:r>
-      <w:hyperlink r:id="rId36" w:history="1">
+      <w:hyperlink r:id="rId45" w:history="1">
         <w:r>
           <w:rPr>
             <w:rStyle w:val="Hyperlink"/>
@@ -11912,7 +12367,7 @@
         </w:rPr>
         <w:t xml:space="preserve">: </w:t>
       </w:r>
-      <w:hyperlink r:id="rId37" w:history="1">
+      <w:hyperlink r:id="rId46" w:history="1">
         <w:r>
           <w:rPr>
             <w:rStyle w:val="Hyperlink"/>
@@ -11941,7 +12396,7 @@
         </w:rPr>
         <w:t xml:space="preserve"> 2.0 Hardware: </w:t>
       </w:r>
-      <w:hyperlink r:id="rId38" w:history="1">
+      <w:hyperlink r:id="rId47" w:history="1">
         <w:r>
           <w:rPr>
             <w:rStyle w:val="Hyperlink"/>
@@ -12001,7 +12456,7 @@
         </w:rPr>
         <w:t xml:space="preserve"> at Georgia Tech: </w:t>
       </w:r>
-      <w:hyperlink r:id="rId39" w:history="1">
+      <w:hyperlink r:id="rId48" w:history="1">
         <w:r>
           <w:rPr>
             <w:rStyle w:val="Hyperlink"/>
@@ -12019,7 +12474,7 @@
       </w:pPr>
     </w:p>
     <w:sectPr>
-      <w:footerReference w:type="default" r:id="rId40"/>
+      <w:footerReference w:type="default" r:id="rId49"/>
       <w:pgSz w:w="12240" w:h="15840"/>
       <w:pgMar w:top="1440" w:right="1440" w:bottom="1440" w:left="1440" w:header="720" w:footer="720" w:gutter="0"/>
       <w:cols w:space="720"/>
@@ -12031,7 +12486,7 @@
 </file>
 
 <file path=word/endnotes.xml><?xml version="1.0" encoding="utf-8"?>
-<w:endnotes xmlns:wpc="http://schemas.microsoft.com/office/word/2010/wordprocessingCanvas" xmlns:cx="http://schemas.microsoft.com/office/drawing/2014/chartex" xmlns:cx1="http://schemas.microsoft.com/office/drawing/2015/9/8/chartex" xmlns:cx2="http://schemas.microsoft.com/office/drawing/2015/10/21/chartex" xmlns:cx3="http://schemas.microsoft.com/office/drawing/2016/5/9/chartex" xmlns:cx4="http://schemas.microsoft.com/office/drawing/2016/5/10/chartex" xmlns:cx5="http://schemas.microsoft.com/office/drawing/2016/5/11/chartex" xmlns:cx6="http://schemas.microsoft.com/office/drawing/2016/5/12/chartex" xmlns:cx7="http://schemas.microsoft.com/office/drawing/2016/5/13/chartex" xmlns:cx8="http://schemas.microsoft.com/office/drawing/2016/5/14/chartex" xmlns:mc="http://schemas.openxmlformats.org/markup-compatibility/2006" xmlns:aink="http://schemas.microsoft.com/office/drawing/2016/ink" xmlns:am3d="http://schemas.microsoft.com/office/drawing/2017/model3d" xmlns:o="urn:schemas-microsoft-com:office:office" xmlns:oel="http://schemas.microsoft.com/office/2019/extlst" xmlns:r="http://schemas.openxmlformats.org/officeDocument/2006/relationships" xmlns:m="http://schemas.openxmlformats.org/officeDocument/2006/math" xmlns:v="urn:schemas-microsoft-com:vml" xmlns:wp14="http://schemas.microsoft.com/office/word/2010/wordprocessingDrawing" xmlns:wp="http://schemas.openxmlformats.org/drawingml/2006/wordprocessingDrawing" xmlns:w10="urn:schemas-microsoft-com:office:word" xmlns:w="http://schemas.openxmlformats.org/wordprocessingml/2006/main" xmlns:w14="http://schemas.microsoft.com/office/word/2010/wordml" xmlns:w15="http://schemas.microsoft.com/office/word/2012/wordml" xmlns:w16cex="http://schemas.microsoft.com/office/word/2018/wordml/cex" xmlns:w16cid="http://schemas.microsoft.com/office/word/2016/wordml/cid" xmlns:w16="http://schemas.microsoft.com/office/word/2018/wordml" xmlns:w16sdtdh="http://schemas.microsoft.com/office/word/2020/wordml/sdtdatahash" xmlns:w16se="http://schemas.microsoft.com/office/word/2015/wordml/symex" xmlns:wpg="http://schemas.microsoft.com/office/word/2010/wordprocessingGroup" xmlns:wpi="http://schemas.microsoft.com/office/word/2010/wordprocessingInk" xmlns:wne="http://schemas.microsoft.com/office/word/2006/wordml" xmlns:wps="http://schemas.microsoft.com/office/word/2010/wordprocessingShape" mc:Ignorable="w14 w15 w16se w16cid w16 w16cex w16sdtdh wp14">
+<w:endnotes xmlns:wpc="http://schemas.microsoft.com/office/word/2010/wordprocessingCanvas" xmlns:cx="http://schemas.microsoft.com/office/drawing/2014/chartex" xmlns:cx1="http://schemas.microsoft.com/office/drawing/2015/9/8/chartex" xmlns:cx2="http://schemas.microsoft.com/office/drawing/2015/10/21/chartex" xmlns:cx3="http://schemas.microsoft.com/office/drawing/2016/5/9/chartex" xmlns:cx4="http://schemas.microsoft.com/office/drawing/2016/5/10/chartex" xmlns:cx5="http://schemas.microsoft.com/office/drawing/2016/5/11/chartex" xmlns:cx6="http://schemas.microsoft.com/office/drawing/2016/5/12/chartex" xmlns:cx7="http://schemas.microsoft.com/office/drawing/2016/5/13/chartex" xmlns:cx8="http://schemas.microsoft.com/office/drawing/2016/5/14/chartex" xmlns:mc="http://schemas.openxmlformats.org/markup-compatibility/2006" xmlns:aink="http://schemas.microsoft.com/office/drawing/2016/ink" xmlns:am3d="http://schemas.microsoft.com/office/drawing/2017/model3d" xmlns:o="urn:schemas-microsoft-com:office:office" xmlns:oel="http://schemas.microsoft.com/office/2019/extlst" xmlns:r="http://schemas.openxmlformats.org/officeDocument/2006/relationships" xmlns:m="http://schemas.openxmlformats.org/officeDocument/2006/math" xmlns:v="urn:schemas-microsoft-com:vml" xmlns:wp14="http://schemas.microsoft.com/office/word/2010/wordprocessingDrawing" xmlns:wp="http://schemas.openxmlformats.org/drawingml/2006/wordprocessingDrawing" xmlns:w10="urn:schemas-microsoft-com:office:word" xmlns:w="http://schemas.openxmlformats.org/wordprocessingml/2006/main" xmlns:w14="http://schemas.microsoft.com/office/word/2010/wordml" xmlns:w15="http://schemas.microsoft.com/office/word/2012/wordml" xmlns:w16cex="http://schemas.microsoft.com/office/word/2018/wordml/cex" xmlns:w16cid="http://schemas.microsoft.com/office/word/2016/wordml/cid" xmlns:w16="http://schemas.microsoft.com/office/word/2018/wordml" xmlns:w16du="http://schemas.microsoft.com/office/word/2023/wordml/word16du" xmlns:w16sdtdh="http://schemas.microsoft.com/office/word/2020/wordml/sdtdatahash" xmlns:w16se="http://schemas.microsoft.com/office/word/2015/wordml/symex" xmlns:wpg="http://schemas.microsoft.com/office/word/2010/wordprocessingGroup" xmlns:wpi="http://schemas.microsoft.com/office/word/2010/wordprocessingInk" xmlns:wne="http://schemas.microsoft.com/office/word/2006/wordml" xmlns:wps="http://schemas.microsoft.com/office/word/2010/wordprocessingShape" mc:Ignorable="w14 w15 w16se w16cid w16 w16cex w16sdtdh w16du wp14">
   <w:endnote w:type="separator" w:id="-1">
     <w:p>
       <w:pPr>
@@ -12063,7 +12518,7 @@
 </file>
 
 <file path=word/footer1.xml><?xml version="1.0" encoding="utf-8"?>
-<w:ftr xmlns:wpc="http://schemas.microsoft.com/office/word/2010/wordprocessingCanvas" xmlns:cx="http://schemas.microsoft.com/office/drawing/2014/chartex" xmlns:cx1="http://schemas.microsoft.com/office/drawing/2015/9/8/chartex" xmlns:cx2="http://schemas.microsoft.com/office/drawing/2015/10/21/chartex" xmlns:cx3="http://schemas.microsoft.com/office/drawing/2016/5/9/chartex" xmlns:cx4="http://schemas.microsoft.com/office/drawing/2016/5/10/chartex" xmlns:cx5="http://schemas.microsoft.com/office/drawing/2016/5/11/chartex" xmlns:cx6="http://schemas.microsoft.com/office/drawing/2016/5/12/chartex" xmlns:cx7="http://schemas.microsoft.com/office/drawing/2016/5/13/chartex" xmlns:cx8="http://schemas.microsoft.com/office/drawing/2016/5/14/chartex" xmlns:mc="http://schemas.openxmlformats.org/markup-compatibility/2006" xmlns:aink="http://schemas.microsoft.com/office/drawing/2016/ink" xmlns:am3d="http://schemas.microsoft.com/office/drawing/2017/model3d" xmlns:o="urn:schemas-microsoft-com:office:office" xmlns:oel="http://schemas.microsoft.com/office/2019/extlst" xmlns:r="http://schemas.openxmlformats.org/officeDocument/2006/relationships" xmlns:m="http://schemas.openxmlformats.org/officeDocument/2006/math" xmlns:v="urn:schemas-microsoft-com:vml" xmlns:wp14="http://schemas.microsoft.com/office/word/2010/wordprocessingDrawing" xmlns:wp="http://schemas.openxmlformats.org/drawingml/2006/wordprocessingDrawing" xmlns:w10="urn:schemas-microsoft-com:office:word" xmlns:w="http://schemas.openxmlformats.org/wordprocessingml/2006/main" xmlns:w14="http://schemas.microsoft.com/office/word/2010/wordml" xmlns:w15="http://schemas.microsoft.com/office/word/2012/wordml" xmlns:w16cex="http://schemas.microsoft.com/office/word/2018/wordml/cex" xmlns:w16cid="http://schemas.microsoft.com/office/word/2016/wordml/cid" xmlns:w16="http://schemas.microsoft.com/office/word/2018/wordml" xmlns:w16sdtdh="http://schemas.microsoft.com/office/word/2020/wordml/sdtdatahash" xmlns:w16se="http://schemas.microsoft.com/office/word/2015/wordml/symex" xmlns:wpg="http://schemas.microsoft.com/office/word/2010/wordprocessingGroup" xmlns:wpi="http://schemas.microsoft.com/office/word/2010/wordprocessingInk" xmlns:wne="http://schemas.microsoft.com/office/word/2006/wordml" xmlns:wps="http://schemas.microsoft.com/office/word/2010/wordprocessingShape" mc:Ignorable="w14 w15 w16se w16cid w16 w16cex w16sdtdh wp14">
+<w:ftr xmlns:wpc="http://schemas.microsoft.com/office/word/2010/wordprocessingCanvas" xmlns:cx="http://schemas.microsoft.com/office/drawing/2014/chartex" xmlns:cx1="http://schemas.microsoft.com/office/drawing/2015/9/8/chartex" xmlns:cx2="http://schemas.microsoft.com/office/drawing/2015/10/21/chartex" xmlns:cx3="http://schemas.microsoft.com/office/drawing/2016/5/9/chartex" xmlns:cx4="http://schemas.microsoft.com/office/drawing/2016/5/10/chartex" xmlns:cx5="http://schemas.microsoft.com/office/drawing/2016/5/11/chartex" xmlns:cx6="http://schemas.microsoft.com/office/drawing/2016/5/12/chartex" xmlns:cx7="http://schemas.microsoft.com/office/drawing/2016/5/13/chartex" xmlns:cx8="http://schemas.microsoft.com/office/drawing/2016/5/14/chartex" xmlns:mc="http://schemas.openxmlformats.org/markup-compatibility/2006" xmlns:aink="http://schemas.microsoft.com/office/drawing/2016/ink" xmlns:am3d="http://schemas.microsoft.com/office/drawing/2017/model3d" xmlns:o="urn:schemas-microsoft-com:office:office" xmlns:oel="http://schemas.microsoft.com/office/2019/extlst" xmlns:r="http://schemas.openxmlformats.org/officeDocument/2006/relationships" xmlns:m="http://schemas.openxmlformats.org/officeDocument/2006/math" xmlns:v="urn:schemas-microsoft-com:vml" xmlns:wp14="http://schemas.microsoft.com/office/word/2010/wordprocessingDrawing" xmlns:wp="http://schemas.openxmlformats.org/drawingml/2006/wordprocessingDrawing" xmlns:w10="urn:schemas-microsoft-com:office:word" xmlns:w="http://schemas.openxmlformats.org/wordprocessingml/2006/main" xmlns:w14="http://schemas.microsoft.com/office/word/2010/wordml" xmlns:w15="http://schemas.microsoft.com/office/word/2012/wordml" xmlns:w16cex="http://schemas.microsoft.com/office/word/2018/wordml/cex" xmlns:w16cid="http://schemas.microsoft.com/office/word/2016/wordml/cid" xmlns:w16="http://schemas.microsoft.com/office/word/2018/wordml" xmlns:w16du="http://schemas.microsoft.com/office/word/2023/wordml/word16du" xmlns:w16sdtdh="http://schemas.microsoft.com/office/word/2020/wordml/sdtdatahash" xmlns:w16se="http://schemas.microsoft.com/office/word/2015/wordml/symex" xmlns:wpg="http://schemas.microsoft.com/office/word/2010/wordprocessingGroup" xmlns:wpi="http://schemas.microsoft.com/office/word/2010/wordprocessingInk" xmlns:wne="http://schemas.microsoft.com/office/word/2006/wordml" xmlns:wps="http://schemas.microsoft.com/office/word/2010/wordprocessingShape" mc:Ignorable="w14 w15 w16se w16cid w16 w16cex w16sdtdh w16du wp14">
   <w:sdt>
     <w:sdtPr>
       <w:id w:val="-1809005032"/>
@@ -12131,7 +12586,7 @@
 </file>
 
 <file path=word/footnotes.xml><?xml version="1.0" encoding="utf-8"?>
-<w:footnotes xmlns:wpc="http://schemas.microsoft.com/office/word/2010/wordprocessingCanvas" xmlns:cx="http://schemas.microsoft.com/office/drawing/2014/chartex" xmlns:cx1="http://schemas.microsoft.com/office/drawing/2015/9/8/chartex" xmlns:cx2="http://schemas.microsoft.com/office/drawing/2015/10/21/chartex" xmlns:cx3="http://schemas.microsoft.com/office/drawing/2016/5/9/chartex" xmlns:cx4="http://schemas.microsoft.com/office/drawing/2016/5/10/chartex" xmlns:cx5="http://schemas.microsoft.com/office/drawing/2016/5/11/chartex" xmlns:cx6="http://schemas.microsoft.com/office/drawing/2016/5/12/chartex" xmlns:cx7="http://schemas.microsoft.com/office/drawing/2016/5/13/chartex" xmlns:cx8="http://schemas.microsoft.com/office/drawing/2016/5/14/chartex" xmlns:mc="http://schemas.openxmlformats.org/markup-compatibility/2006" xmlns:aink="http://schemas.microsoft.com/office/drawing/2016/ink" xmlns:am3d="http://schemas.microsoft.com/office/drawing/2017/model3d" xmlns:o="urn:schemas-microsoft-com:office:office" xmlns:oel="http://schemas.microsoft.com/office/2019/extlst" xmlns:r="http://schemas.openxmlformats.org/officeDocument/2006/relationships" xmlns:m="http://schemas.openxmlformats.org/officeDocument/2006/math" xmlns:v="urn:schemas-microsoft-com:vml" xmlns:wp14="http://schemas.microsoft.com/office/word/2010/wordprocessingDrawing" xmlns:wp="http://schemas.openxmlformats.org/drawingml/2006/wordprocessingDrawing" xmlns:w10="urn:schemas-microsoft-com:office:word" xmlns:w="http://schemas.openxmlformats.org/wordprocessingml/2006/main" xmlns:w14="http://schemas.microsoft.com/office/word/2010/wordml" xmlns:w15="http://schemas.microsoft.com/office/word/2012/wordml" xmlns:w16cex="http://schemas.microsoft.com/office/word/2018/wordml/cex" xmlns:w16cid="http://schemas.microsoft.com/office/word/2016/wordml/cid" xmlns:w16="http://schemas.microsoft.com/office/word/2018/wordml" xmlns:w16sdtdh="http://schemas.microsoft.com/office/word/2020/wordml/sdtdatahash" xmlns:w16se="http://schemas.microsoft.com/office/word/2015/wordml/symex" xmlns:wpg="http://schemas.microsoft.com/office/word/2010/wordprocessingGroup" xmlns:wpi="http://schemas.microsoft.com/office/word/2010/wordprocessingInk" xmlns:wne="http://schemas.microsoft.com/office/word/2006/wordml" xmlns:wps="http://schemas.microsoft.com/office/word/2010/wordprocessingShape" mc:Ignorable="w14 w15 w16se w16cid w16 w16cex w16sdtdh wp14">
+<w:footnotes xmlns:wpc="http://schemas.microsoft.com/office/word/2010/wordprocessingCanvas" xmlns:cx="http://schemas.microsoft.com/office/drawing/2014/chartex" xmlns:cx1="http://schemas.microsoft.com/office/drawing/2015/9/8/chartex" xmlns:cx2="http://schemas.microsoft.com/office/drawing/2015/10/21/chartex" xmlns:cx3="http://schemas.microsoft.com/office/drawing/2016/5/9/chartex" xmlns:cx4="http://schemas.microsoft.com/office/drawing/2016/5/10/chartex" xmlns:cx5="http://schemas.microsoft.com/office/drawing/2016/5/11/chartex" xmlns:cx6="http://schemas.microsoft.com/office/drawing/2016/5/12/chartex" xmlns:cx7="http://schemas.microsoft.com/office/drawing/2016/5/13/chartex" xmlns:cx8="http://schemas.microsoft.com/office/drawing/2016/5/14/chartex" xmlns:mc="http://schemas.openxmlformats.org/markup-compatibility/2006" xmlns:aink="http://schemas.microsoft.com/office/drawing/2016/ink" xmlns:am3d="http://schemas.microsoft.com/office/drawing/2017/model3d" xmlns:o="urn:schemas-microsoft-com:office:office" xmlns:oel="http://schemas.microsoft.com/office/2019/extlst" xmlns:r="http://schemas.openxmlformats.org/officeDocument/2006/relationships" xmlns:m="http://schemas.openxmlformats.org/officeDocument/2006/math" xmlns:v="urn:schemas-microsoft-com:vml" xmlns:wp14="http://schemas.microsoft.com/office/word/2010/wordprocessingDrawing" xmlns:wp="http://schemas.openxmlformats.org/drawingml/2006/wordprocessingDrawing" xmlns:w10="urn:schemas-microsoft-com:office:word" xmlns:w="http://schemas.openxmlformats.org/wordprocessingml/2006/main" xmlns:w14="http://schemas.microsoft.com/office/word/2010/wordml" xmlns:w15="http://schemas.microsoft.com/office/word/2012/wordml" xmlns:w16cex="http://schemas.microsoft.com/office/word/2018/wordml/cex" xmlns:w16cid="http://schemas.microsoft.com/office/word/2016/wordml/cid" xmlns:w16="http://schemas.microsoft.com/office/word/2018/wordml" xmlns:w16du="http://schemas.microsoft.com/office/word/2023/wordml/word16du" xmlns:w16sdtdh="http://schemas.microsoft.com/office/word/2020/wordml/sdtdatahash" xmlns:w16se="http://schemas.microsoft.com/office/word/2015/wordml/symex" xmlns:wpg="http://schemas.microsoft.com/office/word/2010/wordprocessingGroup" xmlns:wpi="http://schemas.microsoft.com/office/word/2010/wordprocessingInk" xmlns:wne="http://schemas.microsoft.com/office/word/2006/wordml" xmlns:wps="http://schemas.microsoft.com/office/word/2010/wordprocessingShape" mc:Ignorable="w14 w15 w16se w16cid w16 w16cex w16sdtdh w16du wp14">
   <w:footnote w:type="separator" w:id="-1">
     <w:p>
       <w:pPr>
@@ -12163,7 +12618,7 @@
 </file>
 
 <file path=word/numbering.xml><?xml version="1.0" encoding="utf-8"?>
-<w:numbering xmlns:wpc="http://schemas.microsoft.com/office/word/2010/wordprocessingCanvas" xmlns:cx="http://schemas.microsoft.com/office/drawing/2014/chartex" xmlns:cx1="http://schemas.microsoft.com/office/drawing/2015/9/8/chartex" xmlns:cx2="http://schemas.microsoft.com/office/drawing/2015/10/21/chartex" xmlns:cx3="http://schemas.microsoft.com/office/drawing/2016/5/9/chartex" xmlns:cx4="http://schemas.microsoft.com/office/drawing/2016/5/10/chartex" xmlns:cx5="http://schemas.microsoft.com/office/drawing/2016/5/11/chartex" xmlns:cx6="http://schemas.microsoft.com/office/drawing/2016/5/12/chartex" xmlns:cx7="http://schemas.microsoft.com/office/drawing/2016/5/13/chartex" xmlns:cx8="http://schemas.microsoft.com/office/drawing/2016/5/14/chartex" xmlns:mc="http://schemas.openxmlformats.org/markup-compatibility/2006" xmlns:aink="http://schemas.microsoft.com/office/drawing/2016/ink" xmlns:am3d="http://schemas.microsoft.com/office/drawing/2017/model3d" xmlns:o="urn:schemas-microsoft-com:office:office" xmlns:oel="http://schemas.microsoft.com/office/2019/extlst" xmlns:r="http://schemas.openxmlformats.org/officeDocument/2006/relationships" xmlns:m="http://schemas.openxmlformats.org/officeDocument/2006/math" xmlns:v="urn:schemas-microsoft-com:vml" xmlns:wp14="http://schemas.microsoft.com/office/word/2010/wordprocessingDrawing" xmlns:wp="http://schemas.openxmlformats.org/drawingml/2006/wordprocessingDrawing" xmlns:w10="urn:schemas-microsoft-com:office:word" xmlns:w="http://schemas.openxmlformats.org/wordprocessingml/2006/main" xmlns:w14="http://schemas.microsoft.com/office/word/2010/wordml" xmlns:w15="http://schemas.microsoft.com/office/word/2012/wordml" xmlns:w16cex="http://schemas.microsoft.com/office/word/2018/wordml/cex" xmlns:w16cid="http://schemas.microsoft.com/office/word/2016/wordml/cid" xmlns:w16="http://schemas.microsoft.com/office/word/2018/wordml" xmlns:w16sdtdh="http://schemas.microsoft.com/office/word/2020/wordml/sdtdatahash" xmlns:w16se="http://schemas.microsoft.com/office/word/2015/wordml/symex" xmlns:wpg="http://schemas.microsoft.com/office/word/2010/wordprocessingGroup" xmlns:wpi="http://schemas.microsoft.com/office/word/2010/wordprocessingInk" xmlns:wne="http://schemas.microsoft.com/office/word/2006/wordml" xmlns:wps="http://schemas.microsoft.com/office/word/2010/wordprocessingShape" mc:Ignorable="w14 w15 w16se w16cid w16 w16cex w16sdtdh wp14">
+<w:numbering xmlns:wpc="http://schemas.microsoft.com/office/word/2010/wordprocessingCanvas" xmlns:cx="http://schemas.microsoft.com/office/drawing/2014/chartex" xmlns:cx1="http://schemas.microsoft.com/office/drawing/2015/9/8/chartex" xmlns:cx2="http://schemas.microsoft.com/office/drawing/2015/10/21/chartex" xmlns:cx3="http://schemas.microsoft.com/office/drawing/2016/5/9/chartex" xmlns:cx4="http://schemas.microsoft.com/office/drawing/2016/5/10/chartex" xmlns:cx5="http://schemas.microsoft.com/office/drawing/2016/5/11/chartex" xmlns:cx6="http://schemas.microsoft.com/office/drawing/2016/5/12/chartex" xmlns:cx7="http://schemas.microsoft.com/office/drawing/2016/5/13/chartex" xmlns:cx8="http://schemas.microsoft.com/office/drawing/2016/5/14/chartex" xmlns:mc="http://schemas.openxmlformats.org/markup-compatibility/2006" xmlns:aink="http://schemas.microsoft.com/office/drawing/2016/ink" xmlns:am3d="http://schemas.microsoft.com/office/drawing/2017/model3d" xmlns:o="urn:schemas-microsoft-com:office:office" xmlns:oel="http://schemas.microsoft.com/office/2019/extlst" xmlns:r="http://schemas.openxmlformats.org/officeDocument/2006/relationships" xmlns:m="http://schemas.openxmlformats.org/officeDocument/2006/math" xmlns:v="urn:schemas-microsoft-com:vml" xmlns:wp14="http://schemas.microsoft.com/office/word/2010/wordprocessingDrawing" xmlns:wp="http://schemas.openxmlformats.org/drawingml/2006/wordprocessingDrawing" xmlns:w10="urn:schemas-microsoft-com:office:word" xmlns:w="http://schemas.openxmlformats.org/wordprocessingml/2006/main" xmlns:w14="http://schemas.microsoft.com/office/word/2010/wordml" xmlns:w15="http://schemas.microsoft.com/office/word/2012/wordml" xmlns:w16cex="http://schemas.microsoft.com/office/word/2018/wordml/cex" xmlns:w16cid="http://schemas.microsoft.com/office/word/2016/wordml/cid" xmlns:w16="http://schemas.microsoft.com/office/word/2018/wordml" xmlns:w16du="http://schemas.microsoft.com/office/word/2023/wordml/word16du" xmlns:w16sdtdh="http://schemas.microsoft.com/office/word/2020/wordml/sdtdatahash" xmlns:w16se="http://schemas.microsoft.com/office/word/2015/wordml/symex" xmlns:wpg="http://schemas.microsoft.com/office/word/2010/wordprocessingGroup" xmlns:wpi="http://schemas.microsoft.com/office/word/2010/wordprocessingInk" xmlns:wne="http://schemas.microsoft.com/office/word/2006/wordml" xmlns:wps="http://schemas.microsoft.com/office/word/2010/wordprocessingShape" mc:Ignorable="w14 w15 w16se w16cid w16 w16cex w16sdtdh w16du wp14">
   <w:abstractNum w:abstractNumId="0" w15:restartNumberingAfterBreak="0">
     <w:nsid w:val="3C51261C"/>
     <w:multiLevelType w:val="hybridMultilevel"/>
@@ -12492,7 +12947,7 @@
 </file>
 
 <file path=word/styles.xml><?xml version="1.0" encoding="utf-8"?>
-<w:styles xmlns:mc="http://schemas.openxmlformats.org/markup-compatibility/2006" xmlns:r="http://schemas.openxmlformats.org/officeDocument/2006/relationships" xmlns:w="http://schemas.openxmlformats.org/wordprocessingml/2006/main" xmlns:w14="http://schemas.microsoft.com/office/word/2010/wordml" xmlns:w15="http://schemas.microsoft.com/office/word/2012/wordml" xmlns:w16cex="http://schemas.microsoft.com/office/word/2018/wordml/cex" xmlns:w16cid="http://schemas.microsoft.com/office/word/2016/wordml/cid" xmlns:w16="http://schemas.microsoft.com/office/word/2018/wordml" xmlns:w16sdtdh="http://schemas.microsoft.com/office/word/2020/wordml/sdtdatahash" xmlns:w16se="http://schemas.microsoft.com/office/word/2015/wordml/symex" mc:Ignorable="w14 w15 w16se w16cid w16 w16cex w16sdtdh">
+<w:styles xmlns:mc="http://schemas.openxmlformats.org/markup-compatibility/2006" xmlns:r="http://schemas.openxmlformats.org/officeDocument/2006/relationships" xmlns:w="http://schemas.openxmlformats.org/wordprocessingml/2006/main" xmlns:w14="http://schemas.microsoft.com/office/word/2010/wordml" xmlns:w15="http://schemas.microsoft.com/office/word/2012/wordml" xmlns:w16cex="http://schemas.microsoft.com/office/word/2018/wordml/cex" xmlns:w16cid="http://schemas.microsoft.com/office/word/2016/wordml/cid" xmlns:w16="http://schemas.microsoft.com/office/word/2018/wordml" xmlns:w16du="http://schemas.microsoft.com/office/word/2023/wordml/word16du" xmlns:w16sdtdh="http://schemas.microsoft.com/office/word/2020/wordml/sdtdatahash" xmlns:w16se="http://schemas.microsoft.com/office/word/2015/wordml/symex" mc:Ignorable="w14 w15 w16se w16cid w16 w16cex w16sdtdh w16du">
   <w:docDefaults>
     <w:rPrDefault>
       <w:rPr>
@@ -12958,7 +13413,6 @@
   <w:style w:type="character" w:default="1" w:styleId="DefaultParagraphFont">
     <w:name w:val="Default Paragraph Font"/>
     <w:uiPriority w:val="1"/>
-    <w:semiHidden/>
     <w:unhideWhenUsed/>
   </w:style>
   <w:style w:type="table" w:default="1" w:styleId="TableNormal">
